--- a/documentacao/arquivos/principal/LabMedSys - Modulo Principal - Resumo Executivo.docx
+++ b/documentacao/arquivos/principal/LabMedSys - Modulo Principal - Resumo Executivo.docx
@@ -4,3427 +4,36 @@
   <w:body>
     <w:p>
       <w:pPr>
-        <w:rPr>
-          <w:b/>
-          <w:sz w:val="36"/>
-          <w:szCs w:val="36"/>
-        </w:rPr>
-      </w:pPr>
-      <w:bookmarkStart w:id="0" w:name="_Hlk166535047"/>
-    </w:p>
-    <w:p>
-      <w:pPr>
-        <w:rPr>
-          <w:b/>
-          <w:sz w:val="36"/>
-          <w:szCs w:val="36"/>
-        </w:rPr>
-      </w:pPr>
-    </w:p>
-    <w:p>
-      <w:pPr>
-        <w:rPr>
-          <w:b/>
-          <w:sz w:val="36"/>
-          <w:szCs w:val="36"/>
-        </w:rPr>
-      </w:pPr>
-    </w:p>
-    <w:p>
-      <w:pPr>
-        <w:rPr>
-          <w:b/>
-          <w:sz w:val="36"/>
-          <w:szCs w:val="36"/>
-        </w:rPr>
-      </w:pPr>
-    </w:p>
-    <w:p>
-      <w:pPr>
-        <w:rPr>
-          <w:sz w:val="40"/>
-          <w:szCs w:val="40"/>
-        </w:rPr>
-      </w:pPr>
-      <w:bookmarkStart w:id="1" w:name="_heading=h.gjdgxs"/>
-      <w:bookmarkEnd w:id="1"/>
-    </w:p>
-    <w:p>
-      <w:pPr>
-        <w:jc w:val="center"/>
-        <w:rPr>
-          <w:sz w:val="56"/>
-          <w:szCs w:val="56"/>
-        </w:rPr>
-      </w:pPr>
-      <w:bookmarkStart w:id="2" w:name="_heading=h.30j0zll"/>
-      <w:bookmarkEnd w:id="2"/>
+        <w:spacing w:before="0" w:after="60"/>
+      </w:pPr>
       <w:r>
         <w:rPr>
           <w:b/>
-          <w:sz w:val="56"/>
-          <w:szCs w:val="56"/>
+          <w:bCs/>
+          <w:sz w:val="32"/>
+          <w:szCs w:val="32"/>
         </w:rPr>
-        <w:t>LabMedSys</w:t>
+        <w:t xml:space="preserve">Resumo do Módulo</w:t>
       </w:r>
     </w:p>
     <w:p>
       <w:pPr>
-        <w:jc w:val="center"/>
-        <w:rPr>
-          <w:b/>
-          <w:sz w:val="40"/>
-          <w:szCs w:val="40"/>
-        </w:rPr>
-      </w:pPr>
-    </w:p>
-    <w:p>
-      <w:pPr>
-        <w:jc w:val="center"/>
-        <w:rPr>
-          <w:b/>
-          <w:sz w:val="40"/>
-          <w:szCs w:val="40"/>
-        </w:rPr>
-      </w:pPr>
-    </w:p>
-    <w:p>
-      <w:pPr>
-        <w:jc w:val="center"/>
-        <w:rPr>
-          <w:b/>
-          <w:sz w:val="40"/>
-          <w:szCs w:val="40"/>
-        </w:rPr>
-      </w:pPr>
-    </w:p>
-    <w:p>
-      <w:pPr>
-        <w:jc w:val="center"/>
-        <w:rPr>
-          <w:b/>
-          <w:sz w:val="40"/>
-          <w:szCs w:val="40"/>
-        </w:rPr>
-      </w:pPr>
-    </w:p>
-    <w:p>
-      <w:pPr>
-        <w:jc w:val="center"/>
-        <w:rPr>
-          <w:b/>
-          <w:sz w:val="40"/>
-          <w:szCs w:val="40"/>
-        </w:rPr>
-      </w:pPr>
-    </w:p>
-    <w:p>
-      <w:pPr>
-        <w:jc w:val="center"/>
-        <w:rPr>
-          <w:b/>
-          <w:sz w:val="40"/>
-          <w:szCs w:val="40"/>
-        </w:rPr>
-      </w:pPr>
-    </w:p>
-    <w:p>
-      <w:pPr>
-        <w:jc w:val="center"/>
-        <w:rPr>
-          <w:b/>
-          <w:sz w:val="40"/>
-          <w:szCs w:val="40"/>
-        </w:rPr>
-      </w:pPr>
-    </w:p>
-    <w:p>
-      <w:pPr>
-        <w:pStyle w:val="titulo"/>
-        <w:spacing w:before="0" w:after="0" w:line="360" w:lineRule="auto"/>
-      </w:pPr>
-    </w:p>
-    <w:p>
-      <w:pPr>
-        <w:spacing w:before="0" w:after="0" w:line="360" w:lineRule="auto"/>
-        <w:jc w:val="right"/>
-        <w:rPr>
-          <w:rFonts w:cs="Arial"/>
-          <w:b/>
-          <w:bCs/>
-          <w:sz w:val="36"/>
-          <w:szCs w:val="36"/>
-        </w:rPr>
-      </w:pPr>
-    </w:p>
-    <w:p>
-      <w:pPr>
-        <w:spacing w:before="0" w:after="0" w:line="360" w:lineRule="auto"/>
-        <w:jc w:val="right"/>
-      </w:pPr>
-    </w:p>
-    <w:p>
-      <w:pPr>
-        <w:spacing w:before="0" w:after="0" w:line="360" w:lineRule="auto"/>
-        <w:rPr>
-          <w:rFonts w:cs="Arial"/>
-          <w:b/>
-          <w:bCs/>
-          <w:sz w:val="36"/>
-          <w:szCs w:val="36"/>
-        </w:rPr>
-      </w:pPr>
-    </w:p>
-    <w:p>
-      <w:pPr>
-        <w:pStyle w:val="sistema"/>
-        <w:spacing w:after="0" w:line="360" w:lineRule="auto"/>
+        <w:pBdr>
+          <w:bottom w:val="single" w:sz="8" w:space="4" w:color="808080"/>
+        </w:pBdr>
+        <w:spacing w:before="0" w:after="160"/>
       </w:pPr>
       <w:r>
         <w:rPr>
-          <w:i w:val="0"/>
-          <w:szCs w:val="36"/>
+          <w:color w:val="595959"/>
+          <w:szCs w:val="20"/>
         </w:rPr>
-        <w:t>Módulo Principal</w:t>
+        <w:t xml:space="preserve">LabMedSys · Módulo Principal · 18/10/2026 · André Nardacci · documento versão 1.1</w:t>
       </w:r>
     </w:p>
     <w:p>
       <w:pPr>
-        <w:pStyle w:val="sistema"/>
-        <w:spacing w:after="0" w:line="360" w:lineRule="auto"/>
-      </w:pPr>
-      <w:r>
-        <w:rPr>
-          <w:i w:val="0"/>
-          <w:szCs w:val="36"/>
-        </w:rPr>
-        <w:t>Resumo do módulo</w:t>
-      </w:r>
-    </w:p>
-    <w:p>
-      <w:pPr>
-        <w:pStyle w:val="versao"/>
-        <w:spacing w:line="360" w:lineRule="auto"/>
-      </w:pPr>
-      <w:r>
-        <w:rPr>
-          <w:sz w:val="36"/>
-          <w:szCs w:val="36"/>
-        </w:rPr>
-        <w:t xml:space="preserve">Versão </w:t>
-      </w:r>
-      <w:r>
-        <w:rPr>
-          <w:iCs/>
-          <w:sz w:val="36"/>
-          <w:szCs w:val="36"/>
-        </w:rPr>
-        <w:t>1.0</w:t>
-      </w:r>
-    </w:p>
-    <w:p/>
-    <w:p/>
-    <w:p/>
-    <w:p/>
-    <w:p/>
-    <w:p/>
-    <w:p/>
-    <w:p/>
-    <w:p/>
-    <w:p/>
-    <w:p>
-      <w:pPr>
-        <w:jc w:val="center"/>
-        <w:rPr>
-          <w:rFonts w:eastAsia="Arial" w:cs="Arial"/>
-          <w:b/>
-        </w:rPr>
-      </w:pPr>
-      <w:r>
-        <w:rPr>
-          <w:rFonts w:eastAsia="Arial" w:cs="Arial"/>
-          <w:b/>
-        </w:rPr>
-        <w:lastRenderedPageBreak/>
-        <w:t xml:space="preserve">Histórico de </w:t>
-      </w:r>
-      <w:r>
-        <w:rPr>
-          <w:rFonts w:eastAsia="Arial" w:cs="Arial"/>
-          <w:b/>
-        </w:rPr>
-        <w:t xml:space="preserve">Revisão e </w:t>
-      </w:r>
-      <w:r>
-        <w:rPr>
-          <w:rFonts w:eastAsia="Arial" w:cs="Arial"/>
-          <w:b/>
-        </w:rPr>
-        <w:t>E</w:t>
-      </w:r>
-      <w:r>
-        <w:rPr>
-          <w:rFonts w:eastAsia="Arial" w:cs="Arial"/>
-          <w:b/>
-        </w:rPr>
-        <w:t>nvolvidos</w:t>
-      </w:r>
-    </w:p>
-    <w:p>
-      <w:pPr>
-        <w:jc w:val="center"/>
-      </w:pPr>
-    </w:p>
-    <w:tbl>
-      <w:tblPr>
-        <w:tblW w:w="8760" w:type="dxa"/>
-        <w:tblBorders>
-          <w:top w:val="single" w:sz="4" w:space="0" w:color="000000"/>
-          <w:left w:val="single" w:sz="4" w:space="0" w:color="000000"/>
-          <w:bottom w:val="single" w:sz="4" w:space="0" w:color="000000"/>
-          <w:right w:val="single" w:sz="4" w:space="0" w:color="000000"/>
-          <w:insideH w:val="single" w:sz="4" w:space="0" w:color="000000"/>
-          <w:insideV w:val="single" w:sz="4" w:space="0" w:color="000000"/>
-        </w:tblBorders>
-        <w:tblLayout w:type="fixed"/>
-        <w:tblLook w:val="0400" w:firstRow="0" w:lastRow="0" w:firstColumn="0" w:lastColumn="0" w:noHBand="0" w:noVBand="1"/>
-      </w:tblPr>
-      <w:tblGrid>
-        <w:gridCol w:w="2638"/>
-        <w:gridCol w:w="2575"/>
-        <w:gridCol w:w="3547"/>
-      </w:tblGrid>
-      <w:tr>
-        <w:trPr>
-          <w:trHeight w:val="349"/>
-        </w:trPr>
-        <w:tc>
-          <w:tcPr>
-            <w:tcW w:w="2638" w:type="dxa"/>
-            <w:tcBorders>
-              <w:top w:val="single" w:sz="4" w:space="0" w:color="000000"/>
-              <w:left w:val="single" w:sz="4" w:space="0" w:color="000000"/>
-              <w:bottom w:val="single" w:sz="4" w:space="0" w:color="000000"/>
-              <w:right w:val="single" w:sz="4" w:space="0" w:color="000000"/>
-            </w:tcBorders>
-            <w:shd w:val="clear" w:color="auto" w:fill="BFBFBF"/>
-            <w:vAlign w:val="center"/>
-            <w:hideMark/>
-          </w:tcPr>
-          <w:p>
-            <w:pPr>
-              <w:jc w:val="center"/>
-              <w:rPr>
-                <w:b/>
-                <w:color w:val="000000"/>
-                <w:szCs w:val="20"/>
-              </w:rPr>
-            </w:pPr>
-            <w:r>
-              <w:rPr>
-                <w:b/>
-                <w:color w:val="000000"/>
-                <w:szCs w:val="20"/>
-              </w:rPr>
-              <w:t>Nome</w:t>
-            </w:r>
-          </w:p>
-        </w:tc>
-        <w:tc>
-          <w:tcPr>
-            <w:tcW w:w="2575" w:type="dxa"/>
-            <w:tcBorders>
-              <w:top w:val="single" w:sz="4" w:space="0" w:color="000000"/>
-              <w:left w:val="single" w:sz="4" w:space="0" w:color="000000"/>
-              <w:bottom w:val="single" w:sz="4" w:space="0" w:color="000000"/>
-              <w:right w:val="single" w:sz="4" w:space="0" w:color="000000"/>
-            </w:tcBorders>
-            <w:shd w:val="clear" w:color="auto" w:fill="BFBFBF"/>
-            <w:vAlign w:val="center"/>
-            <w:hideMark/>
-          </w:tcPr>
-          <w:p>
-            <w:pPr>
-              <w:jc w:val="center"/>
-              <w:rPr>
-                <w:b/>
-                <w:color w:val="000000"/>
-                <w:szCs w:val="20"/>
-              </w:rPr>
-            </w:pPr>
-            <w:r>
-              <w:rPr>
-                <w:b/>
-                <w:color w:val="000000"/>
-                <w:szCs w:val="20"/>
-              </w:rPr>
-              <w:t>Função</w:t>
-            </w:r>
-          </w:p>
-        </w:tc>
-        <w:tc>
-          <w:tcPr>
-            <w:tcW w:w="3547" w:type="dxa"/>
-            <w:tcBorders>
-              <w:top w:val="single" w:sz="4" w:space="0" w:color="000000"/>
-              <w:left w:val="single" w:sz="4" w:space="0" w:color="000000"/>
-              <w:bottom w:val="single" w:sz="4" w:space="0" w:color="000000"/>
-              <w:right w:val="single" w:sz="4" w:space="0" w:color="000000"/>
-            </w:tcBorders>
-            <w:shd w:val="clear" w:color="auto" w:fill="BFBFBF"/>
-            <w:vAlign w:val="center"/>
-            <w:hideMark/>
-          </w:tcPr>
-          <w:p>
-            <w:pPr>
-              <w:jc w:val="center"/>
-              <w:rPr>
-                <w:b/>
-                <w:color w:val="000000"/>
-                <w:szCs w:val="20"/>
-              </w:rPr>
-            </w:pPr>
-            <w:r>
-              <w:rPr>
-                <w:b/>
-                <w:color w:val="000000"/>
-                <w:szCs w:val="20"/>
-              </w:rPr>
-              <w:t>Contato</w:t>
-            </w:r>
-          </w:p>
-        </w:tc>
-      </w:tr>
-      <w:tr>
-        <w:trPr>
-          <w:trHeight w:val="421"/>
-        </w:trPr>
-        <w:tc>
-          <w:tcPr>
-            <w:tcW w:w="2638" w:type="dxa"/>
-            <w:tcBorders>
-              <w:top w:val="single" w:sz="4" w:space="0" w:color="000000"/>
-              <w:left w:val="single" w:sz="4" w:space="0" w:color="000000"/>
-              <w:bottom w:val="single" w:sz="4" w:space="0" w:color="000000"/>
-              <w:right w:val="single" w:sz="4" w:space="0" w:color="000000"/>
-            </w:tcBorders>
-            <w:vAlign w:val="center"/>
-          </w:tcPr>
-          <w:p>
-            <w:pPr>
-              <w:jc w:val="center"/>
-              <w:rPr>
-                <w:color w:val="000000" w:themeColor="text1"/>
-                <w:szCs w:val="20"/>
-              </w:rPr>
-            </w:pPr>
-            <w:r>
-              <w:rPr>
-                <w:color w:val="000000" w:themeColor="text1"/>
-                <w:szCs w:val="20"/>
-              </w:rPr>
-              <w:t xml:space="preserve">Rogério </w:t>
-            </w:r>
-          </w:p>
-        </w:tc>
-        <w:tc>
-          <w:tcPr>
-            <w:tcW w:w="2575" w:type="dxa"/>
-            <w:tcBorders>
-              <w:top w:val="single" w:sz="4" w:space="0" w:color="000000"/>
-              <w:left w:val="single" w:sz="4" w:space="0" w:color="000000"/>
-              <w:bottom w:val="single" w:sz="4" w:space="0" w:color="000000"/>
-              <w:right w:val="single" w:sz="4" w:space="0" w:color="000000"/>
-            </w:tcBorders>
-            <w:vAlign w:val="center"/>
-            <w:hideMark/>
-          </w:tcPr>
-          <w:p>
-            <w:pPr>
-              <w:jc w:val="center"/>
-              <w:rPr>
-                <w:color w:val="000000" w:themeColor="text1"/>
-                <w:szCs w:val="20"/>
-              </w:rPr>
-            </w:pPr>
-          </w:p>
-        </w:tc>
-        <w:tc>
-          <w:tcPr>
-            <w:tcW w:w="3547" w:type="dxa"/>
-            <w:tcBorders>
-              <w:top w:val="single" w:sz="4" w:space="0" w:color="000000"/>
-              <w:left w:val="single" w:sz="4" w:space="0" w:color="000000"/>
-              <w:bottom w:val="single" w:sz="4" w:space="0" w:color="000000"/>
-              <w:right w:val="single" w:sz="4" w:space="0" w:color="000000"/>
-            </w:tcBorders>
-            <w:vAlign w:val="center"/>
-            <w:hideMark/>
-          </w:tcPr>
-          <w:p>
-            <w:pPr>
-              <w:jc w:val="center"/>
-              <w:rPr>
-                <w:color w:val="000000" w:themeColor="text1"/>
-                <w:szCs w:val="20"/>
-              </w:rPr>
-            </w:pPr>
-          </w:p>
-        </w:tc>
-      </w:tr>
-      <w:tr>
-        <w:trPr>
-          <w:trHeight w:val="421"/>
-        </w:trPr>
-        <w:tc>
-          <w:tcPr>
-            <w:tcW w:w="2638" w:type="dxa"/>
-            <w:tcBorders>
-              <w:top w:val="single" w:sz="4" w:space="0" w:color="000000"/>
-              <w:left w:val="single" w:sz="4" w:space="0" w:color="000000"/>
-              <w:bottom w:val="single" w:sz="4" w:space="0" w:color="000000"/>
-              <w:right w:val="single" w:sz="4" w:space="0" w:color="000000"/>
-            </w:tcBorders>
-            <w:vAlign w:val="center"/>
-          </w:tcPr>
-          <w:p>
-            <w:pPr>
-              <w:jc w:val="center"/>
-              <w:rPr>
-                <w:color w:val="000000" w:themeColor="text1"/>
-                <w:szCs w:val="20"/>
-              </w:rPr>
-            </w:pPr>
-            <w:r>
-              <w:rPr>
-                <w:color w:val="000000" w:themeColor="text1"/>
-                <w:szCs w:val="20"/>
-              </w:rPr>
-              <w:t>Lúcia</w:t>
-            </w:r>
-          </w:p>
-        </w:tc>
-        <w:tc>
-          <w:tcPr>
-            <w:tcW w:w="2575" w:type="dxa"/>
-            <w:tcBorders>
-              <w:top w:val="single" w:sz="4" w:space="0" w:color="000000"/>
-              <w:left w:val="single" w:sz="4" w:space="0" w:color="000000"/>
-              <w:bottom w:val="single" w:sz="4" w:space="0" w:color="000000"/>
-              <w:right w:val="single" w:sz="4" w:space="0" w:color="000000"/>
-            </w:tcBorders>
-            <w:vAlign w:val="center"/>
-          </w:tcPr>
-          <w:p>
-            <w:pPr>
-              <w:jc w:val="center"/>
-              <w:rPr>
-                <w:color w:val="000000" w:themeColor="text1"/>
-                <w:szCs w:val="20"/>
-              </w:rPr>
-            </w:pPr>
-          </w:p>
-        </w:tc>
-        <w:tc>
-          <w:tcPr>
-            <w:tcW w:w="3547" w:type="dxa"/>
-            <w:tcBorders>
-              <w:top w:val="single" w:sz="4" w:space="0" w:color="000000"/>
-              <w:left w:val="single" w:sz="4" w:space="0" w:color="000000"/>
-              <w:bottom w:val="single" w:sz="4" w:space="0" w:color="000000"/>
-              <w:right w:val="single" w:sz="4" w:space="0" w:color="000000"/>
-            </w:tcBorders>
-            <w:vAlign w:val="center"/>
-          </w:tcPr>
-          <w:p>
-            <w:pPr>
-              <w:jc w:val="center"/>
-              <w:rPr>
-                <w:color w:val="000000" w:themeColor="text1"/>
-                <w:szCs w:val="20"/>
-              </w:rPr>
-            </w:pPr>
-          </w:p>
-        </w:tc>
-      </w:tr>
-      <w:tr>
-        <w:trPr>
-          <w:trHeight w:val="421"/>
-        </w:trPr>
-        <w:tc>
-          <w:tcPr>
-            <w:tcW w:w="2638" w:type="dxa"/>
-            <w:tcBorders>
-              <w:top w:val="single" w:sz="4" w:space="0" w:color="000000"/>
-              <w:left w:val="single" w:sz="4" w:space="0" w:color="000000"/>
-              <w:bottom w:val="single" w:sz="4" w:space="0" w:color="000000"/>
-              <w:right w:val="single" w:sz="4" w:space="0" w:color="000000"/>
-            </w:tcBorders>
-            <w:vAlign w:val="center"/>
-          </w:tcPr>
-          <w:p>
-            <w:pPr>
-              <w:jc w:val="center"/>
-              <w:rPr>
-                <w:color w:val="000000" w:themeColor="text1"/>
-                <w:szCs w:val="20"/>
-              </w:rPr>
-            </w:pPr>
-            <w:r>
-              <w:rPr>
-                <w:color w:val="000000" w:themeColor="text1"/>
-                <w:szCs w:val="20"/>
-              </w:rPr>
-              <w:t>Balocco</w:t>
-            </w:r>
-          </w:p>
-        </w:tc>
-        <w:tc>
-          <w:tcPr>
-            <w:tcW w:w="2575" w:type="dxa"/>
-            <w:tcBorders>
-              <w:top w:val="single" w:sz="4" w:space="0" w:color="000000"/>
-              <w:left w:val="single" w:sz="4" w:space="0" w:color="000000"/>
-              <w:bottom w:val="single" w:sz="4" w:space="0" w:color="000000"/>
-              <w:right w:val="single" w:sz="4" w:space="0" w:color="000000"/>
-            </w:tcBorders>
-            <w:vAlign w:val="center"/>
-          </w:tcPr>
-          <w:p>
-            <w:pPr>
-              <w:jc w:val="center"/>
-              <w:rPr>
-                <w:color w:val="000000" w:themeColor="text1"/>
-                <w:szCs w:val="20"/>
-              </w:rPr>
-            </w:pPr>
-          </w:p>
-        </w:tc>
-        <w:tc>
-          <w:tcPr>
-            <w:tcW w:w="3547" w:type="dxa"/>
-            <w:tcBorders>
-              <w:top w:val="single" w:sz="4" w:space="0" w:color="000000"/>
-              <w:left w:val="single" w:sz="4" w:space="0" w:color="000000"/>
-              <w:bottom w:val="single" w:sz="4" w:space="0" w:color="000000"/>
-              <w:right w:val="single" w:sz="4" w:space="0" w:color="000000"/>
-            </w:tcBorders>
-            <w:vAlign w:val="center"/>
-          </w:tcPr>
-          <w:p>
-            <w:pPr>
-              <w:jc w:val="center"/>
-              <w:rPr>
-                <w:color w:val="000000" w:themeColor="text1"/>
-                <w:szCs w:val="20"/>
-              </w:rPr>
-            </w:pPr>
-          </w:p>
-        </w:tc>
-      </w:tr>
-      <w:tr>
-        <w:trPr>
-          <w:trHeight w:val="421"/>
-        </w:trPr>
-        <w:tc>
-          <w:tcPr>
-            <w:tcW w:w="2638" w:type="dxa"/>
-            <w:tcBorders>
-              <w:top w:val="single" w:sz="4" w:space="0" w:color="000000"/>
-              <w:left w:val="single" w:sz="4" w:space="0" w:color="000000"/>
-              <w:bottom w:val="single" w:sz="4" w:space="0" w:color="000000"/>
-              <w:right w:val="single" w:sz="4" w:space="0" w:color="000000"/>
-            </w:tcBorders>
-            <w:vAlign w:val="center"/>
-          </w:tcPr>
-          <w:p>
-            <w:pPr>
-              <w:jc w:val="center"/>
-              <w:rPr>
-                <w:color w:val="000000" w:themeColor="text1"/>
-                <w:szCs w:val="20"/>
-              </w:rPr>
-            </w:pPr>
-            <w:r>
-              <w:rPr>
-                <w:color w:val="000000" w:themeColor="text1"/>
-                <w:szCs w:val="20"/>
-              </w:rPr>
-              <w:t>Cláudio</w:t>
-            </w:r>
-          </w:p>
-        </w:tc>
-        <w:tc>
-          <w:tcPr>
-            <w:tcW w:w="2575" w:type="dxa"/>
-            <w:tcBorders>
-              <w:top w:val="single" w:sz="4" w:space="0" w:color="000000"/>
-              <w:left w:val="single" w:sz="4" w:space="0" w:color="000000"/>
-              <w:bottom w:val="single" w:sz="4" w:space="0" w:color="000000"/>
-              <w:right w:val="single" w:sz="4" w:space="0" w:color="000000"/>
-            </w:tcBorders>
-            <w:vAlign w:val="center"/>
-          </w:tcPr>
-          <w:p>
-            <w:pPr>
-              <w:jc w:val="center"/>
-              <w:rPr>
-                <w:color w:val="000000" w:themeColor="text1"/>
-                <w:szCs w:val="20"/>
-              </w:rPr>
-            </w:pPr>
-          </w:p>
-        </w:tc>
-        <w:tc>
-          <w:tcPr>
-            <w:tcW w:w="3547" w:type="dxa"/>
-            <w:tcBorders>
-              <w:top w:val="single" w:sz="4" w:space="0" w:color="000000"/>
-              <w:left w:val="single" w:sz="4" w:space="0" w:color="000000"/>
-              <w:bottom w:val="single" w:sz="4" w:space="0" w:color="000000"/>
-              <w:right w:val="single" w:sz="4" w:space="0" w:color="000000"/>
-            </w:tcBorders>
-            <w:vAlign w:val="center"/>
-          </w:tcPr>
-          <w:p>
-            <w:pPr>
-              <w:jc w:val="center"/>
-              <w:rPr>
-                <w:color w:val="000000" w:themeColor="text1"/>
-                <w:szCs w:val="20"/>
-              </w:rPr>
-            </w:pPr>
-          </w:p>
-        </w:tc>
-      </w:tr>
-      <w:tr>
-        <w:trPr>
-          <w:trHeight w:val="421"/>
-        </w:trPr>
-        <w:tc>
-          <w:tcPr>
-            <w:tcW w:w="2638" w:type="dxa"/>
-            <w:tcBorders>
-              <w:top w:val="single" w:sz="4" w:space="0" w:color="000000"/>
-              <w:left w:val="single" w:sz="4" w:space="0" w:color="000000"/>
-              <w:bottom w:val="single" w:sz="4" w:space="0" w:color="000000"/>
-              <w:right w:val="single" w:sz="4" w:space="0" w:color="000000"/>
-            </w:tcBorders>
-            <w:vAlign w:val="center"/>
-          </w:tcPr>
-          <w:p>
-            <w:pPr>
-              <w:jc w:val="center"/>
-              <w:rPr>
-                <w:color w:val="000000" w:themeColor="text1"/>
-                <w:szCs w:val="20"/>
-              </w:rPr>
-            </w:pPr>
-          </w:p>
-        </w:tc>
-        <w:tc>
-          <w:tcPr>
-            <w:tcW w:w="2575" w:type="dxa"/>
-            <w:tcBorders>
-              <w:top w:val="single" w:sz="4" w:space="0" w:color="000000"/>
-              <w:left w:val="single" w:sz="4" w:space="0" w:color="000000"/>
-              <w:bottom w:val="single" w:sz="4" w:space="0" w:color="000000"/>
-              <w:right w:val="single" w:sz="4" w:space="0" w:color="000000"/>
-            </w:tcBorders>
-            <w:vAlign w:val="center"/>
-          </w:tcPr>
-          <w:p>
-            <w:pPr>
-              <w:jc w:val="center"/>
-              <w:rPr>
-                <w:color w:val="000000" w:themeColor="text1"/>
-                <w:szCs w:val="20"/>
-              </w:rPr>
-            </w:pPr>
-          </w:p>
-        </w:tc>
-        <w:tc>
-          <w:tcPr>
-            <w:tcW w:w="3547" w:type="dxa"/>
-            <w:tcBorders>
-              <w:top w:val="single" w:sz="4" w:space="0" w:color="000000"/>
-              <w:left w:val="single" w:sz="4" w:space="0" w:color="000000"/>
-              <w:bottom w:val="single" w:sz="4" w:space="0" w:color="000000"/>
-              <w:right w:val="single" w:sz="4" w:space="0" w:color="000000"/>
-            </w:tcBorders>
-            <w:vAlign w:val="center"/>
-          </w:tcPr>
-          <w:p>
-            <w:pPr>
-              <w:jc w:val="center"/>
-              <w:rPr>
-                <w:color w:val="000000" w:themeColor="text1"/>
-                <w:szCs w:val="20"/>
-              </w:rPr>
-            </w:pPr>
-          </w:p>
-        </w:tc>
-      </w:tr>
-    </w:tbl>
-    <w:p>
-      <w:pPr>
-        <w:spacing w:after="0" w:line="360" w:lineRule="auto"/>
-      </w:pPr>
-    </w:p>
-    <w:tbl>
-      <w:tblPr>
-        <w:tblW w:w="9669" w:type="dxa"/>
-        <w:tblBorders>
-          <w:top w:val="single" w:sz="6" w:space="0" w:color="000000"/>
-          <w:left w:val="single" w:sz="6" w:space="0" w:color="000000"/>
-          <w:bottom w:val="single" w:sz="6" w:space="0" w:color="000000"/>
-          <w:insideH w:val="single" w:sz="6" w:space="0" w:color="000000"/>
-        </w:tblBorders>
-        <w:tblCellMar>
-          <w:left w:w="99" w:type="dxa"/>
-        </w:tblCellMar>
-        <w:tblLook w:val="0000" w:firstRow="0" w:lastRow="0" w:firstColumn="0" w:lastColumn="0" w:noHBand="0" w:noVBand="0"/>
-      </w:tblPr>
-      <w:tblGrid>
-        <w:gridCol w:w="1417"/>
-        <w:gridCol w:w="992"/>
-        <w:gridCol w:w="3969"/>
-        <w:gridCol w:w="3291"/>
-      </w:tblGrid>
-      <w:tr>
-        <w:tc>
-          <w:tcPr>
-            <w:tcW w:w="1417" w:type="dxa"/>
-            <w:tcBorders>
-              <w:top w:val="single" w:sz="6" w:space="0" w:color="000000"/>
-              <w:left w:val="single" w:sz="6" w:space="0" w:color="000000"/>
-              <w:bottom w:val="single" w:sz="6" w:space="0" w:color="000000"/>
-            </w:tcBorders>
-            <w:shd w:val="clear" w:color="auto" w:fill="DFDFDF"/>
-          </w:tcPr>
-          <w:p>
-            <w:pPr>
-              <w:keepLines/>
-              <w:jc w:val="center"/>
-              <w:rPr>
-                <w:rFonts w:eastAsia="Arial" w:cs="Arial"/>
-                <w:b/>
-                <w:color w:val="000000"/>
-                <w:szCs w:val="20"/>
-              </w:rPr>
-            </w:pPr>
-            <w:r>
-              <w:rPr>
-                <w:rFonts w:eastAsia="Arial" w:cs="Arial"/>
-                <w:b/>
-                <w:color w:val="000000"/>
-                <w:szCs w:val="20"/>
-              </w:rPr>
-              <w:t>Data</w:t>
-            </w:r>
-          </w:p>
-        </w:tc>
-        <w:tc>
-          <w:tcPr>
-            <w:tcW w:w="992" w:type="dxa"/>
-            <w:tcBorders>
-              <w:top w:val="single" w:sz="6" w:space="0" w:color="000000"/>
-              <w:left w:val="single" w:sz="6" w:space="0" w:color="000000"/>
-              <w:bottom w:val="single" w:sz="6" w:space="0" w:color="000000"/>
-            </w:tcBorders>
-            <w:shd w:val="clear" w:color="auto" w:fill="DFDFDF"/>
-          </w:tcPr>
-          <w:p>
-            <w:pPr>
-              <w:keepLines/>
-              <w:ind w:left="34"/>
-              <w:jc w:val="center"/>
-              <w:rPr>
-                <w:rFonts w:eastAsia="Arial" w:cs="Arial"/>
-                <w:b/>
-                <w:color w:val="000000"/>
-                <w:szCs w:val="20"/>
-              </w:rPr>
-            </w:pPr>
-            <w:r>
-              <w:rPr>
-                <w:rFonts w:eastAsia="Arial" w:cs="Arial"/>
-                <w:b/>
-                <w:color w:val="000000"/>
-                <w:szCs w:val="20"/>
-              </w:rPr>
-              <w:t>Versão</w:t>
-            </w:r>
-          </w:p>
-        </w:tc>
-        <w:tc>
-          <w:tcPr>
-            <w:tcW w:w="3969" w:type="dxa"/>
-            <w:tcBorders>
-              <w:top w:val="single" w:sz="6" w:space="0" w:color="000000"/>
-              <w:left w:val="single" w:sz="6" w:space="0" w:color="000000"/>
-              <w:bottom w:val="single" w:sz="6" w:space="0" w:color="000000"/>
-            </w:tcBorders>
-            <w:shd w:val="clear" w:color="auto" w:fill="DFDFDF"/>
-          </w:tcPr>
-          <w:p>
-            <w:pPr>
-              <w:keepLines/>
-              <w:ind w:left="34"/>
-              <w:jc w:val="center"/>
-              <w:rPr>
-                <w:rFonts w:eastAsia="Arial" w:cs="Arial"/>
-                <w:b/>
-                <w:color w:val="000000"/>
-                <w:szCs w:val="20"/>
-              </w:rPr>
-            </w:pPr>
-            <w:r>
-              <w:rPr>
-                <w:rFonts w:eastAsia="Arial" w:cs="Arial"/>
-                <w:b/>
-                <w:color w:val="000000"/>
-                <w:szCs w:val="20"/>
-              </w:rPr>
-              <w:t>Descrição</w:t>
-            </w:r>
-          </w:p>
-        </w:tc>
-        <w:tc>
-          <w:tcPr>
-            <w:tcW w:w="3291" w:type="dxa"/>
-            <w:tcBorders>
-              <w:top w:val="single" w:sz="6" w:space="0" w:color="000000"/>
-              <w:left w:val="single" w:sz="6" w:space="0" w:color="000000"/>
-              <w:bottom w:val="single" w:sz="6" w:space="0" w:color="000000"/>
-              <w:right w:val="single" w:sz="6" w:space="0" w:color="000000"/>
-            </w:tcBorders>
-            <w:shd w:val="clear" w:color="auto" w:fill="DFDFDF"/>
-          </w:tcPr>
-          <w:p>
-            <w:pPr>
-              <w:keepLines/>
-              <w:ind w:left="30"/>
-              <w:jc w:val="center"/>
-              <w:rPr>
-                <w:rFonts w:eastAsia="Arial" w:cs="Arial"/>
-                <w:b/>
-                <w:color w:val="000000"/>
-                <w:szCs w:val="20"/>
-              </w:rPr>
-            </w:pPr>
-            <w:r>
-              <w:rPr>
-                <w:rFonts w:eastAsia="Arial" w:cs="Arial"/>
-                <w:b/>
-                <w:color w:val="000000"/>
-                <w:szCs w:val="20"/>
-              </w:rPr>
-              <w:t>Autor</w:t>
-            </w:r>
-          </w:p>
-        </w:tc>
-      </w:tr>
-      <w:tr>
-        <w:tc>
-          <w:tcPr>
-            <w:tcW w:w="1417" w:type="dxa"/>
-            <w:tcBorders>
-              <w:top w:val="single" w:sz="6" w:space="0" w:color="000000"/>
-              <w:left w:val="single" w:sz="6" w:space="0" w:color="000000"/>
-              <w:bottom w:val="single" w:sz="6" w:space="0" w:color="000000"/>
-            </w:tcBorders>
-          </w:tcPr>
-          <w:p>
-            <w:pPr>
-              <w:jc w:val="center"/>
-              <w:rPr>
-                <w:szCs w:val="20"/>
-              </w:rPr>
-            </w:pPr>
-            <w:r>
-              <w:rPr>
-                <w:szCs w:val="20"/>
-              </w:rPr>
-              <w:t>18/10/2026</w:t>
-            </w:r>
-          </w:p>
-        </w:tc>
-        <w:tc>
-          <w:tcPr>
-            <w:tcW w:w="992" w:type="dxa"/>
-            <w:tcBorders>
-              <w:top w:val="single" w:sz="6" w:space="0" w:color="000000"/>
-              <w:left w:val="single" w:sz="6" w:space="0" w:color="000000"/>
-              <w:bottom w:val="single" w:sz="6" w:space="0" w:color="000000"/>
-            </w:tcBorders>
-          </w:tcPr>
-          <w:p>
-            <w:pPr>
-              <w:jc w:val="center"/>
-              <w:rPr>
-                <w:rFonts w:eastAsia="Arial" w:cs="Arial"/>
-                <w:szCs w:val="20"/>
-              </w:rPr>
-            </w:pPr>
-            <w:r>
-              <w:rPr>
-                <w:rFonts w:eastAsia="Arial" w:cs="Arial"/>
-                <w:szCs w:val="20"/>
-              </w:rPr>
-              <w:t>1.0</w:t>
-            </w:r>
-          </w:p>
-        </w:tc>
-        <w:tc>
-          <w:tcPr>
-            <w:tcW w:w="3969" w:type="dxa"/>
-            <w:tcBorders>
-              <w:top w:val="single" w:sz="6" w:space="0" w:color="000000"/>
-              <w:left w:val="single" w:sz="6" w:space="0" w:color="000000"/>
-              <w:bottom w:val="single" w:sz="6" w:space="0" w:color="000000"/>
-            </w:tcBorders>
-          </w:tcPr>
-          <w:p>
-            <w:pPr>
-              <w:jc w:val="center"/>
-              <w:rPr>
-                <w:rFonts w:eastAsia="Arial" w:cs="Arial"/>
-                <w:szCs w:val="20"/>
-              </w:rPr>
-            </w:pPr>
-            <w:r>
-              <w:rPr>
-                <w:rFonts w:eastAsia="Arial" w:cs="Arial"/>
-                <w:szCs w:val="20"/>
-              </w:rPr>
-              <w:t>Versão publicada no portal, sem os achados de segurança</w:t>
-            </w:r>
-          </w:p>
-        </w:tc>
-        <w:tc>
-          <w:tcPr>
-            <w:tcW w:w="3291" w:type="dxa"/>
-            <w:tcBorders>
-              <w:top w:val="single" w:sz="6" w:space="0" w:color="000000"/>
-              <w:left w:val="single" w:sz="6" w:space="0" w:color="000000"/>
-              <w:bottom w:val="single" w:sz="6" w:space="0" w:color="000000"/>
-              <w:right w:val="single" w:sz="6" w:space="0" w:color="000000"/>
-            </w:tcBorders>
-          </w:tcPr>
-          <w:p>
-            <w:pPr>
-              <w:jc w:val="center"/>
-              <w:rPr>
-                <w:szCs w:val="20"/>
-              </w:rPr>
-            </w:pPr>
-            <w:r>
-              <w:rPr>
-                <w:szCs w:val="20"/>
-              </w:rPr>
-              <w:t>André Nardacci</w:t>
-            </w:r>
-          </w:p>
-        </w:tc>
-      </w:tr>
-      <w:tr>
-        <w:tc>
-          <w:tcPr>
-            <w:tcW w:w="1417" w:type="dxa"/>
-            <w:tcBorders>
-              <w:top w:val="single" w:sz="6" w:space="0" w:color="000000"/>
-              <w:left w:val="single" w:sz="6" w:space="0" w:color="000000"/>
-              <w:bottom w:val="single" w:sz="6" w:space="0" w:color="000000"/>
-            </w:tcBorders>
-          </w:tcPr>
-          <w:p>
-            <w:pPr>
-              <w:jc w:val="center"/>
-              <w:rPr>
-                <w:rFonts w:eastAsia="Arial" w:cs="Arial"/>
-                <w:szCs w:val="20"/>
-              </w:rPr>
-            </w:pPr>
-          </w:p>
-        </w:tc>
-        <w:tc>
-          <w:tcPr>
-            <w:tcW w:w="992" w:type="dxa"/>
-            <w:tcBorders>
-              <w:top w:val="single" w:sz="6" w:space="0" w:color="000000"/>
-              <w:left w:val="single" w:sz="6" w:space="0" w:color="000000"/>
-              <w:bottom w:val="single" w:sz="6" w:space="0" w:color="000000"/>
-            </w:tcBorders>
-          </w:tcPr>
-          <w:p>
-            <w:pPr>
-              <w:jc w:val="center"/>
-              <w:rPr>
-                <w:rFonts w:eastAsia="Arial" w:cs="Arial"/>
-                <w:szCs w:val="20"/>
-              </w:rPr>
-            </w:pPr>
-          </w:p>
-        </w:tc>
-        <w:tc>
-          <w:tcPr>
-            <w:tcW w:w="3969" w:type="dxa"/>
-            <w:tcBorders>
-              <w:top w:val="single" w:sz="6" w:space="0" w:color="000000"/>
-              <w:left w:val="single" w:sz="6" w:space="0" w:color="000000"/>
-              <w:bottom w:val="single" w:sz="6" w:space="0" w:color="000000"/>
-            </w:tcBorders>
-          </w:tcPr>
-          <w:p>
-            <w:pPr>
-              <w:jc w:val="center"/>
-              <w:rPr>
-                <w:rFonts w:eastAsia="Arial" w:cs="Arial"/>
-                <w:color w:val="000000"/>
-                <w:szCs w:val="20"/>
-              </w:rPr>
-            </w:pPr>
-          </w:p>
-        </w:tc>
-        <w:tc>
-          <w:tcPr>
-            <w:tcW w:w="3291" w:type="dxa"/>
-            <w:tcBorders>
-              <w:top w:val="single" w:sz="6" w:space="0" w:color="000000"/>
-              <w:left w:val="single" w:sz="6" w:space="0" w:color="000000"/>
-              <w:bottom w:val="single" w:sz="6" w:space="0" w:color="000000"/>
-              <w:right w:val="single" w:sz="6" w:space="0" w:color="000000"/>
-            </w:tcBorders>
-          </w:tcPr>
-          <w:p>
-            <w:pPr>
-              <w:jc w:val="center"/>
-              <w:rPr>
-                <w:rFonts w:eastAsia="Arial" w:cs="Arial"/>
-                <w:szCs w:val="20"/>
-              </w:rPr>
-            </w:pPr>
-          </w:p>
-        </w:tc>
-      </w:tr>
-      <w:tr>
-        <w:tc>
-          <w:tcPr>
-            <w:tcW w:w="1417" w:type="dxa"/>
-            <w:tcBorders>
-              <w:top w:val="single" w:sz="6" w:space="0" w:color="000000"/>
-              <w:left w:val="single" w:sz="6" w:space="0" w:color="000000"/>
-              <w:bottom w:val="single" w:sz="6" w:space="0" w:color="000000"/>
-            </w:tcBorders>
-          </w:tcPr>
-          <w:p>
-            <w:pPr>
-              <w:jc w:val="center"/>
-              <w:rPr>
-                <w:rFonts w:eastAsia="Arial" w:cs="Arial"/>
-                <w:sz w:val="22"/>
-                <w:szCs w:val="22"/>
-              </w:rPr>
-            </w:pPr>
-          </w:p>
-        </w:tc>
-        <w:tc>
-          <w:tcPr>
-            <w:tcW w:w="992" w:type="dxa"/>
-            <w:tcBorders>
-              <w:top w:val="single" w:sz="6" w:space="0" w:color="000000"/>
-              <w:left w:val="single" w:sz="6" w:space="0" w:color="000000"/>
-              <w:bottom w:val="single" w:sz="6" w:space="0" w:color="000000"/>
-            </w:tcBorders>
-          </w:tcPr>
-          <w:p>
-            <w:pPr>
-              <w:jc w:val="center"/>
-              <w:rPr>
-                <w:rFonts w:eastAsia="Arial" w:cs="Arial"/>
-                <w:sz w:val="22"/>
-                <w:szCs w:val="22"/>
-              </w:rPr>
-            </w:pPr>
-          </w:p>
-        </w:tc>
-        <w:tc>
-          <w:tcPr>
-            <w:tcW w:w="3969" w:type="dxa"/>
-            <w:tcBorders>
-              <w:top w:val="single" w:sz="6" w:space="0" w:color="000000"/>
-              <w:left w:val="single" w:sz="6" w:space="0" w:color="000000"/>
-              <w:bottom w:val="single" w:sz="6" w:space="0" w:color="000000"/>
-            </w:tcBorders>
-          </w:tcPr>
-          <w:p>
-            <w:pPr>
-              <w:jc w:val="center"/>
-              <w:rPr>
-                <w:rFonts w:eastAsia="Arial" w:cs="Arial"/>
-                <w:sz w:val="22"/>
-                <w:szCs w:val="22"/>
-              </w:rPr>
-            </w:pPr>
-          </w:p>
-        </w:tc>
-        <w:tc>
-          <w:tcPr>
-            <w:tcW w:w="3291" w:type="dxa"/>
-            <w:tcBorders>
-              <w:top w:val="single" w:sz="6" w:space="0" w:color="000000"/>
-              <w:left w:val="single" w:sz="6" w:space="0" w:color="000000"/>
-              <w:bottom w:val="single" w:sz="6" w:space="0" w:color="000000"/>
-              <w:right w:val="single" w:sz="6" w:space="0" w:color="000000"/>
-            </w:tcBorders>
-          </w:tcPr>
-          <w:p>
-            <w:pPr>
-              <w:jc w:val="center"/>
-              <w:rPr>
-                <w:rFonts w:eastAsia="Arial" w:cs="Arial"/>
-                <w:sz w:val="22"/>
-                <w:szCs w:val="22"/>
-              </w:rPr>
-            </w:pPr>
-          </w:p>
-        </w:tc>
-      </w:tr>
-      <w:tr>
-        <w:tc>
-          <w:tcPr>
-            <w:tcW w:w="1417" w:type="dxa"/>
-            <w:tcBorders>
-              <w:top w:val="single" w:sz="6" w:space="0" w:color="000000"/>
-              <w:left w:val="single" w:sz="6" w:space="0" w:color="000000"/>
-              <w:bottom w:val="single" w:sz="6" w:space="0" w:color="000000"/>
-            </w:tcBorders>
-          </w:tcPr>
-          <w:p>
-            <w:pPr>
-              <w:jc w:val="center"/>
-              <w:rPr>
-                <w:rFonts w:eastAsia="Arial" w:cs="Arial"/>
-                <w:sz w:val="22"/>
-                <w:szCs w:val="22"/>
-              </w:rPr>
-            </w:pPr>
-          </w:p>
-        </w:tc>
-        <w:tc>
-          <w:tcPr>
-            <w:tcW w:w="992" w:type="dxa"/>
-            <w:tcBorders>
-              <w:top w:val="single" w:sz="6" w:space="0" w:color="000000"/>
-              <w:left w:val="single" w:sz="6" w:space="0" w:color="000000"/>
-              <w:bottom w:val="single" w:sz="6" w:space="0" w:color="000000"/>
-            </w:tcBorders>
-          </w:tcPr>
-          <w:p>
-            <w:pPr>
-              <w:jc w:val="center"/>
-              <w:rPr>
-                <w:rFonts w:eastAsia="Arial" w:cs="Arial"/>
-                <w:sz w:val="22"/>
-                <w:szCs w:val="22"/>
-              </w:rPr>
-            </w:pPr>
-          </w:p>
-        </w:tc>
-        <w:tc>
-          <w:tcPr>
-            <w:tcW w:w="3969" w:type="dxa"/>
-            <w:tcBorders>
-              <w:top w:val="single" w:sz="6" w:space="0" w:color="000000"/>
-              <w:left w:val="single" w:sz="6" w:space="0" w:color="000000"/>
-              <w:bottom w:val="single" w:sz="6" w:space="0" w:color="000000"/>
-            </w:tcBorders>
-          </w:tcPr>
-          <w:p>
-            <w:pPr>
-              <w:jc w:val="center"/>
-              <w:rPr>
-                <w:rFonts w:eastAsia="Arial" w:cs="Arial"/>
-                <w:sz w:val="22"/>
-                <w:szCs w:val="22"/>
-              </w:rPr>
-            </w:pPr>
-          </w:p>
-        </w:tc>
-        <w:tc>
-          <w:tcPr>
-            <w:tcW w:w="3291" w:type="dxa"/>
-            <w:tcBorders>
-              <w:top w:val="single" w:sz="6" w:space="0" w:color="000000"/>
-              <w:left w:val="single" w:sz="6" w:space="0" w:color="000000"/>
-              <w:bottom w:val="single" w:sz="6" w:space="0" w:color="000000"/>
-              <w:right w:val="single" w:sz="6" w:space="0" w:color="000000"/>
-            </w:tcBorders>
-          </w:tcPr>
-          <w:p>
-            <w:pPr>
-              <w:jc w:val="center"/>
-              <w:rPr>
-                <w:rFonts w:eastAsia="Arial" w:cs="Arial"/>
-                <w:sz w:val="22"/>
-                <w:szCs w:val="22"/>
-              </w:rPr>
-            </w:pPr>
-          </w:p>
-        </w:tc>
-      </w:tr>
-      <w:tr>
-        <w:tc>
-          <w:tcPr>
-            <w:tcW w:w="1417" w:type="dxa"/>
-            <w:tcBorders>
-              <w:top w:val="single" w:sz="6" w:space="0" w:color="000000"/>
-              <w:left w:val="single" w:sz="6" w:space="0" w:color="000000"/>
-              <w:bottom w:val="single" w:sz="6" w:space="0" w:color="000000"/>
-            </w:tcBorders>
-          </w:tcPr>
-          <w:p>
-            <w:pPr>
-              <w:jc w:val="center"/>
-              <w:rPr>
-                <w:rFonts w:eastAsia="Arial" w:cs="Arial"/>
-                <w:sz w:val="22"/>
-                <w:szCs w:val="22"/>
-              </w:rPr>
-            </w:pPr>
-          </w:p>
-        </w:tc>
-        <w:tc>
-          <w:tcPr>
-            <w:tcW w:w="992" w:type="dxa"/>
-            <w:tcBorders>
-              <w:top w:val="single" w:sz="6" w:space="0" w:color="000000"/>
-              <w:left w:val="single" w:sz="6" w:space="0" w:color="000000"/>
-              <w:bottom w:val="single" w:sz="6" w:space="0" w:color="000000"/>
-            </w:tcBorders>
-          </w:tcPr>
-          <w:p>
-            <w:pPr>
-              <w:jc w:val="center"/>
-              <w:rPr>
-                <w:rFonts w:eastAsia="Arial" w:cs="Arial"/>
-                <w:sz w:val="22"/>
-                <w:szCs w:val="22"/>
-              </w:rPr>
-            </w:pPr>
-          </w:p>
-        </w:tc>
-        <w:tc>
-          <w:tcPr>
-            <w:tcW w:w="3969" w:type="dxa"/>
-            <w:tcBorders>
-              <w:top w:val="single" w:sz="6" w:space="0" w:color="000000"/>
-              <w:left w:val="single" w:sz="6" w:space="0" w:color="000000"/>
-              <w:bottom w:val="single" w:sz="6" w:space="0" w:color="000000"/>
-            </w:tcBorders>
-          </w:tcPr>
-          <w:p>
-            <w:pPr>
-              <w:jc w:val="center"/>
-              <w:rPr>
-                <w:rFonts w:eastAsia="Arial" w:cs="Arial"/>
-                <w:sz w:val="22"/>
-                <w:szCs w:val="22"/>
-              </w:rPr>
-            </w:pPr>
-          </w:p>
-        </w:tc>
-        <w:tc>
-          <w:tcPr>
-            <w:tcW w:w="3291" w:type="dxa"/>
-            <w:tcBorders>
-              <w:top w:val="single" w:sz="6" w:space="0" w:color="000000"/>
-              <w:left w:val="single" w:sz="6" w:space="0" w:color="000000"/>
-              <w:bottom w:val="single" w:sz="6" w:space="0" w:color="000000"/>
-              <w:right w:val="single" w:sz="6" w:space="0" w:color="000000"/>
-            </w:tcBorders>
-          </w:tcPr>
-          <w:p>
-            <w:pPr>
-              <w:jc w:val="center"/>
-              <w:rPr>
-                <w:rFonts w:eastAsia="Arial" w:cs="Arial"/>
-                <w:sz w:val="22"/>
-                <w:szCs w:val="22"/>
-              </w:rPr>
-            </w:pPr>
-          </w:p>
-        </w:tc>
-      </w:tr>
-    </w:tbl>
-    <w:p>
-      <w:pPr>
-        <w:sectPr>
-          <w:footerReference w:type="default" r:id="rId8"/>
-          <w:footerReference w:type="first" r:id="rId9"/>
-          <w:pgSz w:w="11906" w:h="16838"/>
-          <w:pgMar w:top="1707" w:right="851" w:bottom="1134" w:left="1418" w:header="1134" w:footer="720" w:gutter="0"/>
-          <w:pgNumType w:start="1"/>
-          <w:cols w:space="720"/>
-          <w:formProt w:val="0"/>
-          <w:titlePg/>
-          <w:docGrid w:linePitch="100"/>
-        </w:sectPr>
-      </w:pPr>
-    </w:p>
-    <w:p>
-      <w:pPr>
-        <w:widowControl/>
-        <w:overflowPunct/>
-        <w:spacing w:before="0" w:after="0"/>
-        <w:jc w:val="left"/>
-        <w:rPr>
-          <w:color w:val="000000" w:themeColor="text1"/>
-        </w:rPr>
-      </w:pPr>
-    </w:p>
-    <w:p>
-      <w:pPr>
-        <w:widowControl/>
-        <w:numPr>
-          <w:ilvl w:val="0"/>
-          <w:numId w:val="1"/>
-        </w:numPr>
-        <w:pBdr>
-          <w:top w:val="single" w:sz="4" w:space="1" w:color="000000"/>
-          <w:left w:val="single" w:sz="4" w:space="4" w:color="000000"/>
-          <w:bottom w:val="single" w:sz="4" w:space="1" w:color="000000"/>
-          <w:right w:val="single" w:sz="4" w:space="4" w:color="000000"/>
-        </w:pBdr>
-        <w:shd w:val="clear" w:color="auto" w:fill="F2F2F2"/>
-        <w:spacing w:before="0" w:after="0"/>
-        <w:ind w:left="0" w:right="170" w:firstLine="0"/>
-        <w:rPr>
-          <w:color w:val="000000" w:themeColor="text1"/>
-        </w:rPr>
-      </w:pPr>
-      <w:r>
-        <w:rPr>
-          <w:rFonts w:eastAsia="Arial" w:cs="Arial"/>
-          <w:b/>
-          <w:color w:val="000000" w:themeColor="text1"/>
-        </w:rPr>
-        <w:t>ACRÔNIMOS E ABREVIAÇÕES</w:t>
-      </w:r>
-    </w:p>
-    <w:p>
-      <w:pPr>
-        <w:spacing w:line="360" w:lineRule="auto"/>
-        <w:rPr>
-          <w:b/>
-          <w:bCs/>
-        </w:rPr>
-      </w:pPr>
-    </w:p>
-    <w:tbl>
-      <w:tblPr>
-        <w:tblStyle w:val="Tabelacomgrade"/>
-        <w:tblW w:w="0" w:type="auto"/>
-        <w:tblLook w:val="04A0" w:firstRow="1" w:lastRow="0" w:firstColumn="1" w:lastColumn="0" w:noHBand="0" w:noVBand="1"/>
-      </w:tblPr>
-      <w:tblGrid>
-        <w:gridCol w:w="1271"/>
-        <w:gridCol w:w="4502"/>
-        <w:gridCol w:w="3848"/>
-      </w:tblGrid>
-      <w:tr>
-        <w:tc>
-          <w:tcPr>
-            <w:tcW w:w="1271" w:type="dxa"/>
-            <w:shd w:val="clear" w:color="auto" w:fill="D9D9D9" w:themeFill="background1" w:themeFillShade="D9"/>
-            <w:hideMark/>
-          </w:tcPr>
-          <w:p>
-            <w:pPr>
-              <w:spacing w:line="360" w:lineRule="auto"/>
-              <w:rPr>
-                <w:b/>
-                <w:bCs/>
-              </w:rPr>
-            </w:pPr>
-            <w:r>
-              <w:rPr>
-                <w:b/>
-                <w:bCs/>
-              </w:rPr>
-              <w:t>Sigla</w:t>
-            </w:r>
-          </w:p>
-        </w:tc>
-        <w:tc>
-          <w:tcPr>
-            <w:tcW w:w="4502" w:type="dxa"/>
-            <w:shd w:val="clear" w:color="auto" w:fill="D9D9D9" w:themeFill="background1" w:themeFillShade="D9"/>
-            <w:hideMark/>
-          </w:tcPr>
-          <w:p>
-            <w:pPr>
-              <w:spacing w:line="360" w:lineRule="auto"/>
-              <w:rPr>
-                <w:b/>
-                <w:bCs/>
-              </w:rPr>
-            </w:pPr>
-            <w:r>
-              <w:rPr>
-                <w:b/>
-                <w:bCs/>
-              </w:rPr>
-              <w:t>Termo Original</w:t>
-            </w:r>
-          </w:p>
-        </w:tc>
-        <w:tc>
-          <w:tcPr>
-            <w:tcW w:w="0" w:type="auto"/>
-            <w:shd w:val="clear" w:color="auto" w:fill="D9D9D9" w:themeFill="background1" w:themeFillShade="D9"/>
-            <w:hideMark/>
-          </w:tcPr>
-          <w:p>
-            <w:pPr>
-              <w:spacing w:line="360" w:lineRule="auto"/>
-              <w:rPr>
-                <w:b/>
-                <w:bCs/>
-              </w:rPr>
-            </w:pPr>
-            <w:r>
-              <w:rPr>
-                <w:b/>
-                <w:bCs/>
-              </w:rPr>
-              <w:t>Tradução / Significado</w:t>
-            </w:r>
-          </w:p>
-        </w:tc>
-      </w:tr>
-      <w:tr>
-        <w:tc>
-          <w:tcPr>
-            <w:tcW w:w="1271" w:type="dxa"/>
-            <w:hideMark/>
-          </w:tcPr>
-          <w:p>
-            <w:pPr>
-              <w:spacing w:line="360" w:lineRule="auto"/>
-            </w:pPr>
-            <w:r>
-              <w:t>ANVISA</w:t>
-            </w:r>
-          </w:p>
-        </w:tc>
-        <w:tc>
-          <w:tcPr>
-            <w:tcW w:w="4502" w:type="dxa"/>
-            <w:hideMark/>
-          </w:tcPr>
-          <w:p>
-            <w:pPr>
-              <w:spacing w:line="360" w:lineRule="auto"/>
-            </w:pPr>
-            <w:r>
-              <w:t>Agência Nacional de Vigilância Sanitária</w:t>
-            </w:r>
-          </w:p>
-        </w:tc>
-        <w:tc>
-          <w:tcPr>
-            <w:tcW w:w="0" w:type="auto"/>
-            <w:hideMark/>
-          </w:tcPr>
-          <w:p>
-            <w:pPr>
-              <w:spacing w:line="360" w:lineRule="auto"/>
-            </w:pPr>
-            <w:r>
-              <w:t>Agência reguladora sanitária brasileira</w:t>
-            </w:r>
-          </w:p>
-        </w:tc>
-      </w:tr>
-      <w:tr>
-        <w:tc>
-          <w:tcPr>
-            <w:tcW w:w="1271" w:type="dxa"/>
-            <w:hideMark/>
-          </w:tcPr>
-          <w:p>
-            <w:pPr>
-              <w:spacing w:line="360" w:lineRule="auto"/>
-            </w:pPr>
-            <w:r>
-              <w:t>BPF</w:t>
-            </w:r>
-          </w:p>
-        </w:tc>
-        <w:tc>
-          <w:tcPr>
-            <w:tcW w:w="4502" w:type="dxa"/>
-            <w:hideMark/>
-          </w:tcPr>
-          <w:p>
-            <w:pPr>
-              <w:spacing w:line="360" w:lineRule="auto"/>
-            </w:pPr>
-            <w:r>
-              <w:t>Boas Práticas de Fabricação</w:t>
-            </w:r>
-          </w:p>
-        </w:tc>
-        <w:tc>
-          <w:tcPr>
-            <w:tcW w:w="0" w:type="auto"/>
-            <w:hideMark/>
-          </w:tcPr>
-          <w:p>
-            <w:pPr>
-              <w:spacing w:line="360" w:lineRule="auto"/>
-            </w:pPr>
-            <w:r>
-              <w:t>Conjunto de requisitos para garantir qualidade e segurança dos medicamentos</w:t>
-            </w:r>
-          </w:p>
-        </w:tc>
-      </w:tr>
-      <w:tr>
-        <w:tc>
-          <w:tcPr>
-            <w:tcW w:w="1271" w:type="dxa"/>
-            <w:hideMark/>
-          </w:tcPr>
-          <w:p>
-            <w:pPr>
-              <w:spacing w:line="360" w:lineRule="auto"/>
-            </w:pPr>
-            <w:r>
-              <w:t>GMP</w:t>
-            </w:r>
-          </w:p>
-        </w:tc>
-        <w:tc>
-          <w:tcPr>
-            <w:tcW w:w="4502" w:type="dxa"/>
-            <w:hideMark/>
-          </w:tcPr>
-          <w:p>
-            <w:pPr>
-              <w:spacing w:line="360" w:lineRule="auto"/>
-            </w:pPr>
-            <w:r>
-              <w:t>Good Manufacturing Practices</w:t>
-            </w:r>
-          </w:p>
-        </w:tc>
-        <w:tc>
-          <w:tcPr>
-            <w:tcW w:w="0" w:type="auto"/>
-            <w:hideMark/>
-          </w:tcPr>
-          <w:p>
-            <w:pPr>
-              <w:spacing w:line="360" w:lineRule="auto"/>
-            </w:pPr>
-            <w:r>
-              <w:t>Boas Práticas de Fabricação</w:t>
-            </w:r>
-          </w:p>
-        </w:tc>
-      </w:tr>
-      <w:tr>
-        <w:tc>
-          <w:tcPr>
-            <w:tcW w:w="1271" w:type="dxa"/>
-            <w:hideMark/>
-          </w:tcPr>
-          <w:p>
-            <w:pPr>
-              <w:spacing w:line="360" w:lineRule="auto"/>
-            </w:pPr>
-            <w:r>
-              <w:t>SGQ</w:t>
-            </w:r>
-          </w:p>
-        </w:tc>
-        <w:tc>
-          <w:tcPr>
-            <w:tcW w:w="4502" w:type="dxa"/>
-            <w:hideMark/>
-          </w:tcPr>
-          <w:p>
-            <w:pPr>
-              <w:spacing w:line="360" w:lineRule="auto"/>
-            </w:pPr>
-            <w:r>
-              <w:t>Sistema de Gestão da Qualidade</w:t>
-            </w:r>
-          </w:p>
-        </w:tc>
-        <w:tc>
-          <w:tcPr>
-            <w:tcW w:w="0" w:type="auto"/>
-            <w:hideMark/>
-          </w:tcPr>
-          <w:p>
-            <w:pPr>
-              <w:spacing w:line="360" w:lineRule="auto"/>
-            </w:pPr>
-            <w:r>
-              <w:t>Sistema de gestão da qualidade farmacêutica</w:t>
-            </w:r>
-          </w:p>
-        </w:tc>
-      </w:tr>
-      <w:tr>
-        <w:tc>
-          <w:tcPr>
-            <w:tcW w:w="1271" w:type="dxa"/>
-            <w:hideMark/>
-          </w:tcPr>
-          <w:p>
-            <w:pPr>
-              <w:spacing w:line="360" w:lineRule="auto"/>
-            </w:pPr>
-            <w:r>
-              <w:t>CAPA</w:t>
-            </w:r>
-          </w:p>
-        </w:tc>
-        <w:tc>
-          <w:tcPr>
-            <w:tcW w:w="4502" w:type="dxa"/>
-            <w:hideMark/>
-          </w:tcPr>
-          <w:p>
-            <w:pPr>
-              <w:spacing w:line="360" w:lineRule="auto"/>
-            </w:pPr>
-            <w:r>
-              <w:t>Corrective and Preventive Action</w:t>
-            </w:r>
-          </w:p>
-        </w:tc>
-        <w:tc>
-          <w:tcPr>
-            <w:tcW w:w="0" w:type="auto"/>
-            <w:hideMark/>
-          </w:tcPr>
-          <w:p>
-            <w:pPr>
-              <w:spacing w:line="360" w:lineRule="auto"/>
-            </w:pPr>
-            <w:r>
-              <w:t>Ação Corretiva e Preventiva</w:t>
-            </w:r>
-          </w:p>
-        </w:tc>
-      </w:tr>
-      <w:tr>
-        <w:tc>
-          <w:tcPr>
-            <w:tcW w:w="1271" w:type="dxa"/>
-            <w:hideMark/>
-          </w:tcPr>
-          <w:p>
-            <w:pPr>
-              <w:spacing w:line="360" w:lineRule="auto"/>
-            </w:pPr>
-            <w:r>
-              <w:t>RNC</w:t>
-            </w:r>
-          </w:p>
-        </w:tc>
-        <w:tc>
-          <w:tcPr>
-            <w:tcW w:w="4502" w:type="dxa"/>
-            <w:hideMark/>
-          </w:tcPr>
-          <w:p>
-            <w:pPr>
-              <w:spacing w:line="360" w:lineRule="auto"/>
-            </w:pPr>
-            <w:r>
-              <w:t>Relatório de Não Conformidade</w:t>
-            </w:r>
-          </w:p>
-        </w:tc>
-        <w:tc>
-          <w:tcPr>
-            <w:tcW w:w="0" w:type="auto"/>
-            <w:hideMark/>
-          </w:tcPr>
-          <w:p>
-            <w:pPr>
-              <w:spacing w:line="360" w:lineRule="auto"/>
-            </w:pPr>
-            <w:r>
-              <w:t>Registro formal de desvios ou não conformidades</w:t>
-            </w:r>
-          </w:p>
-        </w:tc>
-      </w:tr>
-      <w:tr>
-        <w:tc>
-          <w:tcPr>
-            <w:tcW w:w="1271" w:type="dxa"/>
-            <w:hideMark/>
-          </w:tcPr>
-          <w:p>
-            <w:pPr>
-              <w:spacing w:line="360" w:lineRule="auto"/>
-            </w:pPr>
-            <w:r>
-              <w:t>POP</w:t>
-            </w:r>
-          </w:p>
-        </w:tc>
-        <w:tc>
-          <w:tcPr>
-            <w:tcW w:w="4502" w:type="dxa"/>
-            <w:hideMark/>
-          </w:tcPr>
-          <w:p>
-            <w:pPr>
-              <w:spacing w:line="360" w:lineRule="auto"/>
-            </w:pPr>
-            <w:r>
-              <w:t>Procedimento Operacional Padrão</w:t>
-            </w:r>
-          </w:p>
-        </w:tc>
-        <w:tc>
-          <w:tcPr>
-            <w:tcW w:w="0" w:type="auto"/>
-            <w:hideMark/>
-          </w:tcPr>
-          <w:p>
-            <w:pPr>
-              <w:spacing w:line="360" w:lineRule="auto"/>
-            </w:pPr>
-            <w:r>
-              <w:t>Documento que descreve a execução padronizada de atividades</w:t>
-            </w:r>
-          </w:p>
-        </w:tc>
-      </w:tr>
-      <w:tr>
-        <w:tc>
-          <w:tcPr>
-            <w:tcW w:w="1271" w:type="dxa"/>
-            <w:hideMark/>
-          </w:tcPr>
-          <w:p>
-            <w:pPr>
-              <w:spacing w:line="360" w:lineRule="auto"/>
-            </w:pPr>
-            <w:r>
-              <w:t>RDC</w:t>
-            </w:r>
-          </w:p>
-        </w:tc>
-        <w:tc>
-          <w:tcPr>
-            <w:tcW w:w="4502" w:type="dxa"/>
-            <w:hideMark/>
-          </w:tcPr>
-          <w:p>
-            <w:pPr>
-              <w:spacing w:line="360" w:lineRule="auto"/>
-            </w:pPr>
-            <w:r>
-              <w:t>Resolução da Diretoria Colegiada</w:t>
-            </w:r>
-          </w:p>
-        </w:tc>
-        <w:tc>
-          <w:tcPr>
-            <w:tcW w:w="0" w:type="auto"/>
-            <w:hideMark/>
-          </w:tcPr>
-          <w:p>
-            <w:pPr>
-              <w:spacing w:line="360" w:lineRule="auto"/>
-            </w:pPr>
-            <w:r>
-              <w:t>Norma regulatória emitida pela ANVISA</w:t>
-            </w:r>
-          </w:p>
-        </w:tc>
-      </w:tr>
-      <w:tr>
-        <w:tc>
-          <w:tcPr>
-            <w:tcW w:w="1271" w:type="dxa"/>
-            <w:hideMark/>
-          </w:tcPr>
-          <w:p>
-            <w:pPr>
-              <w:spacing w:line="360" w:lineRule="auto"/>
-            </w:pPr>
-            <w:r>
-              <w:t>PIC/S</w:t>
-            </w:r>
-          </w:p>
-        </w:tc>
-        <w:tc>
-          <w:tcPr>
-            <w:tcW w:w="4502" w:type="dxa"/>
-            <w:hideMark/>
-          </w:tcPr>
-          <w:p>
-            <w:pPr>
-              <w:spacing w:line="360" w:lineRule="auto"/>
-              <w:rPr>
-                <w:lang w:val="en-US"/>
-              </w:rPr>
-            </w:pPr>
-            <w:r>
-              <w:rPr>
-                <w:lang w:val="en-US"/>
-              </w:rPr>
-              <w:t>Pharmaceutical Inspection Co-operation Scheme</w:t>
-            </w:r>
-          </w:p>
-        </w:tc>
-        <w:tc>
-          <w:tcPr>
-            <w:tcW w:w="0" w:type="auto"/>
-            <w:hideMark/>
-          </w:tcPr>
-          <w:p>
-            <w:pPr>
-              <w:spacing w:line="360" w:lineRule="auto"/>
-            </w:pPr>
-            <w:r>
-              <w:t>Esquema de Cooperação em Inspeção Farmacêutica</w:t>
-            </w:r>
-          </w:p>
-        </w:tc>
-      </w:tr>
-      <w:tr>
-        <w:tc>
-          <w:tcPr>
-            <w:tcW w:w="1271" w:type="dxa"/>
-            <w:hideMark/>
-          </w:tcPr>
-          <w:p>
-            <w:pPr>
-              <w:spacing w:line="360" w:lineRule="auto"/>
-            </w:pPr>
-            <w:r>
-              <w:t>CSV</w:t>
-            </w:r>
-          </w:p>
-        </w:tc>
-        <w:tc>
-          <w:tcPr>
-            <w:tcW w:w="4502" w:type="dxa"/>
-            <w:hideMark/>
-          </w:tcPr>
-          <w:p>
-            <w:pPr>
-              <w:spacing w:line="360" w:lineRule="auto"/>
-            </w:pPr>
-            <w:r>
-              <w:t>Computerized System Validation</w:t>
-            </w:r>
-          </w:p>
-        </w:tc>
-        <w:tc>
-          <w:tcPr>
-            <w:tcW w:w="0" w:type="auto"/>
-            <w:hideMark/>
-          </w:tcPr>
-          <w:p>
-            <w:pPr>
-              <w:spacing w:line="360" w:lineRule="auto"/>
-            </w:pPr>
-            <w:r>
-              <w:t>Validação de Sistemas Computadorizados</w:t>
-            </w:r>
-          </w:p>
-        </w:tc>
-      </w:tr>
-      <w:tr>
-        <w:tc>
-          <w:tcPr>
-            <w:tcW w:w="1271" w:type="dxa"/>
-            <w:hideMark/>
-          </w:tcPr>
-          <w:p>
-            <w:pPr>
-              <w:spacing w:line="360" w:lineRule="auto"/>
-            </w:pPr>
-            <w:r>
-              <w:t>URS</w:t>
-            </w:r>
-          </w:p>
-        </w:tc>
-        <w:tc>
-          <w:tcPr>
-            <w:tcW w:w="4502" w:type="dxa"/>
-            <w:hideMark/>
-          </w:tcPr>
-          <w:p>
-            <w:pPr>
-              <w:spacing w:line="360" w:lineRule="auto"/>
-            </w:pPr>
-            <w:r>
-              <w:t>User Requirements Specification</w:t>
-            </w:r>
-          </w:p>
-        </w:tc>
-        <w:tc>
-          <w:tcPr>
-            <w:tcW w:w="0" w:type="auto"/>
-            <w:hideMark/>
-          </w:tcPr>
-          <w:p>
-            <w:pPr>
-              <w:spacing w:line="360" w:lineRule="auto"/>
-            </w:pPr>
-            <w:r>
-              <w:t>Especificação de Requisitos do Usuário</w:t>
-            </w:r>
-          </w:p>
-        </w:tc>
-      </w:tr>
-      <w:tr>
-        <w:tc>
-          <w:tcPr>
-            <w:tcW w:w="1271" w:type="dxa"/>
-            <w:hideMark/>
-          </w:tcPr>
-          <w:p>
-            <w:pPr>
-              <w:spacing w:line="360" w:lineRule="auto"/>
-            </w:pPr>
-            <w:r>
-              <w:t>ERU</w:t>
-            </w:r>
-          </w:p>
-        </w:tc>
-        <w:tc>
-          <w:tcPr>
-            <w:tcW w:w="4502" w:type="dxa"/>
-            <w:hideMark/>
-          </w:tcPr>
-          <w:p>
-            <w:pPr>
-              <w:spacing w:line="360" w:lineRule="auto"/>
-            </w:pPr>
-            <w:r>
-              <w:t>Especificação de Requisitos do Usuário</w:t>
-            </w:r>
-          </w:p>
-        </w:tc>
-        <w:tc>
-          <w:tcPr>
-            <w:tcW w:w="0" w:type="auto"/>
-            <w:hideMark/>
-          </w:tcPr>
-          <w:p>
-            <w:pPr>
-              <w:spacing w:line="360" w:lineRule="auto"/>
-            </w:pPr>
-            <w:r>
-              <w:t>Documento contendo os requisitos do negócio e dos usuários</w:t>
-            </w:r>
-          </w:p>
-        </w:tc>
-      </w:tr>
-      <w:tr>
-        <w:tc>
-          <w:tcPr>
-            <w:tcW w:w="1271" w:type="dxa"/>
-            <w:hideMark/>
-          </w:tcPr>
-          <w:p>
-            <w:pPr>
-              <w:spacing w:line="360" w:lineRule="auto"/>
-            </w:pPr>
-            <w:r>
-              <w:t>FS</w:t>
-            </w:r>
-          </w:p>
-        </w:tc>
-        <w:tc>
-          <w:tcPr>
-            <w:tcW w:w="4502" w:type="dxa"/>
-            <w:hideMark/>
-          </w:tcPr>
-          <w:p>
-            <w:pPr>
-              <w:spacing w:line="360" w:lineRule="auto"/>
-            </w:pPr>
-            <w:r>
-              <w:t>Functional Specification</w:t>
-            </w:r>
-          </w:p>
-        </w:tc>
-        <w:tc>
-          <w:tcPr>
-            <w:tcW w:w="0" w:type="auto"/>
-            <w:hideMark/>
-          </w:tcPr>
-          <w:p>
-            <w:pPr>
-              <w:spacing w:line="360" w:lineRule="auto"/>
-            </w:pPr>
-            <w:r>
-              <w:t>Especificação Funcional</w:t>
-            </w:r>
-          </w:p>
-        </w:tc>
-      </w:tr>
-      <w:tr>
-        <w:tc>
-          <w:tcPr>
-            <w:tcW w:w="1271" w:type="dxa"/>
-            <w:hideMark/>
-          </w:tcPr>
-          <w:p>
-            <w:pPr>
-              <w:spacing w:line="360" w:lineRule="auto"/>
-            </w:pPr>
-            <w:r>
-              <w:t>IQ</w:t>
-            </w:r>
-          </w:p>
-        </w:tc>
-        <w:tc>
-          <w:tcPr>
-            <w:tcW w:w="4502" w:type="dxa"/>
-            <w:hideMark/>
-          </w:tcPr>
-          <w:p>
-            <w:pPr>
-              <w:spacing w:line="360" w:lineRule="auto"/>
-            </w:pPr>
-            <w:r>
-              <w:t>Installation Qualification</w:t>
-            </w:r>
-          </w:p>
-        </w:tc>
-        <w:tc>
-          <w:tcPr>
-            <w:tcW w:w="0" w:type="auto"/>
-            <w:hideMark/>
-          </w:tcPr>
-          <w:p>
-            <w:pPr>
-              <w:spacing w:line="360" w:lineRule="auto"/>
-            </w:pPr>
-            <w:r>
-              <w:t>Qualificação de Instalação</w:t>
-            </w:r>
-          </w:p>
-        </w:tc>
-      </w:tr>
-      <w:tr>
-        <w:tc>
-          <w:tcPr>
-            <w:tcW w:w="1271" w:type="dxa"/>
-            <w:hideMark/>
-          </w:tcPr>
-          <w:p>
-            <w:pPr>
-              <w:spacing w:line="360" w:lineRule="auto"/>
-            </w:pPr>
-            <w:r>
-              <w:t>OQ</w:t>
-            </w:r>
-          </w:p>
-        </w:tc>
-        <w:tc>
-          <w:tcPr>
-            <w:tcW w:w="4502" w:type="dxa"/>
-            <w:hideMark/>
-          </w:tcPr>
-          <w:p>
-            <w:pPr>
-              <w:spacing w:line="360" w:lineRule="auto"/>
-            </w:pPr>
-            <w:r>
-              <w:t>Operational Qualification</w:t>
-            </w:r>
-          </w:p>
-        </w:tc>
-        <w:tc>
-          <w:tcPr>
-            <w:tcW w:w="0" w:type="auto"/>
-            <w:hideMark/>
-          </w:tcPr>
-          <w:p>
-            <w:pPr>
-              <w:spacing w:line="360" w:lineRule="auto"/>
-            </w:pPr>
-            <w:r>
-              <w:t>Qualificação Operacional</w:t>
-            </w:r>
-          </w:p>
-        </w:tc>
-      </w:tr>
-      <w:tr>
-        <w:tc>
-          <w:tcPr>
-            <w:tcW w:w="1271" w:type="dxa"/>
-            <w:hideMark/>
-          </w:tcPr>
-          <w:p>
-            <w:pPr>
-              <w:spacing w:line="360" w:lineRule="auto"/>
-            </w:pPr>
-            <w:r>
-              <w:t>PQ</w:t>
-            </w:r>
-          </w:p>
-        </w:tc>
-        <w:tc>
-          <w:tcPr>
-            <w:tcW w:w="4502" w:type="dxa"/>
-            <w:hideMark/>
-          </w:tcPr>
-          <w:p>
-            <w:pPr>
-              <w:spacing w:line="360" w:lineRule="auto"/>
-            </w:pPr>
-            <w:r>
-              <w:t>Performance Qualification</w:t>
-            </w:r>
-          </w:p>
-        </w:tc>
-        <w:tc>
-          <w:tcPr>
-            <w:tcW w:w="0" w:type="auto"/>
-            <w:hideMark/>
-          </w:tcPr>
-          <w:p>
-            <w:pPr>
-              <w:spacing w:line="360" w:lineRule="auto"/>
-            </w:pPr>
-            <w:r>
-              <w:t>Qualificação de Desempenho</w:t>
-            </w:r>
-          </w:p>
-        </w:tc>
-      </w:tr>
-      <w:tr>
-        <w:tc>
-          <w:tcPr>
-            <w:tcW w:w="1271" w:type="dxa"/>
-            <w:hideMark/>
-          </w:tcPr>
-          <w:p>
-            <w:pPr>
-              <w:spacing w:line="360" w:lineRule="auto"/>
-            </w:pPr>
-            <w:r>
-              <w:t>QI</w:t>
-            </w:r>
-          </w:p>
-        </w:tc>
-        <w:tc>
-          <w:tcPr>
-            <w:tcW w:w="4502" w:type="dxa"/>
-            <w:hideMark/>
-          </w:tcPr>
-          <w:p>
-            <w:pPr>
-              <w:spacing w:line="360" w:lineRule="auto"/>
-            </w:pPr>
-            <w:r>
-              <w:t>Qualificação de Instalação</w:t>
-            </w:r>
-          </w:p>
-        </w:tc>
-        <w:tc>
-          <w:tcPr>
-            <w:tcW w:w="0" w:type="auto"/>
-            <w:hideMark/>
-          </w:tcPr>
-          <w:p>
-            <w:pPr>
-              <w:spacing w:line="360" w:lineRule="auto"/>
-            </w:pPr>
-            <w:r>
-              <w:t>Evidência de que a instalação foi executada conforme especificação</w:t>
-            </w:r>
-          </w:p>
-        </w:tc>
-      </w:tr>
-      <w:tr>
-        <w:tc>
-          <w:tcPr>
-            <w:tcW w:w="1271" w:type="dxa"/>
-            <w:hideMark/>
-          </w:tcPr>
-          <w:p>
-            <w:pPr>
-              <w:spacing w:line="360" w:lineRule="auto"/>
-            </w:pPr>
-            <w:r>
-              <w:t>QO</w:t>
-            </w:r>
-          </w:p>
-        </w:tc>
-        <w:tc>
-          <w:tcPr>
-            <w:tcW w:w="4502" w:type="dxa"/>
-            <w:hideMark/>
-          </w:tcPr>
-          <w:p>
-            <w:pPr>
-              <w:spacing w:line="360" w:lineRule="auto"/>
-            </w:pPr>
-            <w:r>
-              <w:t>Qualificação de Operação</w:t>
-            </w:r>
-          </w:p>
-        </w:tc>
-        <w:tc>
-          <w:tcPr>
-            <w:tcW w:w="0" w:type="auto"/>
-            <w:hideMark/>
-          </w:tcPr>
-          <w:p>
-            <w:pPr>
-              <w:spacing w:line="360" w:lineRule="auto"/>
-            </w:pPr>
-            <w:r>
-              <w:t>Evidência de que o sistema opera conforme especificado</w:t>
-            </w:r>
-          </w:p>
-        </w:tc>
-      </w:tr>
-      <w:tr>
-        <w:tc>
-          <w:tcPr>
-            <w:tcW w:w="1271" w:type="dxa"/>
-            <w:hideMark/>
-          </w:tcPr>
-          <w:p>
-            <w:pPr>
-              <w:spacing w:line="360" w:lineRule="auto"/>
-            </w:pPr>
-            <w:r>
-              <w:lastRenderedPageBreak/>
-              <w:t>QD</w:t>
-            </w:r>
-          </w:p>
-        </w:tc>
-        <w:tc>
-          <w:tcPr>
-            <w:tcW w:w="4502" w:type="dxa"/>
-            <w:hideMark/>
-          </w:tcPr>
-          <w:p>
-            <w:pPr>
-              <w:spacing w:line="360" w:lineRule="auto"/>
-            </w:pPr>
-            <w:r>
-              <w:t>Qualificação de Desempenho</w:t>
-            </w:r>
-          </w:p>
-        </w:tc>
-        <w:tc>
-          <w:tcPr>
-            <w:tcW w:w="0" w:type="auto"/>
-            <w:hideMark/>
-          </w:tcPr>
-          <w:p>
-            <w:pPr>
-              <w:spacing w:line="360" w:lineRule="auto"/>
-            </w:pPr>
-            <w:r>
-              <w:t>Evidência de que o sistema mantém desempenho consistente</w:t>
-            </w:r>
-          </w:p>
-        </w:tc>
-      </w:tr>
-      <w:tr>
-        <w:tc>
-          <w:tcPr>
-            <w:tcW w:w="1271" w:type="dxa"/>
-            <w:hideMark/>
-          </w:tcPr>
-          <w:p>
-            <w:pPr>
-              <w:spacing w:line="360" w:lineRule="auto"/>
-            </w:pPr>
-            <w:r>
-              <w:t>PMV</w:t>
-            </w:r>
-          </w:p>
-        </w:tc>
-        <w:tc>
-          <w:tcPr>
-            <w:tcW w:w="4502" w:type="dxa"/>
-            <w:hideMark/>
-          </w:tcPr>
-          <w:p>
-            <w:pPr>
-              <w:spacing w:line="360" w:lineRule="auto"/>
-            </w:pPr>
-            <w:r>
-              <w:t>Plano Mestre de Validação</w:t>
-            </w:r>
-          </w:p>
-        </w:tc>
-        <w:tc>
-          <w:tcPr>
-            <w:tcW w:w="0" w:type="auto"/>
-            <w:hideMark/>
-          </w:tcPr>
-          <w:p>
-            <w:pPr>
-              <w:spacing w:line="360" w:lineRule="auto"/>
-            </w:pPr>
-            <w:r>
-              <w:t>Documento que define a estratégia global de validação</w:t>
-            </w:r>
-          </w:p>
-        </w:tc>
-      </w:tr>
-      <w:tr>
-        <w:tc>
-          <w:tcPr>
-            <w:tcW w:w="1271" w:type="dxa"/>
-            <w:hideMark/>
-          </w:tcPr>
-          <w:p>
-            <w:pPr>
-              <w:spacing w:line="360" w:lineRule="auto"/>
-            </w:pPr>
-            <w:r>
-              <w:t>SNCM</w:t>
-            </w:r>
-          </w:p>
-        </w:tc>
-        <w:tc>
-          <w:tcPr>
-            <w:tcW w:w="4502" w:type="dxa"/>
-            <w:hideMark/>
-          </w:tcPr>
-          <w:p>
-            <w:pPr>
-              <w:spacing w:line="360" w:lineRule="auto"/>
-            </w:pPr>
-            <w:r>
-              <w:t>Sistema Nacional de Controle de Medicamentos</w:t>
-            </w:r>
-          </w:p>
-        </w:tc>
-        <w:tc>
-          <w:tcPr>
-            <w:tcW w:w="0" w:type="auto"/>
-            <w:hideMark/>
-          </w:tcPr>
-          <w:p>
-            <w:pPr>
-              <w:spacing w:line="360" w:lineRule="auto"/>
-            </w:pPr>
-            <w:r>
-              <w:t>Sistema brasileiro de rastreabilidade de medicamentos</w:t>
-            </w:r>
-          </w:p>
-        </w:tc>
-      </w:tr>
-      <w:tr>
-        <w:tc>
-          <w:tcPr>
-            <w:tcW w:w="1271" w:type="dxa"/>
-            <w:hideMark/>
-          </w:tcPr>
-          <w:p>
-            <w:pPr>
-              <w:spacing w:line="360" w:lineRule="auto"/>
-            </w:pPr>
-            <w:r>
-              <w:t>IUM</w:t>
-            </w:r>
-          </w:p>
-        </w:tc>
-        <w:tc>
-          <w:tcPr>
-            <w:tcW w:w="4502" w:type="dxa"/>
-            <w:hideMark/>
-          </w:tcPr>
-          <w:p>
-            <w:pPr>
-              <w:spacing w:line="360" w:lineRule="auto"/>
-            </w:pPr>
-            <w:r>
-              <w:t>Identificador Único de Medicamento</w:t>
-            </w:r>
-          </w:p>
-        </w:tc>
-        <w:tc>
-          <w:tcPr>
-            <w:tcW w:w="0" w:type="auto"/>
-            <w:hideMark/>
-          </w:tcPr>
-          <w:p>
-            <w:pPr>
-              <w:spacing w:line="360" w:lineRule="auto"/>
-            </w:pPr>
-            <w:r>
-              <w:t>Código único utilizado na serialização de medicamentos</w:t>
-            </w:r>
-          </w:p>
-        </w:tc>
-      </w:tr>
-      <w:tr>
-        <w:tc>
-          <w:tcPr>
-            <w:tcW w:w="1271" w:type="dxa"/>
-            <w:hideMark/>
-          </w:tcPr>
-          <w:p>
-            <w:pPr>
-              <w:spacing w:line="360" w:lineRule="auto"/>
-            </w:pPr>
-            <w:r>
-              <w:t>XML</w:t>
-            </w:r>
-          </w:p>
-        </w:tc>
-        <w:tc>
-          <w:tcPr>
-            <w:tcW w:w="4502" w:type="dxa"/>
-            <w:hideMark/>
-          </w:tcPr>
-          <w:p>
-            <w:pPr>
-              <w:spacing w:line="360" w:lineRule="auto"/>
-            </w:pPr>
-            <w:r>
-              <w:t>Extensible Markup Language</w:t>
-            </w:r>
-          </w:p>
-        </w:tc>
-        <w:tc>
-          <w:tcPr>
-            <w:tcW w:w="0" w:type="auto"/>
-            <w:hideMark/>
-          </w:tcPr>
-          <w:p>
-            <w:pPr>
-              <w:spacing w:line="360" w:lineRule="auto"/>
-            </w:pPr>
-            <w:r>
-              <w:t>Linguagem de marcação extensível para troca de dados</w:t>
-            </w:r>
-          </w:p>
-        </w:tc>
-      </w:tr>
-      <w:tr>
-        <w:tc>
-          <w:tcPr>
-            <w:tcW w:w="1271" w:type="dxa"/>
-            <w:hideMark/>
-          </w:tcPr>
-          <w:p>
-            <w:pPr>
-              <w:spacing w:line="360" w:lineRule="auto"/>
-            </w:pPr>
-            <w:r>
-              <w:t>FDA</w:t>
-            </w:r>
-          </w:p>
-        </w:tc>
-        <w:tc>
-          <w:tcPr>
-            <w:tcW w:w="4502" w:type="dxa"/>
-            <w:hideMark/>
-          </w:tcPr>
-          <w:p>
-            <w:pPr>
-              <w:spacing w:line="360" w:lineRule="auto"/>
-            </w:pPr>
-            <w:r>
-              <w:t>Food and Drug Administration</w:t>
-            </w:r>
-          </w:p>
-        </w:tc>
-        <w:tc>
-          <w:tcPr>
-            <w:tcW w:w="0" w:type="auto"/>
-            <w:hideMark/>
-          </w:tcPr>
-          <w:p>
-            <w:pPr>
-              <w:spacing w:line="360" w:lineRule="auto"/>
-            </w:pPr>
-            <w:r>
-              <w:t>Agência reguladora de alimentos e medicamentos dos Estados Unidos</w:t>
-            </w:r>
-          </w:p>
-        </w:tc>
-      </w:tr>
-      <w:tr>
-        <w:tc>
-          <w:tcPr>
-            <w:tcW w:w="1271" w:type="dxa"/>
-            <w:hideMark/>
-          </w:tcPr>
-          <w:p>
-            <w:pPr>
-              <w:spacing w:line="360" w:lineRule="auto"/>
-            </w:pPr>
-            <w:r>
-              <w:t>OMS</w:t>
-            </w:r>
-          </w:p>
-        </w:tc>
-        <w:tc>
-          <w:tcPr>
-            <w:tcW w:w="4502" w:type="dxa"/>
-            <w:hideMark/>
-          </w:tcPr>
-          <w:p>
-            <w:pPr>
-              <w:spacing w:line="360" w:lineRule="auto"/>
-            </w:pPr>
-            <w:r>
-              <w:t>Organização Mundial da Saúde</w:t>
-            </w:r>
-          </w:p>
-        </w:tc>
-        <w:tc>
-          <w:tcPr>
-            <w:tcW w:w="0" w:type="auto"/>
-            <w:hideMark/>
-          </w:tcPr>
-          <w:p>
-            <w:pPr>
-              <w:spacing w:line="360" w:lineRule="auto"/>
-            </w:pPr>
-            <w:r>
-              <w:t>Organização Mundial da Saúde</w:t>
-            </w:r>
-          </w:p>
-        </w:tc>
-      </w:tr>
-      <w:tr>
-        <w:tc>
-          <w:tcPr>
-            <w:tcW w:w="1271" w:type="dxa"/>
-            <w:hideMark/>
-          </w:tcPr>
-          <w:p>
-            <w:pPr>
-              <w:spacing w:line="360" w:lineRule="auto"/>
-            </w:pPr>
-            <w:r>
-              <w:t>WHO</w:t>
-            </w:r>
-          </w:p>
-        </w:tc>
-        <w:tc>
-          <w:tcPr>
-            <w:tcW w:w="4502" w:type="dxa"/>
-            <w:hideMark/>
-          </w:tcPr>
-          <w:p>
-            <w:pPr>
-              <w:spacing w:line="360" w:lineRule="auto"/>
-            </w:pPr>
-            <w:r>
-              <w:t>World Health Organization</w:t>
-            </w:r>
-          </w:p>
-        </w:tc>
-        <w:tc>
-          <w:tcPr>
-            <w:tcW w:w="0" w:type="auto"/>
-            <w:hideMark/>
-          </w:tcPr>
-          <w:p>
-            <w:pPr>
-              <w:spacing w:line="360" w:lineRule="auto"/>
-            </w:pPr>
-            <w:r>
-              <w:t>Organização Mundial da Saúde</w:t>
-            </w:r>
-          </w:p>
-        </w:tc>
-      </w:tr>
-      <w:tr>
-        <w:tc>
-          <w:tcPr>
-            <w:tcW w:w="1271" w:type="dxa"/>
-            <w:hideMark/>
-          </w:tcPr>
-          <w:p>
-            <w:pPr>
-              <w:spacing w:line="360" w:lineRule="auto"/>
-            </w:pPr>
-            <w:r>
-              <w:t>ALCOA+</w:t>
-            </w:r>
-          </w:p>
-        </w:tc>
-        <w:tc>
-          <w:tcPr>
-            <w:tcW w:w="4502" w:type="dxa"/>
-            <w:hideMark/>
-          </w:tcPr>
-          <w:p>
-            <w:pPr>
-              <w:spacing w:line="360" w:lineRule="auto"/>
-              <w:rPr>
-                <w:lang w:val="en-US"/>
-              </w:rPr>
-            </w:pPr>
-            <w:r>
-              <w:rPr>
-                <w:lang w:val="en-US"/>
-              </w:rPr>
-              <w:t>Attributable, Legible, Contemporaneous, Original, Accurate (+ Complete, Consistent, Enduring, Available)</w:t>
-            </w:r>
-          </w:p>
-        </w:tc>
-        <w:tc>
-          <w:tcPr>
-            <w:tcW w:w="0" w:type="auto"/>
-            <w:hideMark/>
-          </w:tcPr>
-          <w:p>
-            <w:pPr>
-              <w:spacing w:line="360" w:lineRule="auto"/>
-            </w:pPr>
-            <w:r>
-              <w:t>Princípios de Integridade de Dados</w:t>
-            </w:r>
-          </w:p>
-        </w:tc>
-      </w:tr>
-      <w:tr>
-        <w:tc>
-          <w:tcPr>
-            <w:tcW w:w="1271" w:type="dxa"/>
-            <w:hideMark/>
-          </w:tcPr>
-          <w:p>
-            <w:pPr>
-              <w:spacing w:line="360" w:lineRule="auto"/>
-            </w:pPr>
-            <w:r>
-              <w:t>GxP</w:t>
-            </w:r>
-          </w:p>
-        </w:tc>
-        <w:tc>
-          <w:tcPr>
-            <w:tcW w:w="4502" w:type="dxa"/>
-            <w:hideMark/>
-          </w:tcPr>
-          <w:p>
-            <w:pPr>
-              <w:spacing w:line="360" w:lineRule="auto"/>
-            </w:pPr>
-            <w:r>
-              <w:t>Good Practices</w:t>
-            </w:r>
-          </w:p>
-        </w:tc>
-        <w:tc>
-          <w:tcPr>
-            <w:tcW w:w="0" w:type="auto"/>
-            <w:hideMark/>
-          </w:tcPr>
-          <w:p>
-            <w:pPr>
-              <w:spacing w:line="360" w:lineRule="auto"/>
-            </w:pPr>
-            <w:r>
-              <w:t>Conjunto de Boas Práticas aplicáveis ao ambiente regulado</w:t>
-            </w:r>
-          </w:p>
-        </w:tc>
-      </w:tr>
-      <w:tr>
-        <w:tc>
-          <w:tcPr>
-            <w:tcW w:w="1271" w:type="dxa"/>
-            <w:hideMark/>
-          </w:tcPr>
-          <w:p>
-            <w:pPr>
-              <w:spacing w:line="360" w:lineRule="auto"/>
-            </w:pPr>
-            <w:r>
-              <w:t>ICH</w:t>
-            </w:r>
-          </w:p>
-        </w:tc>
-        <w:tc>
-          <w:tcPr>
-            <w:tcW w:w="4502" w:type="dxa"/>
-            <w:hideMark/>
-          </w:tcPr>
-          <w:p>
-            <w:pPr>
-              <w:spacing w:line="360" w:lineRule="auto"/>
-            </w:pPr>
-            <w:r>
-              <w:t>International Council for Harmonisation</w:t>
-            </w:r>
-          </w:p>
-        </w:tc>
-        <w:tc>
-          <w:tcPr>
-            <w:tcW w:w="0" w:type="auto"/>
-            <w:hideMark/>
-          </w:tcPr>
-          <w:p>
-            <w:pPr>
-              <w:spacing w:line="360" w:lineRule="auto"/>
-            </w:pPr>
-            <w:r>
-              <w:t>Conselho Internacional para Harmonização de Requisitos Técnicos</w:t>
-            </w:r>
-          </w:p>
-        </w:tc>
-      </w:tr>
-      <w:tr>
-        <w:tc>
-          <w:tcPr>
-            <w:tcW w:w="1271" w:type="dxa"/>
-            <w:hideMark/>
-          </w:tcPr>
-          <w:p>
-            <w:pPr>
-              <w:spacing w:line="360" w:lineRule="auto"/>
-            </w:pPr>
-            <w:r>
-              <w:t>QMS</w:t>
-            </w:r>
-          </w:p>
-        </w:tc>
-        <w:tc>
-          <w:tcPr>
-            <w:tcW w:w="4502" w:type="dxa"/>
-            <w:hideMark/>
-          </w:tcPr>
-          <w:p>
-            <w:pPr>
-              <w:spacing w:line="360" w:lineRule="auto"/>
-            </w:pPr>
-            <w:r>
-              <w:t>Quality Management System</w:t>
-            </w:r>
-          </w:p>
-        </w:tc>
-        <w:tc>
-          <w:tcPr>
-            <w:tcW w:w="0" w:type="auto"/>
-            <w:hideMark/>
-          </w:tcPr>
-          <w:p>
-            <w:pPr>
-              <w:spacing w:line="360" w:lineRule="auto"/>
-            </w:pPr>
-            <w:r>
-              <w:t>Sistema de Gestão da Qualidade</w:t>
-            </w:r>
-          </w:p>
-        </w:tc>
-      </w:tr>
-      <w:tr>
-        <w:tc>
-          <w:tcPr>
-            <w:tcW w:w="1271" w:type="dxa"/>
-            <w:hideMark/>
-          </w:tcPr>
-          <w:p>
-            <w:pPr>
-              <w:spacing w:line="360" w:lineRule="auto"/>
-            </w:pPr>
-            <w:r>
-              <w:t>QA</w:t>
-            </w:r>
-          </w:p>
-        </w:tc>
-        <w:tc>
-          <w:tcPr>
-            <w:tcW w:w="4502" w:type="dxa"/>
-            <w:hideMark/>
-          </w:tcPr>
-          <w:p>
-            <w:pPr>
-              <w:spacing w:line="360" w:lineRule="auto"/>
-            </w:pPr>
-            <w:r>
-              <w:t>Quality Assurance</w:t>
-            </w:r>
-          </w:p>
-        </w:tc>
-        <w:tc>
-          <w:tcPr>
-            <w:tcW w:w="0" w:type="auto"/>
-            <w:hideMark/>
-          </w:tcPr>
-          <w:p>
-            <w:pPr>
-              <w:spacing w:line="360" w:lineRule="auto"/>
-            </w:pPr>
-            <w:r>
-              <w:t>Garantia da Qualidade</w:t>
-            </w:r>
-          </w:p>
-        </w:tc>
-      </w:tr>
-      <w:tr>
-        <w:tc>
-          <w:tcPr>
-            <w:tcW w:w="1271" w:type="dxa"/>
-            <w:hideMark/>
-          </w:tcPr>
-          <w:p>
-            <w:pPr>
-              <w:spacing w:line="360" w:lineRule="auto"/>
-            </w:pPr>
-            <w:r>
-              <w:t>QC</w:t>
-            </w:r>
-          </w:p>
-        </w:tc>
-        <w:tc>
-          <w:tcPr>
-            <w:tcW w:w="4502" w:type="dxa"/>
-            <w:hideMark/>
-          </w:tcPr>
-          <w:p>
-            <w:pPr>
-              <w:spacing w:line="360" w:lineRule="auto"/>
-            </w:pPr>
-            <w:r>
-              <w:t>Quality Control</w:t>
-            </w:r>
-          </w:p>
-        </w:tc>
-        <w:tc>
-          <w:tcPr>
-            <w:tcW w:w="0" w:type="auto"/>
-            <w:hideMark/>
-          </w:tcPr>
-          <w:p>
-            <w:pPr>
-              <w:spacing w:line="360" w:lineRule="auto"/>
-            </w:pPr>
-            <w:r>
-              <w:t>Controle da Qualidade</w:t>
-            </w:r>
-          </w:p>
-        </w:tc>
-      </w:tr>
-      <w:tr>
-        <w:tc>
-          <w:tcPr>
-            <w:tcW w:w="1271" w:type="dxa"/>
-            <w:hideMark/>
-          </w:tcPr>
-          <w:p>
-            <w:pPr>
-              <w:spacing w:line="360" w:lineRule="auto"/>
-            </w:pPr>
-            <w:r>
-              <w:t>SLA</w:t>
-            </w:r>
-          </w:p>
-        </w:tc>
-        <w:tc>
-          <w:tcPr>
-            <w:tcW w:w="4502" w:type="dxa"/>
-            <w:hideMark/>
-          </w:tcPr>
-          <w:p>
-            <w:pPr>
-              <w:spacing w:line="360" w:lineRule="auto"/>
-            </w:pPr>
-            <w:r>
-              <w:t>Service Level Agreement</w:t>
-            </w:r>
-          </w:p>
-        </w:tc>
-        <w:tc>
-          <w:tcPr>
-            <w:tcW w:w="0" w:type="auto"/>
-            <w:hideMark/>
-          </w:tcPr>
-          <w:p>
-            <w:pPr>
-              <w:spacing w:line="360" w:lineRule="auto"/>
-            </w:pPr>
-            <w:r>
-              <w:t>Acordo de Nível de Serviço</w:t>
-            </w:r>
-          </w:p>
-        </w:tc>
-      </w:tr>
-      <w:tr>
-        <w:tc>
-          <w:tcPr>
-            <w:tcW w:w="1271" w:type="dxa"/>
-            <w:hideMark/>
-          </w:tcPr>
-          <w:p>
-            <w:pPr>
-              <w:spacing w:line="360" w:lineRule="auto"/>
-            </w:pPr>
-            <w:r>
-              <w:t>Audit Trail</w:t>
-            </w:r>
-          </w:p>
-        </w:tc>
-        <w:tc>
-          <w:tcPr>
-            <w:tcW w:w="4502" w:type="dxa"/>
-            <w:hideMark/>
-          </w:tcPr>
-          <w:p>
-            <w:pPr>
-              <w:spacing w:line="360" w:lineRule="auto"/>
-            </w:pPr>
-            <w:r>
-              <w:t>Audit Trail</w:t>
-            </w:r>
-          </w:p>
-        </w:tc>
-        <w:tc>
-          <w:tcPr>
-            <w:tcW w:w="0" w:type="auto"/>
-            <w:hideMark/>
-          </w:tcPr>
-          <w:p>
-            <w:pPr>
-              <w:spacing w:line="360" w:lineRule="auto"/>
-            </w:pPr>
-            <w:r>
-              <w:t>Trilha de Auditoria</w:t>
-            </w:r>
-          </w:p>
-        </w:tc>
-      </w:tr>
-      <w:tr>
-        <w:tc>
-          <w:tcPr>
-            <w:tcW w:w="1271" w:type="dxa"/>
-            <w:hideMark/>
-          </w:tcPr>
-          <w:p>
-            <w:pPr>
-              <w:spacing w:line="360" w:lineRule="auto"/>
-            </w:pPr>
-            <w:r>
-              <w:t>GAMP</w:t>
-            </w:r>
-          </w:p>
-        </w:tc>
-        <w:tc>
-          <w:tcPr>
-            <w:tcW w:w="4502" w:type="dxa"/>
-            <w:hideMark/>
-          </w:tcPr>
-          <w:p>
-            <w:pPr>
-              <w:spacing w:line="360" w:lineRule="auto"/>
-            </w:pPr>
-            <w:r>
-              <w:t>Good Automated Manufacturing Practice</w:t>
-            </w:r>
-          </w:p>
-        </w:tc>
-        <w:tc>
-          <w:tcPr>
-            <w:tcW w:w="0" w:type="auto"/>
-            <w:hideMark/>
-          </w:tcPr>
-          <w:p>
-            <w:pPr>
-              <w:spacing w:line="360" w:lineRule="auto"/>
-            </w:pPr>
-            <w:r>
-              <w:t>Guia internacional de validação de sistemas computadorizados (categorias de software)</w:t>
-            </w:r>
-          </w:p>
-        </w:tc>
-      </w:tr>
-      <w:tr>
-        <w:tc>
-          <w:tcPr>
-            <w:tcW w:w="1271" w:type="dxa"/>
-            <w:hideMark/>
-          </w:tcPr>
-          <w:p>
-            <w:pPr>
-              <w:spacing w:line="360" w:lineRule="auto"/>
-            </w:pPr>
-            <w:r>
-              <w:t>RN</w:t>
-            </w:r>
-          </w:p>
-        </w:tc>
-        <w:tc>
-          <w:tcPr>
-            <w:tcW w:w="4502" w:type="dxa"/>
-            <w:hideMark/>
-          </w:tcPr>
-          <w:p>
-            <w:pPr>
-              <w:spacing w:line="360" w:lineRule="auto"/>
-            </w:pPr>
-            <w:r>
-              <w:t>Regra de Negócio</w:t>
-            </w:r>
-          </w:p>
-        </w:tc>
-        <w:tc>
-          <w:tcPr>
-            <w:tcW w:w="0" w:type="auto"/>
-            <w:hideMark/>
-          </w:tcPr>
-          <w:p>
-            <w:pPr>
-              <w:spacing w:line="360" w:lineRule="auto"/>
-            </w:pPr>
-            <w:r>
-              <w:t>Regra que o sistema deve cumprir, identificada como RN-PRI-nnn</w:t>
-            </w:r>
-          </w:p>
-        </w:tc>
-      </w:tr>
-      <w:tr>
-        <w:tc>
-          <w:tcPr>
-            <w:tcW w:w="1271" w:type="dxa"/>
-            <w:hideMark/>
-          </w:tcPr>
-          <w:p>
-            <w:pPr>
-              <w:spacing w:line="360" w:lineRule="auto"/>
-            </w:pPr>
-            <w:r>
-              <w:t>RF / RNF</w:t>
-            </w:r>
-          </w:p>
-        </w:tc>
-        <w:tc>
-          <w:tcPr>
-            <w:tcW w:w="4502" w:type="dxa"/>
-            <w:hideMark/>
-          </w:tcPr>
-          <w:p>
-            <w:pPr>
-              <w:spacing w:line="360" w:lineRule="auto"/>
-            </w:pPr>
-            <w:r>
-              <w:t>Requisito Funcional / Não Funcional</w:t>
-            </w:r>
-          </w:p>
-        </w:tc>
-        <w:tc>
-          <w:tcPr>
-            <w:tcW w:w="0" w:type="auto"/>
-            <w:hideMark/>
-          </w:tcPr>
-          <w:p>
-            <w:pPr>
-              <w:spacing w:line="360" w:lineRule="auto"/>
-            </w:pPr>
-            <w:r>
-              <w:t>O que a nova versão deve fazer / como deve fazer (segurança, auditoria, desempenho)</w:t>
-            </w:r>
-          </w:p>
-        </w:tc>
-      </w:tr>
-      <w:tr>
-        <w:tc>
-          <w:tcPr>
-            <w:tcW w:w="1271" w:type="dxa"/>
-            <w:hideMark/>
-          </w:tcPr>
-          <w:p>
-            <w:pPr>
-              <w:spacing w:line="360" w:lineRule="auto"/>
-            </w:pPr>
-            <w:r>
-              <w:t>CT</w:t>
-            </w:r>
-          </w:p>
-        </w:tc>
-        <w:tc>
-          <w:tcPr>
-            <w:tcW w:w="4502" w:type="dxa"/>
-            <w:hideMark/>
-          </w:tcPr>
-          <w:p>
-            <w:pPr>
-              <w:spacing w:line="360" w:lineRule="auto"/>
-            </w:pPr>
-            <w:r>
-              <w:t>Caso de Teste</w:t>
-            </w:r>
-          </w:p>
-        </w:tc>
-        <w:tc>
-          <w:tcPr>
-            <w:tcW w:w="0" w:type="auto"/>
-            <w:hideMark/>
-          </w:tcPr>
-          <w:p>
-            <w:pPr>
-              <w:spacing w:line="360" w:lineRule="auto"/>
-            </w:pPr>
-            <w:r>
-              <w:t>Teste com passos e resultado esperado, identificado como CT-PRI-nnn</w:t>
-            </w:r>
-          </w:p>
-        </w:tc>
-      </w:tr>
-      <w:tr>
-        <w:tc>
-          <w:tcPr>
-            <w:tcW w:w="1271" w:type="dxa"/>
-            <w:hideMark/>
-          </w:tcPr>
-          <w:p>
-            <w:pPr>
-              <w:spacing w:line="360" w:lineRule="auto"/>
-            </w:pPr>
-            <w:r>
-              <w:t>DV</w:t>
-            </w:r>
-          </w:p>
-        </w:tc>
-        <w:tc>
-          <w:tcPr>
-            <w:tcW w:w="4502" w:type="dxa"/>
-            <w:hideMark/>
-          </w:tcPr>
-          <w:p>
-            <w:pPr>
-              <w:spacing w:line="360" w:lineRule="auto"/>
-            </w:pPr>
-            <w:r>
-              <w:t>Desvio</w:t>
-            </w:r>
-          </w:p>
-        </w:tc>
-        <w:tc>
-          <w:tcPr>
-            <w:tcW w:w="0" w:type="auto"/>
-            <w:hideMark/>
-          </w:tcPr>
-          <w:p>
-            <w:pPr>
-              <w:spacing w:line="360" w:lineRule="auto"/>
-            </w:pPr>
-            <w:r>
-              <w:t>Diferença entre o resultado esperado e o obtido nos testes, identificado como DV-PRI-nnn</w:t>
-            </w:r>
-          </w:p>
-        </w:tc>
-      </w:tr>
-      <w:tr>
-        <w:tc>
-          <w:tcPr>
-            <w:tcW w:w="1271" w:type="dxa"/>
-            <w:hideMark/>
-          </w:tcPr>
-          <w:p>
-            <w:pPr>
-              <w:spacing w:line="360" w:lineRule="auto"/>
-            </w:pPr>
-            <w:r>
-              <w:t>SEG</w:t>
-            </w:r>
-          </w:p>
-        </w:tc>
-        <w:tc>
-          <w:tcPr>
-            <w:tcW w:w="4502" w:type="dxa"/>
-            <w:hideMark/>
-          </w:tcPr>
-          <w:p>
-            <w:pPr>
-              <w:spacing w:line="360" w:lineRule="auto"/>
-            </w:pPr>
-            <w:r>
-              <w:t>Achado de Segurança</w:t>
-            </w:r>
-          </w:p>
-        </w:tc>
-        <w:tc>
-          <w:tcPr>
-            <w:tcW w:w="0" w:type="auto"/>
-            <w:hideMark/>
-          </w:tcPr>
-          <w:p>
-            <w:pPr>
-              <w:spacing w:line="360" w:lineRule="auto"/>
-            </w:pPr>
-            <w:r>
-              <w:t>Fragilidade de segurança encontrada no código, identificada como SEG-PRI-nn</w:t>
-            </w:r>
-          </w:p>
-        </w:tc>
-      </w:tr>
-      <w:tr>
-        <w:tc>
-          <w:tcPr>
-            <w:tcW w:w="1271" w:type="dxa"/>
-            <w:hideMark/>
-          </w:tcPr>
-          <w:p>
-            <w:pPr>
-              <w:spacing w:line="360" w:lineRule="auto"/>
-            </w:pPr>
-            <w:r>
-              <w:t>SSO</w:t>
-            </w:r>
-          </w:p>
-        </w:tc>
-        <w:tc>
-          <w:tcPr>
-            <w:tcW w:w="4502" w:type="dxa"/>
-            <w:hideMark/>
-          </w:tcPr>
-          <w:p>
-            <w:pPr>
-              <w:spacing w:line="360" w:lineRule="auto"/>
-            </w:pPr>
-            <w:r>
-              <w:t>Single Sign-On</w:t>
-            </w:r>
-          </w:p>
-        </w:tc>
-        <w:tc>
-          <w:tcPr>
-            <w:tcW w:w="0" w:type="auto"/>
-            <w:hideMark/>
-          </w:tcPr>
-          <w:p>
-            <w:pPr>
-              <w:spacing w:line="360" w:lineRule="auto"/>
-            </w:pPr>
-            <w:r>
-              <w:t>Login único: um acesso vale para todos os módulos</w:t>
-            </w:r>
-          </w:p>
-        </w:tc>
-      </w:tr>
-      <w:tr>
-        <w:tc>
-          <w:tcPr>
-            <w:tcW w:w="1271" w:type="dxa"/>
-            <w:hideMark/>
-          </w:tcPr>
-          <w:p>
-            <w:pPr>
-              <w:spacing w:line="360" w:lineRule="auto"/>
-            </w:pPr>
-            <w:r>
-              <w:t>DBA</w:t>
-            </w:r>
-          </w:p>
-        </w:tc>
-        <w:tc>
-          <w:tcPr>
-            <w:tcW w:w="4502" w:type="dxa"/>
-            <w:hideMark/>
-          </w:tcPr>
-          <w:p>
-            <w:pPr>
-              <w:spacing w:line="360" w:lineRule="auto"/>
-            </w:pPr>
-            <w:r>
-              <w:t>Database Administrator</w:t>
-            </w:r>
-          </w:p>
-        </w:tc>
-        <w:tc>
-          <w:tcPr>
-            <w:tcW w:w="0" w:type="auto"/>
-            <w:hideMark/>
-          </w:tcPr>
-          <w:p>
-            <w:pPr>
-              <w:spacing w:line="360" w:lineRule="auto"/>
-            </w:pPr>
-            <w:r>
-              <w:t>Administrador do banco de dados</w:t>
-            </w:r>
-          </w:p>
-        </w:tc>
-      </w:tr>
-      <w:tr>
-        <w:tc>
-          <w:tcPr>
-            <w:tcW w:w="1271" w:type="dxa"/>
-            <w:hideMark/>
-          </w:tcPr>
-          <w:p>
-            <w:pPr>
-              <w:spacing w:line="360" w:lineRule="auto"/>
-            </w:pPr>
-            <w:r>
-              <w:t>LGPD</w:t>
-            </w:r>
-          </w:p>
-        </w:tc>
-        <w:tc>
-          <w:tcPr>
-            <w:tcW w:w="4502" w:type="dxa"/>
-            <w:hideMark/>
-          </w:tcPr>
-          <w:p>
-            <w:pPr>
-              <w:spacing w:line="360" w:lineRule="auto"/>
-            </w:pPr>
-            <w:r>
-              <w:t>Lei Geral de Proteção de Dados</w:t>
-            </w:r>
-          </w:p>
-        </w:tc>
-        <w:tc>
-          <w:tcPr>
-            <w:tcW w:w="0" w:type="auto"/>
-            <w:hideMark/>
-          </w:tcPr>
-          <w:p>
-            <w:pPr>
-              <w:spacing w:line="360" w:lineRule="auto"/>
-            </w:pPr>
-            <w:r>
-              <w:t>Lei nº 13.709/2018, sobre dados pessoais</w:t>
-            </w:r>
-          </w:p>
-        </w:tc>
-      </w:tr>
-    </w:tbl>
-    <w:p/>
-    <w:p>
-      <w:pPr>
-        <w:widowControl/>
-        <w:overflowPunct/>
-        <w:spacing w:before="0" w:after="0"/>
-        <w:jc w:val="left"/>
-        <w:rPr>
-          <w:color w:val="000000" w:themeColor="text1"/>
-        </w:rPr>
-      </w:pPr>
-    </w:p>
-    <w:p>
-      <w:pPr>
-        <w:spacing w:after="0" w:line="360" w:lineRule="auto"/>
+        <w:spacing w:after="0" w:line="252" w:lineRule="auto"/>
         <w:rPr>
           <w:szCs w:val="20"/>
         </w:rPr>
@@ -3459,7 +68,7 @@
           <w:right w:val="single" w:sz="4" w:space="4" w:color="000000"/>
         </w:pBdr>
         <w:shd w:val="clear" w:color="auto" w:fill="F2F2F2"/>
-        <w:spacing w:before="0" w:after="0"/>
+        <w:spacing w:before="200" w:after="0"/>
         <w:ind w:left="0" w:right="170" w:firstLine="0"/>
         <w:outlineLvl w:val="0"/>
         <w:rPr>
@@ -3478,12 +87,12 @@
     <w:p>
       <w:pPr>
         <w:keepNext/>
-        <w:spacing w:after="0" w:line="360" w:lineRule="auto"/>
+        <w:spacing w:after="0" w:line="252" w:lineRule="auto"/>
       </w:pPr>
     </w:p>
     <w:p>
       <w:pPr>
-        <w:spacing w:after="0" w:line="360" w:lineRule="auto"/>
+        <w:spacing w:after="0" w:line="252" w:lineRule="auto"/>
         <w:rPr>
           <w:szCs w:val="20"/>
         </w:rPr>
@@ -3524,7 +133,7 @@
           <w:right w:val="single" w:sz="4" w:space="4" w:color="000000"/>
         </w:pBdr>
         <w:shd w:val="clear" w:color="auto" w:fill="F2F2F2"/>
-        <w:spacing w:before="0" w:after="0"/>
+        <w:spacing w:before="200" w:after="0"/>
         <w:ind w:left="0" w:right="170" w:firstLine="0"/>
         <w:outlineLvl w:val="0"/>
         <w:rPr>
@@ -3543,7 +152,7 @@
     <w:p>
       <w:pPr>
         <w:keepNext/>
-        <w:spacing w:after="0" w:line="360" w:lineRule="auto"/>
+        <w:spacing w:after="0" w:line="252" w:lineRule="auto"/>
       </w:pPr>
     </w:p>
     <w:p>
@@ -3552,7 +161,7 @@
           <w:ilvl w:val="0"/>
           <w:numId w:val="2"/>
         </w:numPr>
-        <w:spacing w:after="0" w:line="360" w:lineRule="auto"/>
+        <w:spacing w:after="0" w:line="252" w:lineRule="auto"/>
         <w:rPr>
           <w:szCs w:val="20"/>
         </w:rPr>
@@ -3578,7 +187,7 @@
           <w:ilvl w:val="0"/>
           <w:numId w:val="2"/>
         </w:numPr>
-        <w:spacing w:after="0" w:line="360" w:lineRule="auto"/>
+        <w:spacing w:after="0" w:line="252" w:lineRule="auto"/>
         <w:rPr>
           <w:szCs w:val="20"/>
         </w:rPr>
@@ -3613,7 +222,7 @@
           <w:right w:val="single" w:sz="4" w:space="4" w:color="000000"/>
         </w:pBdr>
         <w:shd w:val="clear" w:color="auto" w:fill="F2F2F2"/>
-        <w:spacing w:before="0" w:after="0"/>
+        <w:spacing w:before="200" w:after="0"/>
         <w:ind w:left="0" w:right="170" w:firstLine="0"/>
         <w:outlineLvl w:val="0"/>
         <w:rPr>
@@ -3632,7 +241,7 @@
     <w:p>
       <w:pPr>
         <w:keepNext/>
-        <w:spacing w:after="0" w:line="360" w:lineRule="auto"/>
+        <w:spacing w:after="0" w:line="252" w:lineRule="auto"/>
       </w:pPr>
     </w:p>
     <w:tbl>
@@ -3915,7 +524,7 @@
     </w:tbl>
     <w:p>
       <w:pPr>
-        <w:spacing w:after="0" w:line="360" w:lineRule="auto"/>
+        <w:spacing w:after="0" w:line="252" w:lineRule="auto"/>
       </w:pPr>
     </w:p>
     <w:p>
@@ -3933,7 +542,7 @@
           <w:right w:val="single" w:sz="4" w:space="4" w:color="000000"/>
         </w:pBdr>
         <w:shd w:val="clear" w:color="auto" w:fill="F2F2F2"/>
-        <w:spacing w:before="0" w:after="0"/>
+        <w:spacing w:before="200" w:after="0"/>
         <w:ind w:left="0" w:right="170" w:firstLine="0"/>
         <w:outlineLvl w:val="0"/>
         <w:rPr>
@@ -3952,7 +561,7 @@
     <w:p>
       <w:pPr>
         <w:keepNext/>
-        <w:spacing w:after="0" w:line="360" w:lineRule="auto"/>
+        <w:spacing w:after="0" w:line="252" w:lineRule="auto"/>
       </w:pPr>
     </w:p>
     <w:tbl>
@@ -3963,9 +572,9 @@
         <w:tblLook w:val="04A0" w:firstRow="1" w:lastRow="0" w:firstColumn="1" w:lastColumn="0" w:noHBand="0" w:noVBand="1"/>
       </w:tblPr>
       <w:tblGrid>
-        <w:gridCol w:w="4537"/>
-        <w:gridCol w:w="3521"/>
-        <w:gridCol w:w="1573"/>
+        <w:gridCol w:w="4953"/>
+        <w:gridCol w:w="3239"/>
+        <w:gridCol w:w="1439"/>
       </w:tblGrid>
       <w:tr>
         <w:trPr>
@@ -3974,7 +583,7 @@
         </w:trPr>
         <w:tc>
           <w:tcPr>
-            <w:tcW w:w="4537" w:type="dxa"/>
+            <w:tcW w:w="4953" w:type="dxa"/>
             <w:shd w:val="clear" w:color="auto" w:fill="D9D9D9" w:themeFill="background1" w:themeFillShade="D9"/>
           </w:tcPr>
           <w:p>
@@ -4002,7 +611,7 @@
         </w:tc>
         <w:tc>
           <w:tcPr>
-            <w:tcW w:w="3521" w:type="dxa"/>
+            <w:tcW w:w="3239" w:type="dxa"/>
             <w:shd w:val="clear" w:color="auto" w:fill="D9D9D9" w:themeFill="background1" w:themeFillShade="D9"/>
           </w:tcPr>
           <w:p>
@@ -4030,7 +639,7 @@
         </w:tc>
         <w:tc>
           <w:tcPr>
-            <w:tcW w:w="1573" w:type="dxa"/>
+            <w:tcW w:w="1439" w:type="dxa"/>
             <w:shd w:val="clear" w:color="auto" w:fill="D9D9D9" w:themeFill="background1" w:themeFillShade="D9"/>
           </w:tcPr>
           <w:p>
@@ -4063,7 +672,229 @@
         </w:trPr>
         <w:tc>
           <w:tcPr>
-            <w:tcW w:w="4537" w:type="dxa"/>
+            <w:tcW w:w="4953" w:type="dxa"/>
+          </w:tcPr>
+          <w:p>
+            <w:pPr>
+              <w:widowControl/>
+              <w:spacing w:after="0" w:line="276" w:lineRule="auto"/>
+              <w:jc w:val="left"/>
+              <w:rPr>
+                <w:sz w:val="18"/>
+                <w:szCs w:val="18"/>
+              </w:rPr>
+            </w:pPr>
+            <w:r>
+              <w:rPr>
+                <w:sz w:val="18"/>
+                <w:szCs w:val="20"/>
+              </w:rPr>
+              <w:t xml:space="preserve">Qualquer usuário logado abre telas de configuração e relatórios digitando o endereço da página</w:t>
+            </w:r>
+          </w:p>
+        </w:tc>
+        <w:tc>
+          <w:tcPr>
+            <w:tcW w:w="3239" w:type="dxa"/>
+          </w:tcPr>
+          <w:p>
+            <w:pPr>
+              <w:widowControl/>
+              <w:spacing w:after="0" w:line="276" w:lineRule="auto"/>
+              <w:jc w:val="left"/>
+              <w:rPr>
+                <w:sz w:val="18"/>
+                <w:szCs w:val="18"/>
+              </w:rPr>
+            </w:pPr>
+            <w:r>
+              <w:rPr>
+                <w:sz w:val="18"/>
+                <w:szCs w:val="20"/>
+              </w:rPr>
+              <w:t xml:space="preserve">Acesso e alteração indevidos de dados</w:t>
+            </w:r>
+          </w:p>
+        </w:tc>
+        <w:tc>
+          <w:tcPr>
+            <w:tcW w:w="1439" w:type="dxa"/>
+          </w:tcPr>
+          <w:p>
+            <w:pPr>
+              <w:widowControl/>
+              <w:spacing w:after="0" w:line="276" w:lineRule="auto"/>
+              <w:jc w:val="left"/>
+              <w:rPr>
+                <w:sz w:val="18"/>
+                <w:szCs w:val="18"/>
+              </w:rPr>
+            </w:pPr>
+            <w:r>
+              <w:rPr>
+                <w:sz w:val="18"/>
+                <w:szCs w:val="20"/>
+              </w:rPr>
+              <w:t xml:space="preserve">Alta</w:t>
+            </w:r>
+          </w:p>
+        </w:tc>
+      </w:tr>
+      <w:tr>
+        <w:trPr>
+          <w:cantSplit/>
+        </w:trPr>
+        <w:tc>
+          <w:tcPr>
+            <w:tcW w:w="4953" w:type="dxa"/>
+          </w:tcPr>
+          <w:p>
+            <w:pPr>
+              <w:widowControl/>
+              <w:spacing w:after="0" w:line="276" w:lineRule="auto"/>
+              <w:jc w:val="left"/>
+              <w:rPr>
+                <w:sz w:val="18"/>
+                <w:szCs w:val="18"/>
+              </w:rPr>
+            </w:pPr>
+            <w:r>
+              <w:rPr>
+                <w:sz w:val="18"/>
+                <w:szCs w:val="20"/>
+              </w:rPr>
+              <w:t xml:space="preserve">As senhas podem ser recuperadas, e o administrador vê a senha provisória do usuário</w:t>
+            </w:r>
+          </w:p>
+        </w:tc>
+        <w:tc>
+          <w:tcPr>
+            <w:tcW w:w="3239" w:type="dxa"/>
+          </w:tcPr>
+          <w:p>
+            <w:pPr>
+              <w:widowControl/>
+              <w:spacing w:after="0" w:line="276" w:lineRule="auto"/>
+              <w:jc w:val="left"/>
+              <w:rPr>
+                <w:sz w:val="18"/>
+                <w:szCs w:val="18"/>
+              </w:rPr>
+            </w:pPr>
+            <w:r>
+              <w:rPr>
+                <w:sz w:val="18"/>
+                <w:szCs w:val="20"/>
+              </w:rPr>
+              <w:t xml:space="preserve">Uma pessoa entra como outra; a autoria dos registros perde valor</w:t>
+            </w:r>
+          </w:p>
+        </w:tc>
+        <w:tc>
+          <w:tcPr>
+            <w:tcW w:w="1439" w:type="dxa"/>
+          </w:tcPr>
+          <w:p>
+            <w:pPr>
+              <w:widowControl/>
+              <w:spacing w:after="0" w:line="276" w:lineRule="auto"/>
+              <w:jc w:val="left"/>
+              <w:rPr>
+                <w:sz w:val="18"/>
+                <w:szCs w:val="18"/>
+              </w:rPr>
+            </w:pPr>
+            <w:r>
+              <w:rPr>
+                <w:sz w:val="18"/>
+                <w:szCs w:val="20"/>
+              </w:rPr>
+              <w:t xml:space="preserve">Crítica</w:t>
+            </w:r>
+          </w:p>
+        </w:tc>
+      </w:tr>
+      <w:tr>
+        <w:trPr>
+          <w:cantSplit/>
+        </w:trPr>
+        <w:tc>
+          <w:tcPr>
+            <w:tcW w:w="4953" w:type="dxa"/>
+          </w:tcPr>
+          <w:p>
+            <w:pPr>
+              <w:widowControl/>
+              <w:spacing w:after="0" w:line="276" w:lineRule="auto"/>
+              <w:jc w:val="left"/>
+              <w:rPr>
+                <w:sz w:val="18"/>
+                <w:szCs w:val="18"/>
+              </w:rPr>
+            </w:pPr>
+            <w:r>
+              <w:rPr>
+                <w:sz w:val="18"/>
+                <w:szCs w:val="20"/>
+              </w:rPr>
+              <w:t xml:space="preserve">A troca obrigatória de senha pode ser pulada</w:t>
+            </w:r>
+          </w:p>
+        </w:tc>
+        <w:tc>
+          <w:tcPr>
+            <w:tcW w:w="3239" w:type="dxa"/>
+          </w:tcPr>
+          <w:p>
+            <w:pPr>
+              <w:widowControl/>
+              <w:spacing w:after="0" w:line="276" w:lineRule="auto"/>
+              <w:jc w:val="left"/>
+              <w:rPr>
+                <w:sz w:val="18"/>
+                <w:szCs w:val="18"/>
+              </w:rPr>
+            </w:pPr>
+            <w:r>
+              <w:rPr>
+                <w:sz w:val="18"/>
+                <w:szCs w:val="20"/>
+              </w:rPr>
+              <w:t xml:space="preserve">Senha provisória continua em uso</w:t>
+            </w:r>
+          </w:p>
+        </w:tc>
+        <w:tc>
+          <w:tcPr>
+            <w:tcW w:w="1439" w:type="dxa"/>
+          </w:tcPr>
+          <w:p>
+            <w:pPr>
+              <w:widowControl/>
+              <w:spacing w:after="0" w:line="276" w:lineRule="auto"/>
+              <w:jc w:val="left"/>
+              <w:rPr>
+                <w:sz w:val="18"/>
+                <w:szCs w:val="18"/>
+              </w:rPr>
+            </w:pPr>
+            <w:r>
+              <w:rPr>
+                <w:sz w:val="18"/>
+                <w:szCs w:val="20"/>
+              </w:rPr>
+              <w:t xml:space="preserve">Alta</w:t>
+            </w:r>
+          </w:p>
+        </w:tc>
+      </w:tr>
+      <w:tr>
+        <w:trPr>
+          <w:cantSplit/>
+        </w:trPr>
+        <w:tc>
+          <w:tcPr>
+            <w:tcW w:w="4953" w:type="dxa"/>
           </w:tcPr>
           <w:p>
             <w:pPr>
@@ -4086,7 +917,7 @@
         </w:tc>
         <w:tc>
           <w:tcPr>
-            <w:tcW w:w="3521" w:type="dxa"/>
+            <w:tcW w:w="3239" w:type="dxa"/>
           </w:tcPr>
           <w:p>
             <w:pPr>
@@ -4109,7 +940,7 @@
         </w:tc>
         <w:tc>
           <w:tcPr>
-            <w:tcW w:w="1573" w:type="dxa"/>
+            <w:tcW w:w="1439" w:type="dxa"/>
           </w:tcPr>
           <w:p>
             <w:pPr>
@@ -4131,16 +962,90 @@
           </w:p>
         </w:tc>
       </w:tr>
+      <w:tr>
+        <w:trPr>
+          <w:cantSplit/>
+        </w:trPr>
+        <w:tc>
+          <w:tcPr>
+            <w:tcW w:w="4953" w:type="dxa"/>
+          </w:tcPr>
+          <w:p>
+            <w:pPr>
+              <w:widowControl/>
+              <w:spacing w:after="0" w:line="276" w:lineRule="auto"/>
+              <w:jc w:val="left"/>
+              <w:rPr>
+                <w:sz w:val="18"/>
+                <w:szCs w:val="18"/>
+              </w:rPr>
+            </w:pPr>
+            <w:r>
+              <w:rPr>
+                <w:sz w:val="18"/>
+                <w:szCs w:val="20"/>
+              </w:rPr>
+              <w:t xml:space="preserve">O endereço da página permite entrar sem senha em outro navegador, e o "Sair" não encerra os outros módulos</w:t>
+            </w:r>
+          </w:p>
+        </w:tc>
+        <w:tc>
+          <w:tcPr>
+            <w:tcW w:w="3239" w:type="dxa"/>
+          </w:tcPr>
+          <w:p>
+            <w:pPr>
+              <w:widowControl/>
+              <w:spacing w:after="0" w:line="276" w:lineRule="auto"/>
+              <w:jc w:val="left"/>
+              <w:rPr>
+                <w:sz w:val="18"/>
+                <w:szCs w:val="18"/>
+              </w:rPr>
+            </w:pPr>
+            <w:r>
+              <w:rPr>
+                <w:sz w:val="18"/>
+                <w:szCs w:val="20"/>
+              </w:rPr>
+              <w:t xml:space="preserve">Sessão aproveitada por terceiros</w:t>
+            </w:r>
+          </w:p>
+        </w:tc>
+        <w:tc>
+          <w:tcPr>
+            <w:tcW w:w="1439" w:type="dxa"/>
+          </w:tcPr>
+          <w:p>
+            <w:pPr>
+              <w:widowControl/>
+              <w:spacing w:after="0" w:line="276" w:lineRule="auto"/>
+              <w:jc w:val="left"/>
+              <w:rPr>
+                <w:sz w:val="18"/>
+                <w:szCs w:val="18"/>
+              </w:rPr>
+            </w:pPr>
+            <w:r>
+              <w:rPr>
+                <w:sz w:val="18"/>
+                <w:szCs w:val="20"/>
+              </w:rPr>
+              <w:t xml:space="preserve">Média</w:t>
+            </w:r>
+          </w:p>
+        </w:tc>
+      </w:tr>
     </w:tbl>
     <w:p>
       <w:pPr>
-        <w:spacing w:after="0" w:line="360" w:lineRule="auto"/>
+        <w:spacing w:after="0" w:line="252" w:lineRule="auto"/>
       </w:pPr>
     </w:p>
     <w:p>
       <w:pPr>
         <w:keepNext/>
-        <w:spacing w:before="120" w:after="0" w:line="360" w:lineRule="auto"/>
+        <w:spacing w:before="120" w:after="0" w:line="252" w:lineRule="auto"/>
         <w:rPr>
           <w:b/>
           <w:bCs/>
@@ -4160,7 +1065,7 @@
     </w:p>
     <w:p>
       <w:pPr>
-        <w:spacing w:after="0" w:line="360" w:lineRule="auto"/>
+        <w:spacing w:after="0" w:line="252" w:lineRule="auto"/>
         <w:rPr>
           <w:szCs w:val="20"/>
         </w:rPr>
@@ -4187,7 +1092,7 @@
           <w:right w:val="single" w:sz="4" w:space="4" w:color="000000"/>
         </w:pBdr>
         <w:shd w:val="clear" w:color="auto" w:fill="F2F2F2"/>
-        <w:spacing w:before="0" w:after="0"/>
+        <w:spacing w:before="200" w:after="0"/>
         <w:ind w:left="0" w:right="170" w:firstLine="0"/>
         <w:outlineLvl w:val="0"/>
         <w:rPr>
@@ -4206,7 +1111,7 @@
     <w:p>
       <w:pPr>
         <w:keepNext/>
-        <w:spacing w:after="0" w:line="360" w:lineRule="auto"/>
+        <w:spacing w:after="0" w:line="252" w:lineRule="auto"/>
       </w:pPr>
     </w:p>
     <w:tbl>
@@ -4217,9 +1122,9 @@
         <w:tblLook w:val="04A0" w:firstRow="1" w:lastRow="0" w:firstColumn="1" w:lastColumn="0" w:noHBand="0" w:noVBand="1"/>
       </w:tblPr>
       <w:tblGrid>
-        <w:gridCol w:w="3306"/>
-        <w:gridCol w:w="1992"/>
-        <w:gridCol w:w="4333"/>
+        <w:gridCol w:w="3097"/>
+        <w:gridCol w:w="1892"/>
+        <w:gridCol w:w="4642"/>
       </w:tblGrid>
       <w:tr>
         <w:trPr>
@@ -4228,7 +1133,7 @@
         </w:trPr>
         <w:tc>
           <w:tcPr>
-            <w:tcW w:w="3306" w:type="dxa"/>
+            <w:tcW w:w="3097" w:type="dxa"/>
             <w:shd w:val="clear" w:color="auto" w:fill="D9D9D9" w:themeFill="background1" w:themeFillShade="D9"/>
           </w:tcPr>
           <w:p>
@@ -4256,7 +1161,7 @@
         </w:tc>
         <w:tc>
           <w:tcPr>
-            <w:tcW w:w="1992" w:type="dxa"/>
+            <w:tcW w:w="1892" w:type="dxa"/>
             <w:shd w:val="clear" w:color="auto" w:fill="D9D9D9" w:themeFill="background1" w:themeFillShade="D9"/>
           </w:tcPr>
           <w:p>
@@ -4284,7 +1189,7 @@
         </w:tc>
         <w:tc>
           <w:tcPr>
-            <w:tcW w:w="4333" w:type="dxa"/>
+            <w:tcW w:w="4642" w:type="dxa"/>
             <w:shd w:val="clear" w:color="auto" w:fill="D9D9D9" w:themeFill="background1" w:themeFillShade="D9"/>
           </w:tcPr>
           <w:p>
@@ -4317,7 +1222,7 @@
         </w:trPr>
         <w:tc>
           <w:tcPr>
-            <w:tcW w:w="3306" w:type="dxa"/>
+            <w:tcW w:w="3097" w:type="dxa"/>
           </w:tcPr>
           <w:p>
             <w:pPr>
@@ -4340,7 +1245,7 @@
         </w:tc>
         <w:tc>
           <w:tcPr>
-            <w:tcW w:w="1992" w:type="dxa"/>
+            <w:tcW w:w="1892" w:type="dxa"/>
           </w:tcPr>
           <w:p>
             <w:pPr>
@@ -4363,7 +1268,7 @@
         </w:tc>
         <w:tc>
           <w:tcPr>
-            <w:tcW w:w="4333" w:type="dxa"/>
+            <w:tcW w:w="4642" w:type="dxa"/>
           </w:tcPr>
           <w:p>
             <w:pPr>
@@ -4391,7 +1296,155 @@
         </w:trPr>
         <w:tc>
           <w:tcPr>
-            <w:tcW w:w="3306" w:type="dxa"/>
+            <w:tcW w:w="3097" w:type="dxa"/>
+          </w:tcPr>
+          <w:p>
+            <w:pPr>
+              <w:widowControl/>
+              <w:spacing w:after="0" w:line="276" w:lineRule="auto"/>
+              <w:jc w:val="left"/>
+              <w:rPr>
+                <w:sz w:val="18"/>
+                <w:szCs w:val="18"/>
+              </w:rPr>
+            </w:pPr>
+            <w:r>
+              <w:rPr>
+                <w:sz w:val="18"/>
+                <w:szCs w:val="20"/>
+              </w:rPr>
+              <w:t xml:space="preserve">Sessão (tempo sem uso, sair)</w:t>
+            </w:r>
+          </w:p>
+        </w:tc>
+        <w:tc>
+          <w:tcPr>
+            <w:tcW w:w="1892" w:type="dxa"/>
+          </w:tcPr>
+          <w:p>
+            <w:pPr>
+              <w:widowControl/>
+              <w:spacing w:after="0" w:line="276" w:lineRule="auto"/>
+              <w:jc w:val="left"/>
+              <w:rPr>
+                <w:sz w:val="18"/>
+                <w:szCs w:val="18"/>
+              </w:rPr>
+            </w:pPr>
+            <w:r>
+              <w:rPr>
+                <w:sz w:val="18"/>
+                <w:szCs w:val="20"/>
+              </w:rPr>
+              <w:t xml:space="preserve">Funciona com falhas</w:t>
+            </w:r>
+          </w:p>
+        </w:tc>
+        <w:tc>
+          <w:tcPr>
+            <w:tcW w:w="4642" w:type="dxa"/>
+          </w:tcPr>
+          <w:p>
+            <w:pPr>
+              <w:widowControl/>
+              <w:spacing w:after="0" w:line="276" w:lineRule="auto"/>
+              <w:jc w:val="left"/>
+              <w:rPr>
+                <w:sz w:val="18"/>
+                <w:szCs w:val="18"/>
+              </w:rPr>
+            </w:pPr>
+            <w:r>
+              <w:rPr>
+                <w:sz w:val="18"/>
+                <w:szCs w:val="20"/>
+              </w:rPr>
+              <w:t xml:space="preserve">"Sair" não encerra os outros módulos; o endereço da página dá acesso sem senha</w:t>
+            </w:r>
+          </w:p>
+        </w:tc>
+      </w:tr>
+      <w:tr>
+        <w:trPr>
+          <w:cantSplit/>
+        </w:trPr>
+        <w:tc>
+          <w:tcPr>
+            <w:tcW w:w="3097" w:type="dxa"/>
+          </w:tcPr>
+          <w:p>
+            <w:pPr>
+              <w:widowControl/>
+              <w:spacing w:after="0" w:line="276" w:lineRule="auto"/>
+              <w:jc w:val="left"/>
+              <w:rPr>
+                <w:sz w:val="18"/>
+                <w:szCs w:val="18"/>
+              </w:rPr>
+            </w:pPr>
+            <w:r>
+              <w:rPr>
+                <w:sz w:val="18"/>
+                <w:szCs w:val="20"/>
+              </w:rPr>
+              <w:t xml:space="preserve">Senha (validade, histórico, composição)</w:t>
+            </w:r>
+          </w:p>
+        </w:tc>
+        <w:tc>
+          <w:tcPr>
+            <w:tcW w:w="1892" w:type="dxa"/>
+          </w:tcPr>
+          <w:p>
+            <w:pPr>
+              <w:widowControl/>
+              <w:spacing w:after="0" w:line="276" w:lineRule="auto"/>
+              <w:jc w:val="left"/>
+              <w:rPr>
+                <w:sz w:val="18"/>
+                <w:szCs w:val="18"/>
+              </w:rPr>
+            </w:pPr>
+            <w:r>
+              <w:rPr>
+                <w:sz w:val="18"/>
+                <w:szCs w:val="20"/>
+              </w:rPr>
+              <w:t xml:space="preserve">Falha grave</w:t>
+            </w:r>
+          </w:p>
+        </w:tc>
+        <w:tc>
+          <w:tcPr>
+            <w:tcW w:w="4642" w:type="dxa"/>
+          </w:tcPr>
+          <w:p>
+            <w:pPr>
+              <w:widowControl/>
+              <w:spacing w:after="0" w:line="276" w:lineRule="auto"/>
+              <w:jc w:val="left"/>
+              <w:rPr>
+                <w:sz w:val="18"/>
+                <w:szCs w:val="18"/>
+              </w:rPr>
+            </w:pPr>
+            <w:r>
+              <w:rPr>
+                <w:sz w:val="18"/>
+                <w:szCs w:val="20"/>
+              </w:rPr>
+              <w:t xml:space="preserve">A troca obrigatória pode ser pulada; as senhas podem ser recuperadas</w:t>
+            </w:r>
+          </w:p>
+        </w:tc>
+      </w:tr>
+      <w:tr>
+        <w:trPr>
+          <w:cantSplit/>
+        </w:trPr>
+        <w:tc>
+          <w:tcPr>
+            <w:tcW w:w="3097" w:type="dxa"/>
           </w:tcPr>
           <w:p>
             <w:pPr>
@@ -4414,7 +1467,7 @@
         </w:tc>
         <w:tc>
           <w:tcPr>
-            <w:tcW w:w="1992" w:type="dxa"/>
+            <w:tcW w:w="1892" w:type="dxa"/>
           </w:tcPr>
           <w:p>
             <w:pPr>
@@ -4437,7 +1490,7 @@
         </w:tc>
         <w:tc>
           <w:tcPr>
-            <w:tcW w:w="4333" w:type="dxa"/>
+            <w:tcW w:w="4642" w:type="dxa"/>
           </w:tcPr>
           <w:p>
             <w:pPr>
@@ -4465,7 +1518,81 @@
         </w:trPr>
         <w:tc>
           <w:tcPr>
-            <w:tcW w:w="3306" w:type="dxa"/>
+            <w:tcW w:w="3097" w:type="dxa"/>
+          </w:tcPr>
+          <w:p>
+            <w:pPr>
+              <w:widowControl/>
+              <w:spacing w:after="0" w:line="276" w:lineRule="auto"/>
+              <w:jc w:val="left"/>
+              <w:rPr>
+                <w:sz w:val="18"/>
+                <w:szCs w:val="18"/>
+              </w:rPr>
+            </w:pPr>
+            <w:r>
+              <w:rPr>
+                <w:sz w:val="18"/>
+                <w:szCs w:val="20"/>
+              </w:rPr>
+              <w:t xml:space="preserve">Perfis e permissões</w:t>
+            </w:r>
+          </w:p>
+        </w:tc>
+        <w:tc>
+          <w:tcPr>
+            <w:tcW w:w="1892" w:type="dxa"/>
+          </w:tcPr>
+          <w:p>
+            <w:pPr>
+              <w:widowControl/>
+              <w:spacing w:after="0" w:line="276" w:lineRule="auto"/>
+              <w:jc w:val="left"/>
+              <w:rPr>
+                <w:sz w:val="18"/>
+                <w:szCs w:val="18"/>
+              </w:rPr>
+            </w:pPr>
+            <w:r>
+              <w:rPr>
+                <w:sz w:val="18"/>
+                <w:szCs w:val="20"/>
+              </w:rPr>
+              <w:t xml:space="preserve">Falha grave</w:t>
+            </w:r>
+          </w:p>
+        </w:tc>
+        <w:tc>
+          <w:tcPr>
+            <w:tcW w:w="4642" w:type="dxa"/>
+          </w:tcPr>
+          <w:p>
+            <w:pPr>
+              <w:widowControl/>
+              <w:spacing w:after="0" w:line="276" w:lineRule="auto"/>
+              <w:jc w:val="left"/>
+              <w:rPr>
+                <w:sz w:val="18"/>
+                <w:szCs w:val="18"/>
+              </w:rPr>
+            </w:pPr>
+            <w:r>
+              <w:rPr>
+                <w:sz w:val="18"/>
+                <w:szCs w:val="20"/>
+              </w:rPr>
+              <w:t xml:space="preserve">Botões respeitam as permissões, mas as telas abrem sem permissão pelo endereço</w:t>
+            </w:r>
+          </w:p>
+        </w:tc>
+      </w:tr>
+      <w:tr>
+        <w:trPr>
+          <w:cantSplit/>
+        </w:trPr>
+        <w:tc>
+          <w:tcPr>
+            <w:tcW w:w="3097" w:type="dxa"/>
           </w:tcPr>
           <w:p>
             <w:pPr>
@@ -4488,7 +1615,7 @@
         </w:tc>
         <w:tc>
           <w:tcPr>
-            <w:tcW w:w="1992" w:type="dxa"/>
+            <w:tcW w:w="1892" w:type="dxa"/>
           </w:tcPr>
           <w:p>
             <w:pPr>
@@ -4511,7 +1638,7 @@
         </w:tc>
         <w:tc>
           <w:tcPr>
-            <w:tcW w:w="4333" w:type="dxa"/>
+            <w:tcW w:w="4642" w:type="dxa"/>
           </w:tcPr>
           <w:p>
             <w:pPr>
@@ -4539,7 +1666,7 @@
         </w:trPr>
         <w:tc>
           <w:tcPr>
-            <w:tcW w:w="3306" w:type="dxa"/>
+            <w:tcW w:w="3097" w:type="dxa"/>
           </w:tcPr>
           <w:p>
             <w:pPr>
@@ -4562,7 +1689,7 @@
         </w:tc>
         <w:tc>
           <w:tcPr>
-            <w:tcW w:w="1992" w:type="dxa"/>
+            <w:tcW w:w="1892" w:type="dxa"/>
           </w:tcPr>
           <w:p>
             <w:pPr>
@@ -4585,7 +1712,7 @@
         </w:tc>
         <w:tc>
           <w:tcPr>
-            <w:tcW w:w="4333" w:type="dxa"/>
+            <w:tcW w:w="4642" w:type="dxa"/>
           </w:tcPr>
           <w:p>
             <w:pPr>
@@ -4613,7 +1740,7 @@
         </w:trPr>
         <w:tc>
           <w:tcPr>
-            <w:tcW w:w="3306" w:type="dxa"/>
+            <w:tcW w:w="3097" w:type="dxa"/>
           </w:tcPr>
           <w:p>
             <w:pPr>
@@ -4636,7 +1763,7 @@
         </w:tc>
         <w:tc>
           <w:tcPr>
-            <w:tcW w:w="1992" w:type="dxa"/>
+            <w:tcW w:w="1892" w:type="dxa"/>
           </w:tcPr>
           <w:p>
             <w:pPr>
@@ -4659,7 +1786,7 @@
         </w:tc>
         <w:tc>
           <w:tcPr>
-            <w:tcW w:w="4333" w:type="dxa"/>
+            <w:tcW w:w="4642" w:type="dxa"/>
           </w:tcPr>
           <w:p>
             <w:pPr>
@@ -4684,7 +1811,7 @@
     </w:tbl>
     <w:p>
       <w:pPr>
-        <w:spacing w:after="0" w:line="360" w:lineRule="auto"/>
+        <w:spacing w:after="0" w:line="252" w:lineRule="auto"/>
       </w:pPr>
     </w:p>
     <w:p>
@@ -4702,7 +1829,7 @@
           <w:right w:val="single" w:sz="4" w:space="4" w:color="000000"/>
         </w:pBdr>
         <w:shd w:val="clear" w:color="auto" w:fill="F2F2F2"/>
-        <w:spacing w:before="0" w:after="0"/>
+        <w:spacing w:before="200" w:after="0"/>
         <w:ind w:left="0" w:right="170" w:firstLine="0"/>
         <w:outlineLvl w:val="0"/>
         <w:rPr>
@@ -4721,7 +1848,7 @@
     <w:p>
       <w:pPr>
         <w:keepNext/>
-        <w:spacing w:after="0" w:line="360" w:lineRule="auto"/>
+        <w:spacing w:after="0" w:line="252" w:lineRule="auto"/>
       </w:pPr>
     </w:p>
     <w:p>
@@ -4730,7 +1857,7 @@
           <w:ilvl w:val="0"/>
           <w:numId w:val="2"/>
         </w:numPr>
-        <w:spacing w:after="0" w:line="360" w:lineRule="auto"/>
+        <w:spacing w:after="0" w:line="252" w:lineRule="auto"/>
         <w:rPr>
           <w:szCs w:val="20"/>
         </w:rPr>
@@ -4748,7 +1875,7 @@
           <w:ilvl w:val="0"/>
           <w:numId w:val="2"/>
         </w:numPr>
-        <w:spacing w:after="0" w:line="360" w:lineRule="auto"/>
+        <w:spacing w:after="0" w:line="252" w:lineRule="auto"/>
         <w:rPr>
           <w:szCs w:val="20"/>
         </w:rPr>
@@ -4766,7 +1893,7 @@
           <w:ilvl w:val="0"/>
           <w:numId w:val="2"/>
         </w:numPr>
-        <w:spacing w:after="0" w:line="360" w:lineRule="auto"/>
+        <w:spacing w:after="0" w:line="252" w:lineRule="auto"/>
         <w:rPr>
           <w:szCs w:val="20"/>
         </w:rPr>
@@ -4784,7 +1911,7 @@
           <w:ilvl w:val="0"/>
           <w:numId w:val="2"/>
         </w:numPr>
-        <w:spacing w:after="0" w:line="360" w:lineRule="auto"/>
+        <w:spacing w:after="0" w:line="252" w:lineRule="auto"/>
         <w:rPr>
           <w:szCs w:val="20"/>
         </w:rPr>
@@ -4802,7 +1929,25 @@
           <w:ilvl w:val="0"/>
           <w:numId w:val="2"/>
         </w:numPr>
-        <w:spacing w:after="0" w:line="360" w:lineRule="auto"/>
+        <w:spacing w:after="0" w:line="252" w:lineRule="auto"/>
+        <w:rPr>
+          <w:szCs w:val="20"/>
+        </w:rPr>
+      </w:pPr>
+      <w:r>
+        <w:rPr>
+          <w:szCs w:val="20"/>
+        </w:rPr>
+        <w:t xml:space="preserve">Encerrar a sessão após 10 minutos sem uso e, ao sair, em todos os módulos; tirar o acesso do endereço da página.</w:t>
+      </w:r>
+    </w:p>
+    <w:p>
+      <w:pPr>
+        <w:numPr>
+          <w:ilvl w:val="0"/>
+          <w:numId w:val="2"/>
+        </w:numPr>
+        <w:spacing w:after="0" w:line="252" w:lineRule="auto"/>
         <w:rPr>
           <w:szCs w:val="20"/>
         </w:rPr>
@@ -4829,7 +1974,7 @@
           <w:right w:val="single" w:sz="4" w:space="4" w:color="000000"/>
         </w:pBdr>
         <w:shd w:val="clear" w:color="auto" w:fill="F2F2F2"/>
-        <w:spacing w:before="0" w:after="0"/>
+        <w:spacing w:before="200" w:after="0"/>
         <w:ind w:left="0" w:right="170" w:firstLine="0"/>
         <w:outlineLvl w:val="0"/>
         <w:rPr>
@@ -4848,12 +1993,12 @@
     <w:p>
       <w:pPr>
         <w:keepNext/>
-        <w:spacing w:after="0" w:line="360" w:lineRule="auto"/>
+        <w:spacing w:after="0" w:line="252" w:lineRule="auto"/>
       </w:pPr>
     </w:p>
     <w:p>
       <w:pPr>
-        <w:spacing w:after="0" w:line="360" w:lineRule="auto"/>
+        <w:spacing w:after="0" w:line="252" w:lineRule="auto"/>
         <w:rPr>
           <w:szCs w:val="20"/>
         </w:rPr>
@@ -4922,7 +2067,7 @@
           <w:right w:val="single" w:sz="4" w:space="4" w:color="000000"/>
         </w:pBdr>
         <w:shd w:val="clear" w:color="auto" w:fill="F2F2F2"/>
-        <w:spacing w:before="0" w:after="0"/>
+        <w:spacing w:before="200" w:after="0"/>
         <w:ind w:left="0" w:right="170" w:firstLine="0"/>
         <w:outlineLvl w:val="0"/>
         <w:rPr>
@@ -4941,7 +2086,7 @@
     <w:p>
       <w:pPr>
         <w:keepNext/>
-        <w:spacing w:after="0" w:line="360" w:lineRule="auto"/>
+        <w:spacing w:after="0" w:line="252" w:lineRule="auto"/>
       </w:pPr>
     </w:p>
     <w:tbl>
@@ -5345,7 +2490,7 @@
     </w:tbl>
     <w:p>
       <w:pPr>
-        <w:spacing w:after="0" w:line="360" w:lineRule="auto"/>
+        <w:spacing w:after="0" w:line="252" w:lineRule="auto"/>
       </w:pPr>
     </w:p>
     <w:sectPr>
@@ -5685,7 +2830,7 @@
             <w:t>LabMedSys</w:t>
           </w:r>
           <w:r>
-            <w:t xml:space="preserve"> – Módulo Principal – Resumo do módulo</w:t>
+            <w:t xml:space="preserve"> – Módulo Principal – Resumo do Módulo</w:t>
           </w:r>
         </w:p>
       </w:tc>

--- a/documentacao/arquivos/principal/LabMedSys - Modulo Principal - Resumo Executivo.docx
+++ b/documentacao/arquivos/principal/LabMedSys - Modulo Principal - Resumo Executivo.docx
@@ -28,7 +28,7 @@
           <w:color w:val="595959"/>
           <w:szCs w:val="20"/>
         </w:rPr>
-        <w:t xml:space="preserve">LabMedSys · Módulo Principal · 18/10/2026 · André Nardacci · documento versão 1.1</w:t>
+        <w:t xml:space="preserve">LabMedSys · Módulo Principal · 26/10/2026 · André Nardacci · documento versão 1.2</w:t>
       </w:r>
     </w:p>
     <w:p>
@@ -115,7 +115,35 @@
         <w:rPr>
           <w:szCs w:val="20"/>
         </w:rPr>
-        <w:t xml:space="preserve">. As falhas estão no controle de acesso, nas senhas e no registro de quem alterou o quê. Os mecanismos essenciais existem, então as falhas podem ser corrigidas sem reconstruir o módulo. Seis correções são obrigatórias.</w:t>
+        <w:t xml:space="preserve">. O parecer é </w:t>
+      </w:r>
+      <w:r>
+        <w:rPr>
+          <w:b/>
+          <w:bCs/>
+          <w:szCs w:val="20"/>
+        </w:rPr>
+        <w:t xml:space="preserve">"não apto para uso em ambiente regulado"</w:t>
+      </w:r>
+      <w:r>
+        <w:rPr>
+          <w:szCs w:val="20"/>
+        </w:rPr>
+        <w:t xml:space="preserve">. A análise foi fechada em 26/10/2026, depois da terceira rodada de testes. As falhas estão principalmente no registro de quem alterou o quê e por quê, e no controle de acesso e de senhas. Os mecanismos essenciais existem, então as falhas podem ser corrigidas sem reconstruir o módulo.</w:t>
+      </w:r>
+    </w:p>
+    <w:p>
+      <w:pPr>
+        <w:spacing w:after="0" w:line="252" w:lineRule="auto"/>
+        <w:rPr>
+          <w:szCs w:val="20"/>
+        </w:rPr>
+      </w:pPr>
+      <w:r>
+        <w:rPr>
+          <w:szCs w:val="20"/>
+        </w:rPr>
+        <w:t xml:space="preserve">O Principal importa porque é a porta de entrada dos nove módulos (login, usuários, perfis, permissões) e a base da trilha de auditoria que a ANVISA verifica nas inspeções (RDC 658/2022, art. 125).</w:t>
       </w:r>
     </w:p>
     <w:p>
@@ -146,95 +174,6 @@
           <w:b/>
           <w:color w:val="000000" w:themeColor="text1"/>
         </w:rPr>
-        <w:t xml:space="preserve">POR QUE O MÓDULO PRINCIPAL IMPORTA</w:t>
-      </w:r>
-    </w:p>
-    <w:p>
-      <w:pPr>
-        <w:keepNext/>
-        <w:spacing w:after="0" w:line="252" w:lineRule="auto"/>
-      </w:pPr>
-    </w:p>
-    <w:p>
-      <w:pPr>
-        <w:numPr>
-          <w:ilvl w:val="0"/>
-          <w:numId w:val="2"/>
-        </w:numPr>
-        <w:spacing w:after="0" w:line="252" w:lineRule="auto"/>
-        <w:rPr>
-          <w:szCs w:val="20"/>
-        </w:rPr>
-      </w:pPr>
-      <w:r>
-        <w:rPr>
-          <w:b/>
-          <w:bCs/>
-          <w:szCs w:val="20"/>
-        </w:rPr>
-        <w:t xml:space="preserve">É a porta de entrada dos nove módulos.</w:t>
-      </w:r>
-      <w:r>
-        <w:rPr>
-          <w:szCs w:val="20"/>
-        </w:rPr>
-        <w:t xml:space="preserve"> O login, os usuários, os perfis e as permissões definidos nele valem para produção, estoque, qualidade e os demais.</w:t>
-      </w:r>
-    </w:p>
-    <w:p>
-      <w:pPr>
-        <w:numPr>
-          <w:ilvl w:val="0"/>
-          <w:numId w:val="2"/>
-        </w:numPr>
-        <w:spacing w:after="0" w:line="252" w:lineRule="auto"/>
-        <w:rPr>
-          <w:szCs w:val="20"/>
-        </w:rPr>
-      </w:pPr>
-      <w:r>
-        <w:rPr>
-          <w:b/>
-          <w:bCs/>
-          <w:szCs w:val="20"/>
-        </w:rPr>
-        <w:t xml:space="preserve">É a base da trilha de auditoria</w:t>
-      </w:r>
-      <w:r>
-        <w:rPr>
-          <w:szCs w:val="20"/>
-        </w:rPr>
-        <w:t xml:space="preserve">, o registro de quem fez cada alteração, quando e por quê. A ANVISA exige esse registro (RDC 658/2022, art. 125) e o verifica nas inspeções.</w:t>
-      </w:r>
-    </w:p>
-    <w:p>
-      <w:pPr>
-        <w:keepNext/>
-        <w:widowControl/>
-        <w:numPr>
-          <w:ilvl w:val="0"/>
-          <w:numId w:val="1"/>
-        </w:numPr>
-        <w:pBdr>
-          <w:top w:val="single" w:sz="4" w:space="1" w:color="000000"/>
-          <w:left w:val="single" w:sz="4" w:space="4" w:color="000000"/>
-          <w:bottom w:val="single" w:sz="4" w:space="1" w:color="000000"/>
-          <w:right w:val="single" w:sz="4" w:space="4" w:color="000000"/>
-        </w:pBdr>
-        <w:shd w:val="clear" w:color="auto" w:fill="F2F2F2"/>
-        <w:spacing w:before="200" w:after="0"/>
-        <w:ind w:left="0" w:right="170" w:firstLine="0"/>
-        <w:outlineLvl w:val="0"/>
-        <w:rPr>
-          <w:color w:val="000000" w:themeColor="text1"/>
-        </w:rPr>
-      </w:pPr>
-      <w:r>
-        <w:rPr>
-          <w:rFonts w:eastAsia="Arial" w:cs="Arial"/>
-          <w:b/>
-          <w:color w:val="000000" w:themeColor="text1"/>
-        </w:rPr>
         <w:t xml:space="preserve">O QUE FOI FEITO</w:t>
       </w:r>
     </w:p>
@@ -252,8 +191,8 @@
         <w:tblLook w:val="04A0" w:firstRow="1" w:lastRow="0" w:firstColumn="1" w:lastColumn="0" w:noHBand="0" w:noVBand="1"/>
       </w:tblPr>
       <w:tblGrid>
-        <w:gridCol w:w="3095"/>
-        <w:gridCol w:w="6536"/>
+        <w:gridCol w:w="3422"/>
+        <w:gridCol w:w="6209"/>
       </w:tblGrid>
       <w:tr>
         <w:trPr>
@@ -262,7 +201,7 @@
         </w:trPr>
         <w:tc>
           <w:tcPr>
-            <w:tcW w:w="3095" w:type="dxa"/>
+            <w:tcW w:w="3422" w:type="dxa"/>
             <w:shd w:val="clear" w:color="auto" w:fill="D9D9D9" w:themeFill="background1" w:themeFillShade="D9"/>
           </w:tcPr>
           <w:p>
@@ -290,7 +229,7 @@
         </w:tc>
         <w:tc>
           <w:tcPr>
-            <w:tcW w:w="6536" w:type="dxa"/>
+            <w:tcW w:w="6209" w:type="dxa"/>
             <w:shd w:val="clear" w:color="auto" w:fill="D9D9D9" w:themeFill="background1" w:themeFillShade="D9"/>
           </w:tcPr>
           <w:p>
@@ -323,7 +262,7 @@
         </w:trPr>
         <w:tc>
           <w:tcPr>
-            <w:tcW w:w="3095" w:type="dxa"/>
+            <w:tcW w:w="3422" w:type="dxa"/>
           </w:tcPr>
           <w:p>
             <w:pPr>
@@ -340,13 +279,13 @@
                 <w:sz w:val="18"/>
                 <w:szCs w:val="20"/>
               </w:rPr>
-              <w:t xml:space="preserve">Análise do código do sistema</w:t>
+              <w:t xml:space="preserve">Análise do código e documentação</w:t>
             </w:r>
           </w:p>
         </w:tc>
         <w:tc>
           <w:tcPr>
-            <w:tcW w:w="6536" w:type="dxa"/>
+            <w:tcW w:w="6209" w:type="dxa"/>
           </w:tcPr>
           <w:p>
             <w:pPr>
@@ -363,7 +302,7 @@
                 <w:sz w:val="18"/>
                 <w:szCs w:val="20"/>
               </w:rPr>
-              <w:t xml:space="preserve">Regras de negócio, permissões, modelo de dados e 22 pontos de segurança levantados</w:t>
+              <w:t xml:space="preserve">Regras, permissões, modelo de dados e cinco páginas para cada uma das 32 telas</w:t>
             </w:r>
           </w:p>
         </w:tc>
@@ -374,7 +313,7 @@
         </w:trPr>
         <w:tc>
           <w:tcPr>
-            <w:tcW w:w="3095" w:type="dxa"/>
+            <w:tcW w:w="3422" w:type="dxa"/>
           </w:tcPr>
           <w:p>
             <w:pPr>
@@ -391,13 +330,13 @@
                 <w:sz w:val="18"/>
                 <w:szCs w:val="20"/>
               </w:rPr>
-              <w:t xml:space="preserve">Testes no ambiente de teste (05 e 06/10/2026)</w:t>
+              <w:t xml:space="preserve">Testes no ambiente de teste (05, 06 e 26/10/2026)</w:t>
             </w:r>
           </w:p>
         </w:tc>
         <w:tc>
           <w:tcPr>
-            <w:tcW w:w="6536" w:type="dxa"/>
+            <w:tcW w:w="6209" w:type="dxa"/>
           </w:tcPr>
           <w:p>
             <w:pPr>
@@ -414,7 +353,7 @@
                 <w:sz w:val="18"/>
                 <w:szCs w:val="20"/>
               </w:rPr>
-              <w:t xml:space="preserve">78 testes: 48 aprovados, 25 reprovados e 5 bloqueados (dependem do DBA)</w:t>
+              <w:t xml:space="preserve">3 rodadas; 197 de 216 linhas de resultado conclusivas. Na rodada 3: 140 passos, 48 passaram, 40 com ressalva, 33 falharam e 19 bloqueados</w:t>
             </w:r>
           </w:p>
         </w:tc>
@@ -425,7 +364,7 @@
         </w:trPr>
         <w:tc>
           <w:tcPr>
-            <w:tcW w:w="3095" w:type="dxa"/>
+            <w:tcW w:w="3422" w:type="dxa"/>
           </w:tcPr>
           <w:p>
             <w:pPr>
@@ -442,13 +381,13 @@
                 <w:sz w:val="18"/>
                 <w:szCs w:val="20"/>
               </w:rPr>
-              <w:t xml:space="preserve">Desvios encontrados</w:t>
+              <w:t xml:space="preserve">Situação das 32 telas</w:t>
             </w:r>
           </w:p>
         </w:tc>
         <w:tc>
           <w:tcPr>
-            <w:tcW w:w="6536" w:type="dxa"/>
+            <w:tcW w:w="6209" w:type="dxa"/>
           </w:tcPr>
           <w:p>
             <w:pPr>
@@ -465,7 +404,7 @@
                 <w:sz w:val="18"/>
                 <w:szCs w:val="20"/>
               </w:rPr>
-              <w:t xml:space="preserve">26 no total: 5 de gravidade alta, 12 média, 8 baixa e 1 já explicado</w:t>
+              <w:t xml:space="preserve">1 funciona, 11 funcionam com falhas, 20 com falha grave</w:t>
             </w:r>
           </w:p>
         </w:tc>
@@ -476,7 +415,7 @@
         </w:trPr>
         <w:tc>
           <w:tcPr>
-            <w:tcW w:w="3095" w:type="dxa"/>
+            <w:tcW w:w="3422" w:type="dxa"/>
           </w:tcPr>
           <w:p>
             <w:pPr>
@@ -493,13 +432,13 @@
                 <w:sz w:val="18"/>
                 <w:szCs w:val="20"/>
               </w:rPr>
-              <w:t xml:space="preserve">Documentos para a nova versão</w:t>
+              <w:t xml:space="preserve">Defeitos encontrados</w:t>
             </w:r>
           </w:p>
         </w:tc>
         <w:tc>
           <w:tcPr>
-            <w:tcW w:w="6536" w:type="dxa"/>
+            <w:tcW w:w="6209" w:type="dxa"/>
           </w:tcPr>
           <w:p>
             <w:pPr>
@@ -516,7 +455,58 @@
                 <w:sz w:val="18"/>
                 <w:szCs w:val="20"/>
               </w:rPr>
-              <w:t xml:space="preserve">70 requisitos corrigidos, com origem e prioridade, e mais 4 documentos em Word: Regras de Negócio, Análise de Requisitos, Manual do Usuário e Dossiê de Homologação</w:t>
+              <w:t xml:space="preserve">51 (50 abertos): 16 de gravidade alta, 18 média e 16 baixa</w:t>
+            </w:r>
+          </w:p>
+        </w:tc>
+      </w:tr>
+      <w:tr>
+        <w:trPr>
+          <w:cantSplit/>
+        </w:trPr>
+        <w:tc>
+          <w:tcPr>
+            <w:tcW w:w="3422" w:type="dxa"/>
+          </w:tcPr>
+          <w:p>
+            <w:pPr>
+              <w:widowControl/>
+              <w:spacing w:after="0" w:line="276" w:lineRule="auto"/>
+              <w:jc w:val="left"/>
+              <w:rPr>
+                <w:sz w:val="18"/>
+                <w:szCs w:val="18"/>
+              </w:rPr>
+            </w:pPr>
+            <w:r>
+              <w:rPr>
+                <w:sz w:val="18"/>
+                <w:szCs w:val="20"/>
+              </w:rPr>
+              <w:t xml:space="preserve">Requisitos para a nova versão</w:t>
+            </w:r>
+          </w:p>
+        </w:tc>
+        <w:tc>
+          <w:tcPr>
+            <w:tcW w:w="6209" w:type="dxa"/>
+          </w:tcPr>
+          <w:p>
+            <w:pPr>
+              <w:widowControl/>
+              <w:spacing w:after="0" w:line="276" w:lineRule="auto"/>
+              <w:jc w:val="left"/>
+              <w:rPr>
+                <w:sz w:val="18"/>
+                <w:szCs w:val="18"/>
+              </w:rPr>
+            </w:pPr>
+            <w:r>
+              <w:rPr>
+                <w:sz w:val="18"/>
+                <w:szCs w:val="20"/>
+              </w:rPr>
+              <w:t xml:space="preserve">90 corrigidos do sistema atual, com origem e prioridade</w:t>
             </w:r>
           </w:p>
         </w:tc>
@@ -572,9 +562,9 @@
         <w:tblLook w:val="04A0" w:firstRow="1" w:lastRow="0" w:firstColumn="1" w:lastColumn="0" w:noHBand="0" w:noVBand="1"/>
       </w:tblPr>
       <w:tblGrid>
-        <w:gridCol w:w="4953"/>
-        <w:gridCol w:w="3239"/>
-        <w:gridCol w:w="1439"/>
+        <w:gridCol w:w="5397"/>
+        <w:gridCol w:w="2859"/>
+        <w:gridCol w:w="1375"/>
       </w:tblGrid>
       <w:tr>
         <w:trPr>
@@ -583,7 +573,7 @@
         </w:trPr>
         <w:tc>
           <w:tcPr>
-            <w:tcW w:w="4953" w:type="dxa"/>
+            <w:tcW w:w="5397" w:type="dxa"/>
             <w:shd w:val="clear" w:color="auto" w:fill="D9D9D9" w:themeFill="background1" w:themeFillShade="D9"/>
           </w:tcPr>
           <w:p>
@@ -611,7 +601,7 @@
         </w:tc>
         <w:tc>
           <w:tcPr>
-            <w:tcW w:w="3239" w:type="dxa"/>
+            <w:tcW w:w="2859" w:type="dxa"/>
             <w:shd w:val="clear" w:color="auto" w:fill="D9D9D9" w:themeFill="background1" w:themeFillShade="D9"/>
           </w:tcPr>
           <w:p>
@@ -639,7 +629,7 @@
         </w:tc>
         <w:tc>
           <w:tcPr>
-            <w:tcW w:w="1439" w:type="dxa"/>
+            <w:tcW w:w="1375" w:type="dxa"/>
             <w:shd w:val="clear" w:color="auto" w:fill="D9D9D9" w:themeFill="background1" w:themeFillShade="D9"/>
           </w:tcPr>
           <w:p>
@@ -672,7 +662,7 @@
         </w:trPr>
         <w:tc>
           <w:tcPr>
-            <w:tcW w:w="4953" w:type="dxa"/>
+            <w:tcW w:w="5397" w:type="dxa"/>
           </w:tcPr>
           <w:p>
             <w:pPr>
@@ -689,13 +679,13 @@
                 <w:sz w:val="18"/>
                 <w:szCs w:val="20"/>
               </w:rPr>
-              <w:t xml:space="preserve">Qualquer usuário logado abre telas de configuração e relatórios digitando o endereço da página</w:t>
+              <w:t xml:space="preserve">Excluir não pede justificativa em 10 cadastros (Ambiente, Equipamento, Grupo de usuários, Categoria, Centro de custo, Pontos de água, Instrumentos, Utensílios, Utilidades e Estrutura funcional)</w:t>
             </w:r>
           </w:p>
         </w:tc>
         <w:tc>
           <w:tcPr>
-            <w:tcW w:w="3239" w:type="dxa"/>
+            <w:tcW w:w="2859" w:type="dxa"/>
           </w:tcPr>
           <w:p>
             <w:pPr>
@@ -712,13 +702,13 @@
                 <w:sz w:val="18"/>
                 <w:szCs w:val="20"/>
               </w:rPr>
-              <w:t xml:space="preserve">Acesso e alteração indevidos de dados</w:t>
+              <w:t xml:space="preserve">Registro sem motivo, item clássico de inspeção</w:t>
             </w:r>
           </w:p>
         </w:tc>
         <w:tc>
           <w:tcPr>
-            <w:tcW w:w="1439" w:type="dxa"/>
+            <w:tcW w:w="1375" w:type="dxa"/>
           </w:tcPr>
           <w:p>
             <w:pPr>
@@ -746,7 +736,7 @@
         </w:trPr>
         <w:tc>
           <w:tcPr>
-            <w:tcW w:w="4953" w:type="dxa"/>
+            <w:tcW w:w="5397" w:type="dxa"/>
           </w:tcPr>
           <w:p>
             <w:pPr>
@@ -763,13 +753,13 @@
                 <w:sz w:val="18"/>
                 <w:szCs w:val="20"/>
               </w:rPr>
-              <w:t xml:space="preserve">As senhas podem ser recuperadas, e o administrador vê a senha provisória do usuário</w:t>
+              <w:t xml:space="preserve">Configuração, notificações, troca de grupo do profissional e alterações da Conta contábil ficam fora do histórico</w:t>
             </w:r>
           </w:p>
         </w:tc>
         <w:tc>
           <w:tcPr>
-            <w:tcW w:w="3239" w:type="dxa"/>
+            <w:tcW w:w="2859" w:type="dxa"/>
           </w:tcPr>
           <w:p>
             <w:pPr>
@@ -786,87 +776,13 @@
                 <w:sz w:val="18"/>
                 <w:szCs w:val="20"/>
               </w:rPr>
-              <w:t xml:space="preserve">Uma pessoa entra como outra; a autoria dos registros perde valor</w:t>
+              <w:t xml:space="preserve">Não se sabe quem mudou o quê</w:t>
             </w:r>
           </w:p>
         </w:tc>
         <w:tc>
           <w:tcPr>
-            <w:tcW w:w="1439" w:type="dxa"/>
-          </w:tcPr>
-          <w:p>
-            <w:pPr>
-              <w:widowControl/>
-              <w:spacing w:after="0" w:line="276" w:lineRule="auto"/>
-              <w:jc w:val="left"/>
-              <w:rPr>
-                <w:sz w:val="18"/>
-                <w:szCs w:val="18"/>
-              </w:rPr>
-            </w:pPr>
-            <w:r>
-              <w:rPr>
-                <w:sz w:val="18"/>
-                <w:szCs w:val="20"/>
-              </w:rPr>
-              <w:t xml:space="preserve">Crítica</w:t>
-            </w:r>
-          </w:p>
-        </w:tc>
-      </w:tr>
-      <w:tr>
-        <w:trPr>
-          <w:cantSplit/>
-        </w:trPr>
-        <w:tc>
-          <w:tcPr>
-            <w:tcW w:w="4953" w:type="dxa"/>
-          </w:tcPr>
-          <w:p>
-            <w:pPr>
-              <w:widowControl/>
-              <w:spacing w:after="0" w:line="276" w:lineRule="auto"/>
-              <w:jc w:val="left"/>
-              <w:rPr>
-                <w:sz w:val="18"/>
-                <w:szCs w:val="18"/>
-              </w:rPr>
-            </w:pPr>
-            <w:r>
-              <w:rPr>
-                <w:sz w:val="18"/>
-                <w:szCs w:val="20"/>
-              </w:rPr>
-              <w:t xml:space="preserve">A troca obrigatória de senha pode ser pulada</w:t>
-            </w:r>
-          </w:p>
-        </w:tc>
-        <w:tc>
-          <w:tcPr>
-            <w:tcW w:w="3239" w:type="dxa"/>
-          </w:tcPr>
-          <w:p>
-            <w:pPr>
-              <w:widowControl/>
-              <w:spacing w:after="0" w:line="276" w:lineRule="auto"/>
-              <w:jc w:val="left"/>
-              <w:rPr>
-                <w:sz w:val="18"/>
-                <w:szCs w:val="18"/>
-              </w:rPr>
-            </w:pPr>
-            <w:r>
-              <w:rPr>
-                <w:sz w:val="18"/>
-                <w:szCs w:val="20"/>
-              </w:rPr>
-              <w:t xml:space="preserve">Senha provisória continua em uso</w:t>
-            </w:r>
-          </w:p>
-        </w:tc>
-        <w:tc>
-          <w:tcPr>
-            <w:tcW w:w="1439" w:type="dxa"/>
+            <w:tcW w:w="1375" w:type="dxa"/>
           </w:tcPr>
           <w:p>
             <w:pPr>
@@ -894,7 +810,7 @@
         </w:trPr>
         <w:tc>
           <w:tcPr>
-            <w:tcW w:w="4953" w:type="dxa"/>
+            <w:tcW w:w="5397" w:type="dxa"/>
           </w:tcPr>
           <w:p>
             <w:pPr>
@@ -911,13 +827,13 @@
                 <w:sz w:val="18"/>
                 <w:szCs w:val="20"/>
               </w:rPr>
-              <w:t xml:space="preserve">Exclusões sem justificativa, e o histórico do registro excluído não pode ser consultado</w:t>
+              <w:t xml:space="preserve">Nenhuma gravação da Administração pede a senha de novo</w:t>
             </w:r>
           </w:p>
         </w:tc>
         <w:tc>
           <w:tcPr>
-            <w:tcW w:w="3239" w:type="dxa"/>
+            <w:tcW w:w="2859" w:type="dxa"/>
           </w:tcPr>
           <w:p>
             <w:pPr>
@@ -934,13 +850,13 @@
                 <w:sz w:val="18"/>
                 <w:szCs w:val="20"/>
               </w:rPr>
-              <w:t xml:space="preserve">Falha na trilha de auditoria, item clássico de inspeção</w:t>
+              <w:t xml:space="preserve">Ação crítica sem confirmar quem é a pessoa</w:t>
             </w:r>
           </w:p>
         </w:tc>
         <w:tc>
           <w:tcPr>
-            <w:tcW w:w="1439" w:type="dxa"/>
+            <w:tcW w:w="1375" w:type="dxa"/>
           </w:tcPr>
           <w:p>
             <w:pPr>
@@ -968,7 +884,7 @@
         </w:trPr>
         <w:tc>
           <w:tcPr>
-            <w:tcW w:w="4953" w:type="dxa"/>
+            <w:tcW w:w="5397" w:type="dxa"/>
           </w:tcPr>
           <w:p>
             <w:pPr>
@@ -985,13 +901,161 @@
                 <w:sz w:val="18"/>
                 <w:szCs w:val="20"/>
               </w:rPr>
-              <w:t xml:space="preserve">O endereço da página permite entrar sem senha em outro navegador, e o "Sair" não encerra os outros módulos</w:t>
+              <w:t xml:space="preserve">Telas de edição, configuração e relatório abrem pelo endereço, sem permissão</w:t>
             </w:r>
           </w:p>
         </w:tc>
         <w:tc>
           <w:tcPr>
-            <w:tcW w:w="3239" w:type="dxa"/>
+            <w:tcW w:w="2859" w:type="dxa"/>
+          </w:tcPr>
+          <w:p>
+            <w:pPr>
+              <w:widowControl/>
+              <w:spacing w:after="0" w:line="276" w:lineRule="auto"/>
+              <w:jc w:val="left"/>
+              <w:rPr>
+                <w:sz w:val="18"/>
+                <w:szCs w:val="18"/>
+              </w:rPr>
+            </w:pPr>
+            <w:r>
+              <w:rPr>
+                <w:sz w:val="18"/>
+                <w:szCs w:val="20"/>
+              </w:rPr>
+              <w:t xml:space="preserve">Acesso e alteração indevidos de dados</w:t>
+            </w:r>
+          </w:p>
+        </w:tc>
+        <w:tc>
+          <w:tcPr>
+            <w:tcW w:w="1375" w:type="dxa"/>
+          </w:tcPr>
+          <w:p>
+            <w:pPr>
+              <w:widowControl/>
+              <w:spacing w:after="0" w:line="276" w:lineRule="auto"/>
+              <w:jc w:val="left"/>
+              <w:rPr>
+                <w:sz w:val="18"/>
+                <w:szCs w:val="18"/>
+              </w:rPr>
+            </w:pPr>
+            <w:r>
+              <w:rPr>
+                <w:sz w:val="18"/>
+                <w:szCs w:val="20"/>
+              </w:rPr>
+              <w:t xml:space="preserve">Alta</w:t>
+            </w:r>
+          </w:p>
+        </w:tc>
+      </w:tr>
+      <w:tr>
+        <w:trPr>
+          <w:cantSplit/>
+        </w:trPr>
+        <w:tc>
+          <w:tcPr>
+            <w:tcW w:w="5397" w:type="dxa"/>
+          </w:tcPr>
+          <w:p>
+            <w:pPr>
+              <w:widowControl/>
+              <w:spacing w:after="0" w:line="276" w:lineRule="auto"/>
+              <w:jc w:val="left"/>
+              <w:rPr>
+                <w:sz w:val="18"/>
+                <w:szCs w:val="18"/>
+              </w:rPr>
+            </w:pPr>
+            <w:r>
+              <w:rPr>
+                <w:sz w:val="18"/>
+                <w:szCs w:val="20"/>
+              </w:rPr>
+              <w:t xml:space="preserve">O administrador vê a senha provisória, e a troca obrigatória de senha pode ser pulada</w:t>
+            </w:r>
+          </w:p>
+        </w:tc>
+        <w:tc>
+          <w:tcPr>
+            <w:tcW w:w="2859" w:type="dxa"/>
+          </w:tcPr>
+          <w:p>
+            <w:pPr>
+              <w:widowControl/>
+              <w:spacing w:after="0" w:line="276" w:lineRule="auto"/>
+              <w:jc w:val="left"/>
+              <w:rPr>
+                <w:sz w:val="18"/>
+                <w:szCs w:val="18"/>
+              </w:rPr>
+            </w:pPr>
+            <w:r>
+              <w:rPr>
+                <w:sz w:val="18"/>
+                <w:szCs w:val="20"/>
+              </w:rPr>
+              <w:t xml:space="preserve">Uma pessoa entra como outra; a autoria perde valor</w:t>
+            </w:r>
+          </w:p>
+        </w:tc>
+        <w:tc>
+          <w:tcPr>
+            <w:tcW w:w="1375" w:type="dxa"/>
+          </w:tcPr>
+          <w:p>
+            <w:pPr>
+              <w:widowControl/>
+              <w:spacing w:after="0" w:line="276" w:lineRule="auto"/>
+              <w:jc w:val="left"/>
+              <w:rPr>
+                <w:sz w:val="18"/>
+                <w:szCs w:val="18"/>
+              </w:rPr>
+            </w:pPr>
+            <w:r>
+              <w:rPr>
+                <w:sz w:val="18"/>
+                <w:szCs w:val="20"/>
+              </w:rPr>
+              <w:t xml:space="preserve">Alta</w:t>
+            </w:r>
+          </w:p>
+        </w:tc>
+      </w:tr>
+      <w:tr>
+        <w:trPr>
+          <w:cantSplit/>
+        </w:trPr>
+        <w:tc>
+          <w:tcPr>
+            <w:tcW w:w="5397" w:type="dxa"/>
+          </w:tcPr>
+          <w:p>
+            <w:pPr>
+              <w:widowControl/>
+              <w:spacing w:after="0" w:line="276" w:lineRule="auto"/>
+              <w:jc w:val="left"/>
+              <w:rPr>
+                <w:sz w:val="18"/>
+                <w:szCs w:val="18"/>
+              </w:rPr>
+            </w:pPr>
+            <w:r>
+              <w:rPr>
+                <w:sz w:val="18"/>
+                <w:szCs w:val="20"/>
+              </w:rPr>
+              <w:t xml:space="preserve">O login leva o token da sessão a qualquer endereço informado em um parâmetro de desenvolvimento</w:t>
+            </w:r>
+          </w:p>
+        </w:tc>
+        <w:tc>
+          <w:tcPr>
+            <w:tcW w:w="2859" w:type="dxa"/>
           </w:tcPr>
           <w:p>
             <w:pPr>
@@ -1014,7 +1078,7 @@
         </w:tc>
         <w:tc>
           <w:tcPr>
-            <w:tcW w:w="1439" w:type="dxa"/>
+            <w:tcW w:w="1375" w:type="dxa"/>
           </w:tcPr>
           <w:p>
             <w:pPr>
@@ -1031,7 +1095,7 @@
                 <w:sz w:val="18"/>
                 <w:szCs w:val="20"/>
               </w:rPr>
-              <w:t xml:space="preserve">Média</w:t>
+              <w:t xml:space="preserve">Alta</w:t>
             </w:r>
           </w:p>
         </w:tc>
@@ -1074,7 +1138,7 @@
         <w:rPr>
           <w:szCs w:val="20"/>
         </w:rPr>
-        <w:t xml:space="preserve">Bloqueio após tentativas erradas, validade de senha e de conta, perfis de acesso, botões que respeitam as permissões, exclusão sem apagar o dado e histórico campo a campo na maior parte dos cadastros.</w:t>
+        <w:t xml:space="preserve">Bloqueio após tentativas erradas, validade de senha e de conta, perfis de acesso, botões que respeitam as permissões, exclusão sem apagar o dado e histórico campo a campo na maior parte dos cadastros. O Grau de contaminação é o modelo: pede justificativa e grava histórico em tudo.</w:t>
       </w:r>
     </w:p>
     <w:p>
@@ -1105,744 +1169,7 @@
           <w:b/>
           <w:color w:val="000000" w:themeColor="text1"/>
         </w:rPr>
-        <w:t xml:space="preserve">O QUE ESTÁ PRONTO E FUNCIONA</w:t>
-      </w:r>
-    </w:p>
-    <w:p>
-      <w:pPr>
-        <w:keepNext/>
-        <w:spacing w:after="0" w:line="252" w:lineRule="auto"/>
-      </w:pPr>
-    </w:p>
-    <w:tbl>
-      <w:tblPr>
-        <w:tblStyle w:val="Tabelacomgrade"/>
-        <w:tblW w:w="9631" w:type="dxa"/>
-        <w:tblLayout w:type="fixed"/>
-        <w:tblLook w:val="04A0" w:firstRow="1" w:lastRow="0" w:firstColumn="1" w:lastColumn="0" w:noHBand="0" w:noVBand="1"/>
-      </w:tblPr>
-      <w:tblGrid>
-        <w:gridCol w:w="3097"/>
-        <w:gridCol w:w="1892"/>
-        <w:gridCol w:w="4642"/>
-      </w:tblGrid>
-      <w:tr>
-        <w:trPr>
-          <w:tblHeader/>
-          <w:cantSplit/>
-        </w:trPr>
-        <w:tc>
-          <w:tcPr>
-            <w:tcW w:w="3097" w:type="dxa"/>
-            <w:shd w:val="clear" w:color="auto" w:fill="D9D9D9" w:themeFill="background1" w:themeFillShade="D9"/>
-          </w:tcPr>
-          <w:p>
-            <w:pPr>
-              <w:widowControl/>
-              <w:spacing w:after="0" w:line="276" w:lineRule="auto"/>
-              <w:jc w:val="left"/>
-              <w:rPr>
-                <w:b/>
-                <w:bCs/>
-                <w:sz w:val="18"/>
-                <w:szCs w:val="18"/>
-              </w:rPr>
-            </w:pPr>
-            <w:r>
-              <w:rPr>
-                <w:b/>
-                <w:bCs/>
-                <w:sz w:val="18"/>
-                <w:szCs w:val="20"/>
-              </w:rPr>
-              <w:t xml:space="preserve">Área</w:t>
-            </w:r>
-          </w:p>
-        </w:tc>
-        <w:tc>
-          <w:tcPr>
-            <w:tcW w:w="1892" w:type="dxa"/>
-            <w:shd w:val="clear" w:color="auto" w:fill="D9D9D9" w:themeFill="background1" w:themeFillShade="D9"/>
-          </w:tcPr>
-          <w:p>
-            <w:pPr>
-              <w:widowControl/>
-              <w:spacing w:after="0" w:line="276" w:lineRule="auto"/>
-              <w:jc w:val="left"/>
-              <w:rPr>
-                <w:b/>
-                <w:bCs/>
-                <w:sz w:val="18"/>
-                <w:szCs w:val="18"/>
-              </w:rPr>
-            </w:pPr>
-            <w:r>
-              <w:rPr>
-                <w:b/>
-                <w:bCs/>
-                <w:sz w:val="18"/>
-                <w:szCs w:val="20"/>
-              </w:rPr>
-              <w:t xml:space="preserve">Situação</w:t>
-            </w:r>
-          </w:p>
-        </w:tc>
-        <w:tc>
-          <w:tcPr>
-            <w:tcW w:w="4642" w:type="dxa"/>
-            <w:shd w:val="clear" w:color="auto" w:fill="D9D9D9" w:themeFill="background1" w:themeFillShade="D9"/>
-          </w:tcPr>
-          <w:p>
-            <w:pPr>
-              <w:widowControl/>
-              <w:spacing w:after="0" w:line="276" w:lineRule="auto"/>
-              <w:jc w:val="left"/>
-              <w:rPr>
-                <w:b/>
-                <w:bCs/>
-                <w:sz w:val="18"/>
-                <w:szCs w:val="18"/>
-              </w:rPr>
-            </w:pPr>
-            <w:r>
-              <w:rPr>
-                <w:b/>
-                <w:bCs/>
-                <w:sz w:val="18"/>
-                <w:szCs w:val="20"/>
-              </w:rPr>
-              <w:t xml:space="preserve">Observação</w:t>
-            </w:r>
-          </w:p>
-        </w:tc>
-      </w:tr>
-      <w:tr>
-        <w:trPr>
-          <w:cantSplit/>
-        </w:trPr>
-        <w:tc>
-          <w:tcPr>
-            <w:tcW w:w="3097" w:type="dxa"/>
-          </w:tcPr>
-          <w:p>
-            <w:pPr>
-              <w:widowControl/>
-              <w:spacing w:after="0" w:line="276" w:lineRule="auto"/>
-              <w:jc w:val="left"/>
-              <w:rPr>
-                <w:sz w:val="18"/>
-                <w:szCs w:val="18"/>
-              </w:rPr>
-            </w:pPr>
-            <w:r>
-              <w:rPr>
-                <w:sz w:val="18"/>
-                <w:szCs w:val="20"/>
-              </w:rPr>
-              <w:t xml:space="preserve">Login e bloqueio por tentativas erradas</w:t>
-            </w:r>
-          </w:p>
-        </w:tc>
-        <w:tc>
-          <w:tcPr>
-            <w:tcW w:w="1892" w:type="dxa"/>
-          </w:tcPr>
-          <w:p>
-            <w:pPr>
-              <w:widowControl/>
-              <w:spacing w:after="0" w:line="276" w:lineRule="auto"/>
-              <w:jc w:val="left"/>
-              <w:rPr>
-                <w:sz w:val="18"/>
-                <w:szCs w:val="18"/>
-              </w:rPr>
-            </w:pPr>
-            <w:r>
-              <w:rPr>
-                <w:sz w:val="18"/>
-                <w:szCs w:val="20"/>
-              </w:rPr>
-              <w:t xml:space="preserve">Funciona com falhas</w:t>
-            </w:r>
-          </w:p>
-        </w:tc>
-        <w:tc>
-          <w:tcPr>
-            <w:tcW w:w="4642" w:type="dxa"/>
-          </w:tcPr>
-          <w:p>
-            <w:pPr>
-              <w:widowControl/>
-              <w:spacing w:after="0" w:line="276" w:lineRule="auto"/>
-              <w:jc w:val="left"/>
-              <w:rPr>
-                <w:sz w:val="18"/>
-                <w:szCs w:val="18"/>
-              </w:rPr>
-            </w:pPr>
-            <w:r>
-              <w:rPr>
-                <w:sz w:val="18"/>
-                <w:szCs w:val="20"/>
-              </w:rPr>
-              <w:t xml:space="preserve">Mensagens revelam se o usuário existe</w:t>
-            </w:r>
-          </w:p>
-        </w:tc>
-      </w:tr>
-      <w:tr>
-        <w:trPr>
-          <w:cantSplit/>
-        </w:trPr>
-        <w:tc>
-          <w:tcPr>
-            <w:tcW w:w="3097" w:type="dxa"/>
-          </w:tcPr>
-          <w:p>
-            <w:pPr>
-              <w:widowControl/>
-              <w:spacing w:after="0" w:line="276" w:lineRule="auto"/>
-              <w:jc w:val="left"/>
-              <w:rPr>
-                <w:sz w:val="18"/>
-                <w:szCs w:val="18"/>
-              </w:rPr>
-            </w:pPr>
-            <w:r>
-              <w:rPr>
-                <w:sz w:val="18"/>
-                <w:szCs w:val="20"/>
-              </w:rPr>
-              <w:t xml:space="preserve">Sessão (tempo sem uso, sair)</w:t>
-            </w:r>
-          </w:p>
-        </w:tc>
-        <w:tc>
-          <w:tcPr>
-            <w:tcW w:w="1892" w:type="dxa"/>
-          </w:tcPr>
-          <w:p>
-            <w:pPr>
-              <w:widowControl/>
-              <w:spacing w:after="0" w:line="276" w:lineRule="auto"/>
-              <w:jc w:val="left"/>
-              <w:rPr>
-                <w:sz w:val="18"/>
-                <w:szCs w:val="18"/>
-              </w:rPr>
-            </w:pPr>
-            <w:r>
-              <w:rPr>
-                <w:sz w:val="18"/>
-                <w:szCs w:val="20"/>
-              </w:rPr>
-              <w:t xml:space="preserve">Funciona com falhas</w:t>
-            </w:r>
-          </w:p>
-        </w:tc>
-        <w:tc>
-          <w:tcPr>
-            <w:tcW w:w="4642" w:type="dxa"/>
-          </w:tcPr>
-          <w:p>
-            <w:pPr>
-              <w:widowControl/>
-              <w:spacing w:after="0" w:line="276" w:lineRule="auto"/>
-              <w:jc w:val="left"/>
-              <w:rPr>
-                <w:sz w:val="18"/>
-                <w:szCs w:val="18"/>
-              </w:rPr>
-            </w:pPr>
-            <w:r>
-              <w:rPr>
-                <w:sz w:val="18"/>
-                <w:szCs w:val="20"/>
-              </w:rPr>
-              <w:t xml:space="preserve">"Sair" não encerra os outros módulos; o endereço da página dá acesso sem senha</w:t>
-            </w:r>
-          </w:p>
-        </w:tc>
-      </w:tr>
-      <w:tr>
-        <w:trPr>
-          <w:cantSplit/>
-        </w:trPr>
-        <w:tc>
-          <w:tcPr>
-            <w:tcW w:w="3097" w:type="dxa"/>
-          </w:tcPr>
-          <w:p>
-            <w:pPr>
-              <w:widowControl/>
-              <w:spacing w:after="0" w:line="276" w:lineRule="auto"/>
-              <w:jc w:val="left"/>
-              <w:rPr>
-                <w:sz w:val="18"/>
-                <w:szCs w:val="18"/>
-              </w:rPr>
-            </w:pPr>
-            <w:r>
-              <w:rPr>
-                <w:sz w:val="18"/>
-                <w:szCs w:val="20"/>
-              </w:rPr>
-              <w:t xml:space="preserve">Senha (validade, histórico, composição)</w:t>
-            </w:r>
-          </w:p>
-        </w:tc>
-        <w:tc>
-          <w:tcPr>
-            <w:tcW w:w="1892" w:type="dxa"/>
-          </w:tcPr>
-          <w:p>
-            <w:pPr>
-              <w:widowControl/>
-              <w:spacing w:after="0" w:line="276" w:lineRule="auto"/>
-              <w:jc w:val="left"/>
-              <w:rPr>
-                <w:sz w:val="18"/>
-                <w:szCs w:val="18"/>
-              </w:rPr>
-            </w:pPr>
-            <w:r>
-              <w:rPr>
-                <w:sz w:val="18"/>
-                <w:szCs w:val="20"/>
-              </w:rPr>
-              <w:t xml:space="preserve">Falha grave</w:t>
-            </w:r>
-          </w:p>
-        </w:tc>
-        <w:tc>
-          <w:tcPr>
-            <w:tcW w:w="4642" w:type="dxa"/>
-          </w:tcPr>
-          <w:p>
-            <w:pPr>
-              <w:widowControl/>
-              <w:spacing w:after="0" w:line="276" w:lineRule="auto"/>
-              <w:jc w:val="left"/>
-              <w:rPr>
-                <w:sz w:val="18"/>
-                <w:szCs w:val="18"/>
-              </w:rPr>
-            </w:pPr>
-            <w:r>
-              <w:rPr>
-                <w:sz w:val="18"/>
-                <w:szCs w:val="20"/>
-              </w:rPr>
-              <w:t xml:space="preserve">A troca obrigatória pode ser pulada; as senhas podem ser recuperadas</w:t>
-            </w:r>
-          </w:p>
-        </w:tc>
-      </w:tr>
-      <w:tr>
-        <w:trPr>
-          <w:cantSplit/>
-        </w:trPr>
-        <w:tc>
-          <w:tcPr>
-            <w:tcW w:w="3097" w:type="dxa"/>
-          </w:tcPr>
-          <w:p>
-            <w:pPr>
-              <w:widowControl/>
-              <w:spacing w:after="0" w:line="276" w:lineRule="auto"/>
-              <w:jc w:val="left"/>
-              <w:rPr>
-                <w:sz w:val="18"/>
-                <w:szCs w:val="18"/>
-              </w:rPr>
-            </w:pPr>
-            <w:r>
-              <w:rPr>
-                <w:sz w:val="18"/>
-                <w:szCs w:val="20"/>
-              </w:rPr>
-              <w:t xml:space="preserve">Usuários e contas</w:t>
-            </w:r>
-          </w:p>
-        </w:tc>
-        <w:tc>
-          <w:tcPr>
-            <w:tcW w:w="1892" w:type="dxa"/>
-          </w:tcPr>
-          <w:p>
-            <w:pPr>
-              <w:widowControl/>
-              <w:spacing w:after="0" w:line="276" w:lineRule="auto"/>
-              <w:jc w:val="left"/>
-              <w:rPr>
-                <w:sz w:val="18"/>
-                <w:szCs w:val="18"/>
-              </w:rPr>
-            </w:pPr>
-            <w:r>
-              <w:rPr>
-                <w:sz w:val="18"/>
-                <w:szCs w:val="20"/>
-              </w:rPr>
-              <w:t xml:space="preserve">Funciona com falhas</w:t>
-            </w:r>
-          </w:p>
-        </w:tc>
-        <w:tc>
-          <w:tcPr>
-            <w:tcW w:w="4642" w:type="dxa"/>
-          </w:tcPr>
-          <w:p>
-            <w:pPr>
-              <w:widowControl/>
-              <w:spacing w:after="0" w:line="276" w:lineRule="auto"/>
-              <w:jc w:val="left"/>
-              <w:rPr>
-                <w:sz w:val="18"/>
-                <w:szCs w:val="18"/>
-              </w:rPr>
-            </w:pPr>
-            <w:r>
-              <w:rPr>
-                <w:sz w:val="18"/>
-                <w:szCs w:val="20"/>
-              </w:rPr>
-              <w:t xml:space="preserve">O administrador vê a senha provisória; a tela de consulta permite editar</w:t>
-            </w:r>
-          </w:p>
-        </w:tc>
-      </w:tr>
-      <w:tr>
-        <w:trPr>
-          <w:cantSplit/>
-        </w:trPr>
-        <w:tc>
-          <w:tcPr>
-            <w:tcW w:w="3097" w:type="dxa"/>
-          </w:tcPr>
-          <w:p>
-            <w:pPr>
-              <w:widowControl/>
-              <w:spacing w:after="0" w:line="276" w:lineRule="auto"/>
-              <w:jc w:val="left"/>
-              <w:rPr>
-                <w:sz w:val="18"/>
-                <w:szCs w:val="18"/>
-              </w:rPr>
-            </w:pPr>
-            <w:r>
-              <w:rPr>
-                <w:sz w:val="18"/>
-                <w:szCs w:val="20"/>
-              </w:rPr>
-              <w:t xml:space="preserve">Perfis e permissões</w:t>
-            </w:r>
-          </w:p>
-        </w:tc>
-        <w:tc>
-          <w:tcPr>
-            <w:tcW w:w="1892" w:type="dxa"/>
-          </w:tcPr>
-          <w:p>
-            <w:pPr>
-              <w:widowControl/>
-              <w:spacing w:after="0" w:line="276" w:lineRule="auto"/>
-              <w:jc w:val="left"/>
-              <w:rPr>
-                <w:sz w:val="18"/>
-                <w:szCs w:val="18"/>
-              </w:rPr>
-            </w:pPr>
-            <w:r>
-              <w:rPr>
-                <w:sz w:val="18"/>
-                <w:szCs w:val="20"/>
-              </w:rPr>
-              <w:t xml:space="preserve">Falha grave</w:t>
-            </w:r>
-          </w:p>
-        </w:tc>
-        <w:tc>
-          <w:tcPr>
-            <w:tcW w:w="4642" w:type="dxa"/>
-          </w:tcPr>
-          <w:p>
-            <w:pPr>
-              <w:widowControl/>
-              <w:spacing w:after="0" w:line="276" w:lineRule="auto"/>
-              <w:jc w:val="left"/>
-              <w:rPr>
-                <w:sz w:val="18"/>
-                <w:szCs w:val="18"/>
-              </w:rPr>
-            </w:pPr>
-            <w:r>
-              <w:rPr>
-                <w:sz w:val="18"/>
-                <w:szCs w:val="20"/>
-              </w:rPr>
-              <w:t xml:space="preserve">Botões respeitam as permissões, mas as telas abrem sem permissão pelo endereço</w:t>
-            </w:r>
-          </w:p>
-        </w:tc>
-      </w:tr>
-      <w:tr>
-        <w:trPr>
-          <w:cantSplit/>
-        </w:trPr>
-        <w:tc>
-          <w:tcPr>
-            <w:tcW w:w="3097" w:type="dxa"/>
-          </w:tcPr>
-          <w:p>
-            <w:pPr>
-              <w:widowControl/>
-              <w:spacing w:after="0" w:line="276" w:lineRule="auto"/>
-              <w:jc w:val="left"/>
-              <w:rPr>
-                <w:sz w:val="18"/>
-                <w:szCs w:val="18"/>
-              </w:rPr>
-            </w:pPr>
-            <w:r>
-              <w:rPr>
-                <w:sz w:val="18"/>
-                <w:szCs w:val="20"/>
-              </w:rPr>
-              <w:t xml:space="preserve">Cadastros de Ambiente, Equipamento e Pessoa jurídica</w:t>
-            </w:r>
-          </w:p>
-        </w:tc>
-        <w:tc>
-          <w:tcPr>
-            <w:tcW w:w="1892" w:type="dxa"/>
-          </w:tcPr>
-          <w:p>
-            <w:pPr>
-              <w:widowControl/>
-              <w:spacing w:after="0" w:line="276" w:lineRule="auto"/>
-              <w:jc w:val="left"/>
-              <w:rPr>
-                <w:sz w:val="18"/>
-                <w:szCs w:val="18"/>
-              </w:rPr>
-            </w:pPr>
-            <w:r>
-              <w:rPr>
-                <w:sz w:val="18"/>
-                <w:szCs w:val="20"/>
-              </w:rPr>
-              <w:t xml:space="preserve">Funciona com falhas</w:t>
-            </w:r>
-          </w:p>
-        </w:tc>
-        <w:tc>
-          <w:tcPr>
-            <w:tcW w:w="4642" w:type="dxa"/>
-          </w:tcPr>
-          <w:p>
-            <w:pPr>
-              <w:widowControl/>
-              <w:spacing w:after="0" w:line="276" w:lineRule="auto"/>
-              <w:jc w:val="left"/>
-              <w:rPr>
-                <w:sz w:val="18"/>
-                <w:szCs w:val="18"/>
-              </w:rPr>
-            </w:pPr>
-            <w:r>
-              <w:rPr>
-                <w:sz w:val="18"/>
-                <w:szCs w:val="20"/>
-              </w:rPr>
-              <w:t xml:space="preserve">Incluir, editar e excluir funcionam; falta justificativa na exclusão e na alteração</w:t>
-            </w:r>
-          </w:p>
-        </w:tc>
-      </w:tr>
-      <w:tr>
-        <w:trPr>
-          <w:cantSplit/>
-        </w:trPr>
-        <w:tc>
-          <w:tcPr>
-            <w:tcW w:w="3097" w:type="dxa"/>
-          </w:tcPr>
-          <w:p>
-            <w:pPr>
-              <w:widowControl/>
-              <w:spacing w:after="0" w:line="276" w:lineRule="auto"/>
-              <w:jc w:val="left"/>
-              <w:rPr>
-                <w:sz w:val="18"/>
-                <w:szCs w:val="18"/>
-              </w:rPr>
-            </w:pPr>
-            <w:r>
-              <w:rPr>
-                <w:sz w:val="18"/>
-                <w:szCs w:val="20"/>
-              </w:rPr>
-              <w:t xml:space="preserve">Trilha de auditoria (histórico)</w:t>
-            </w:r>
-          </w:p>
-        </w:tc>
-        <w:tc>
-          <w:tcPr>
-            <w:tcW w:w="1892" w:type="dxa"/>
-          </w:tcPr>
-          <w:p>
-            <w:pPr>
-              <w:widowControl/>
-              <w:spacing w:after="0" w:line="276" w:lineRule="auto"/>
-              <w:jc w:val="left"/>
-              <w:rPr>
-                <w:sz w:val="18"/>
-                <w:szCs w:val="18"/>
-              </w:rPr>
-            </w:pPr>
-            <w:r>
-              <w:rPr>
-                <w:sz w:val="18"/>
-                <w:szCs w:val="20"/>
-              </w:rPr>
-              <w:t xml:space="preserve">Funciona com falhas</w:t>
-            </w:r>
-          </w:p>
-        </w:tc>
-        <w:tc>
-          <w:tcPr>
-            <w:tcW w:w="4642" w:type="dxa"/>
-          </w:tcPr>
-          <w:p>
-            <w:pPr>
-              <w:widowControl/>
-              <w:spacing w:after="0" w:line="276" w:lineRule="auto"/>
-              <w:jc w:val="left"/>
-              <w:rPr>
-                <w:sz w:val="18"/>
-                <w:szCs w:val="18"/>
-              </w:rPr>
-            </w:pPr>
-            <w:r>
-              <w:rPr>
-                <w:sz w:val="18"/>
-                <w:szCs w:val="20"/>
-              </w:rPr>
-              <w:t xml:space="preserve">Histórico campo a campo; o registro excluído não pode ser consultado</w:t>
-            </w:r>
-          </w:p>
-        </w:tc>
-      </w:tr>
-      <w:tr>
-        <w:trPr>
-          <w:cantSplit/>
-        </w:trPr>
-        <w:tc>
-          <w:tcPr>
-            <w:tcW w:w="3097" w:type="dxa"/>
-          </w:tcPr>
-          <w:p>
-            <w:pPr>
-              <w:widowControl/>
-              <w:spacing w:after="0" w:line="276" w:lineRule="auto"/>
-              <w:jc w:val="left"/>
-              <w:rPr>
-                <w:sz w:val="18"/>
-                <w:szCs w:val="18"/>
-              </w:rPr>
-            </w:pPr>
-            <w:r>
-              <w:rPr>
-                <w:sz w:val="18"/>
-                <w:szCs w:val="20"/>
-              </w:rPr>
-              <w:t xml:space="preserve">Demais cadastros, segurança da aplicação, carga de dados</w:t>
-            </w:r>
-          </w:p>
-        </w:tc>
-        <w:tc>
-          <w:tcPr>
-            <w:tcW w:w="1892" w:type="dxa"/>
-          </w:tcPr>
-          <w:p>
-            <w:pPr>
-              <w:widowControl/>
-              <w:spacing w:after="0" w:line="276" w:lineRule="auto"/>
-              <w:jc w:val="left"/>
-              <w:rPr>
-                <w:sz w:val="18"/>
-                <w:szCs w:val="18"/>
-              </w:rPr>
-            </w:pPr>
-            <w:r>
-              <w:rPr>
-                <w:sz w:val="18"/>
-                <w:szCs w:val="20"/>
-              </w:rPr>
-              <w:t xml:space="preserve">Não testado</w:t>
-            </w:r>
-          </w:p>
-        </w:tc>
-        <w:tc>
-          <w:tcPr>
-            <w:tcW w:w="4642" w:type="dxa"/>
-          </w:tcPr>
-          <w:p>
-            <w:pPr>
-              <w:widowControl/>
-              <w:spacing w:after="0" w:line="276" w:lineRule="auto"/>
-              <w:jc w:val="left"/>
-              <w:rPr>
-                <w:sz w:val="18"/>
-                <w:szCs w:val="18"/>
-              </w:rPr>
-            </w:pPr>
-            <w:r>
-              <w:rPr>
-                <w:sz w:val="18"/>
-                <w:szCs w:val="20"/>
-              </w:rPr>
-              <w:t xml:space="preserve">Próxima rodada</w:t>
-            </w:r>
-          </w:p>
-        </w:tc>
-      </w:tr>
-    </w:tbl>
-    <w:p>
-      <w:pPr>
-        <w:spacing w:after="0" w:line="252" w:lineRule="auto"/>
-      </w:pPr>
-    </w:p>
-    <w:p>
-      <w:pPr>
-        <w:keepNext/>
-        <w:widowControl/>
-        <w:numPr>
-          <w:ilvl w:val="0"/>
-          <w:numId w:val="1"/>
-        </w:numPr>
-        <w:pBdr>
-          <w:top w:val="single" w:sz="4" w:space="1" w:color="000000"/>
-          <w:left w:val="single" w:sz="4" w:space="4" w:color="000000"/>
-          <w:bottom w:val="single" w:sz="4" w:space="1" w:color="000000"/>
-          <w:right w:val="single" w:sz="4" w:space="4" w:color="000000"/>
-        </w:pBdr>
-        <w:shd w:val="clear" w:color="auto" w:fill="F2F2F2"/>
-        <w:spacing w:before="200" w:after="0"/>
-        <w:ind w:left="0" w:right="170" w:firstLine="0"/>
-        <w:outlineLvl w:val="0"/>
-        <w:rPr>
-          <w:color w:val="000000" w:themeColor="text1"/>
-        </w:rPr>
-      </w:pPr>
-      <w:r>
-        <w:rPr>
-          <w:rFonts w:eastAsia="Arial" w:cs="Arial"/>
-          <w:b/>
-          <w:color w:val="000000" w:themeColor="text1"/>
-        </w:rPr>
-        <w:t xml:space="preserve">SEIS CORREÇÕES OBRIGATÓRIAS PARA A CONFORMIDADE</w:t>
+        <w:t xml:space="preserve">CORREÇÕES OBRIGATÓRIAS PARA A CONFORMIDADE</w:t>
       </w:r>
     </w:p>
     <w:p>
@@ -1866,7 +1193,7 @@
         <w:rPr>
           <w:szCs w:val="20"/>
         </w:rPr>
-        <w:t xml:space="preserve">Conferir a permissão do usuário em todas as telas e ações, no servidor.</w:t>
+        <w:t xml:space="preserve">Exigir justificativa em toda alteração e exclusão de cadastro e manter consultável o histórico do registro excluído.</w:t>
       </w:r>
     </w:p>
     <w:p>
@@ -1884,7 +1211,7 @@
         <w:rPr>
           <w:szCs w:val="20"/>
         </w:rPr>
-        <w:t xml:space="preserve">Exigir a troca de senha antes de qualquer outra tela.</w:t>
+        <w:t xml:space="preserve">Gravar no histórico todo campo alterado, com o valor antigo e o novo, inclusive na Configuração e nas notificações.</w:t>
       </w:r>
     </w:p>
     <w:p>
@@ -1902,7 +1229,7 @@
         <w:rPr>
           <w:szCs w:val="20"/>
         </w:rPr>
-        <w:t xml:space="preserve">Guardar as senhas de forma irrecuperável e nunca exibi-las, nem ao administrador.</w:t>
+        <w:t xml:space="preserve">Pedir a senha de novo nas gravações críticas da Administração.</w:t>
       </w:r>
     </w:p>
     <w:p>
@@ -1920,7 +1247,7 @@
         <w:rPr>
           <w:szCs w:val="20"/>
         </w:rPr>
-        <w:t xml:space="preserve">Exigir justificativa em toda alteração e exclusão de cadastro, e manter consultável o histórico do registro excluído.</w:t>
+        <w:t xml:space="preserve">Conferir a permissão do usuário em todas as telas e ações, no servidor, e deixar somente leitura a tela de quem só consulta.</w:t>
       </w:r>
     </w:p>
     <w:p>
@@ -1938,7 +1265,7 @@
         <w:rPr>
           <w:szCs w:val="20"/>
         </w:rPr>
-        <w:t xml:space="preserve">Encerrar a sessão após 10 minutos sem uso e, ao sair, em todos os módulos; tirar o acesso do endereço da página.</w:t>
+        <w:t xml:space="preserve">Exigir a troca de senha antes de qualquer outra tela e nunca mostrar a senha provisória, nem ao administrador.</w:t>
       </w:r>
     </w:p>
     <w:p>
@@ -1956,7 +1283,7 @@
         <w:rPr>
           <w:szCs w:val="20"/>
         </w:rPr>
-        <w:t xml:space="preserve">Deixar somente leitura a tela de quem só tem permissão de consulta.</w:t>
+        <w:t xml:space="preserve">Aceitar no login só endereços do próprio sistema, encerrar a sessão após 10 minutos sem uso e, ao sair, em todos os módulos.</w:t>
       </w:r>
     </w:p>
     <w:p>
@@ -2080,6 +1407,79 @@
           <w:b/>
           <w:color w:val="000000" w:themeColor="text1"/>
         </w:rPr>
+        <w:t xml:space="preserve">LIMITAÇÕES E O QUE MUDA NA REABERTURA</w:t>
+      </w:r>
+    </w:p>
+    <w:p>
+      <w:pPr>
+        <w:keepNext/>
+        <w:spacing w:after="0" w:line="252" w:lineRule="auto"/>
+      </w:pPr>
+    </w:p>
+    <w:p>
+      <w:pPr>
+        <w:numPr>
+          <w:ilvl w:val="0"/>
+          <w:numId w:val="2"/>
+        </w:numPr>
+        <w:spacing w:after="0" w:line="252" w:lineRule="auto"/>
+        <w:rPr>
+          <w:szCs w:val="20"/>
+        </w:rPr>
+      </w:pPr>
+      <w:r>
+        <w:rPr>
+          <w:szCs w:val="20"/>
+        </w:rPr>
+        <w:t xml:space="preserve">Na rodada 3 só o administrador foi usado, porque a senha provisória aparece na tela e não pode ser gravada; o acesso por perfil nas telas abertas só na rodada 3 ficou sem teste. Três casos dependem do DBA (registro de acessos e proteção do histórico).</w:t>
+      </w:r>
+    </w:p>
+    <w:p>
+      <w:pPr>
+        <w:numPr>
+          <w:ilvl w:val="0"/>
+          <w:numId w:val="2"/>
+        </w:numPr>
+        <w:spacing w:after="0" w:line="252" w:lineRule="auto"/>
+        <w:rPr>
+          <w:szCs w:val="20"/>
+        </w:rPr>
+      </w:pPr>
+      <w:r>
+        <w:rPr>
+          <w:szCs w:val="20"/>
+        </w:rPr>
+        <w:t xml:space="preserve">O módulo só volta a ser testado quando o DBA responder, o desenvolvimento corrigir os defeitos de gravidade alta ou houver um segundo usuário de teste. Aí se repetem os 16 defeitos de gravidade alta e os casos de acesso por perfil.</w:t>
+      </w:r>
+    </w:p>
+    <w:p>
+      <w:pPr>
+        <w:keepNext/>
+        <w:widowControl/>
+        <w:numPr>
+          <w:ilvl w:val="0"/>
+          <w:numId w:val="1"/>
+        </w:numPr>
+        <w:pBdr>
+          <w:top w:val="single" w:sz="4" w:space="1" w:color="000000"/>
+          <w:left w:val="single" w:sz="4" w:space="4" w:color="000000"/>
+          <w:bottom w:val="single" w:sz="4" w:space="1" w:color="000000"/>
+          <w:right w:val="single" w:sz="4" w:space="4" w:color="000000"/>
+        </w:pBdr>
+        <w:shd w:val="clear" w:color="auto" w:fill="F2F2F2"/>
+        <w:spacing w:before="200" w:after="0"/>
+        <w:ind w:left="0" w:right="170" w:firstLine="0"/>
+        <w:outlineLvl w:val="0"/>
+        <w:rPr>
+          <w:color w:val="000000" w:themeColor="text1"/>
+        </w:rPr>
+      </w:pPr>
+      <w:r>
+        <w:rPr>
+          <w:rFonts w:eastAsia="Arial" w:cs="Arial"/>
+          <w:b/>
+          <w:color w:val="000000" w:themeColor="text1"/>
+        </w:rPr>
         <w:t xml:space="preserve">DECISÕES E APOIO PEDIDOS À DIRETORIA</w:t>
       </w:r>
     </w:p>
@@ -2097,9 +1497,9 @@
         <w:tblLook w:val="04A0" w:firstRow="1" w:lastRow="0" w:firstColumn="1" w:lastColumn="0" w:noHBand="0" w:noVBand="1"/>
       </w:tblPr>
       <w:tblGrid>
-        <w:gridCol w:w="593"/>
-        <w:gridCol w:w="4943"/>
-        <w:gridCol w:w="4095"/>
+        <w:gridCol w:w="553"/>
+        <w:gridCol w:w="5443"/>
+        <w:gridCol w:w="3635"/>
       </w:tblGrid>
       <w:tr>
         <w:trPr>
@@ -2108,7 +1508,7 @@
         </w:trPr>
         <w:tc>
           <w:tcPr>
-            <w:tcW w:w="593" w:type="dxa"/>
+            <w:tcW w:w="553" w:type="dxa"/>
             <w:shd w:val="clear" w:color="auto" w:fill="D9D9D9" w:themeFill="background1" w:themeFillShade="D9"/>
           </w:tcPr>
           <w:p>
@@ -2136,7 +1536,7 @@
         </w:tc>
         <w:tc>
           <w:tcPr>
-            <w:tcW w:w="4943" w:type="dxa"/>
+            <w:tcW w:w="5443" w:type="dxa"/>
             <w:shd w:val="clear" w:color="auto" w:fill="D9D9D9" w:themeFill="background1" w:themeFillShade="D9"/>
           </w:tcPr>
           <w:p>
@@ -2164,7 +1564,7 @@
         </w:tc>
         <w:tc>
           <w:tcPr>
-            <w:tcW w:w="4095" w:type="dxa"/>
+            <w:tcW w:w="3635" w:type="dxa"/>
             <w:shd w:val="clear" w:color="auto" w:fill="D9D9D9" w:themeFill="background1" w:themeFillShade="D9"/>
           </w:tcPr>
           <w:p>
@@ -2197,7 +1597,7 @@
         </w:trPr>
         <w:tc>
           <w:tcPr>
-            <w:tcW w:w="593" w:type="dxa"/>
+            <w:tcW w:w="553" w:type="dxa"/>
           </w:tcPr>
           <w:p>
             <w:pPr>
@@ -2220,7 +1620,7 @@
         </w:tc>
         <w:tc>
           <w:tcPr>
-            <w:tcW w:w="4943" w:type="dxa"/>
+            <w:tcW w:w="5443" w:type="dxa"/>
           </w:tcPr>
           <w:p>
             <w:pPr>
@@ -2237,13 +1637,13 @@
                 <w:sz w:val="18"/>
                 <w:szCs w:val="20"/>
               </w:rPr>
-              <w:t xml:space="preserve">Aprovar as seis correções como condição para o sistema entrar em uso</w:t>
+              <w:t xml:space="preserve">Aprovar as correções obrigatórias como condição para o sistema entrar em uso</w:t>
             </w:r>
           </w:p>
         </w:tc>
         <w:tc>
           <w:tcPr>
-            <w:tcW w:w="4095" w:type="dxa"/>
+            <w:tcW w:w="3635" w:type="dxa"/>
           </w:tcPr>
           <w:p>
             <w:pPr>
@@ -2271,7 +1671,7 @@
         </w:trPr>
         <w:tc>
           <w:tcPr>
-            <w:tcW w:w="593" w:type="dxa"/>
+            <w:tcW w:w="553" w:type="dxa"/>
           </w:tcPr>
           <w:p>
             <w:pPr>
@@ -2294,7 +1694,7 @@
         </w:tc>
         <w:tc>
           <w:tcPr>
-            <w:tcW w:w="4943" w:type="dxa"/>
+            <w:tcW w:w="5443" w:type="dxa"/>
           </w:tcPr>
           <w:p>
             <w:pPr>
@@ -2317,7 +1717,7 @@
         </w:tc>
         <w:tc>
           <w:tcPr>
-            <w:tcW w:w="4095" w:type="dxa"/>
+            <w:tcW w:w="3635" w:type="dxa"/>
           </w:tcPr>
           <w:p>
             <w:pPr>
@@ -2334,7 +1734,7 @@
                 <w:sz w:val="18"/>
                 <w:szCs w:val="20"/>
               </w:rPr>
-              <w:t xml:space="preserve">Fecha os 5 testes bloqueados</w:t>
+              <w:t xml:space="preserve">Fecha os testes bloqueados</w:t>
             </w:r>
           </w:p>
         </w:tc>
@@ -2345,7 +1745,7 @@
         </w:trPr>
         <w:tc>
           <w:tcPr>
-            <w:tcW w:w="593" w:type="dxa"/>
+            <w:tcW w:w="553" w:type="dxa"/>
           </w:tcPr>
           <w:p>
             <w:pPr>
@@ -2368,7 +1768,7 @@
         </w:tc>
         <w:tc>
           <w:tcPr>
-            <w:tcW w:w="4943" w:type="dxa"/>
+            <w:tcW w:w="5443" w:type="dxa"/>
           </w:tcPr>
           <w:p>
             <w:pPr>
@@ -2385,13 +1785,13 @@
                 <w:sz w:val="18"/>
                 <w:szCs w:val="20"/>
               </w:rPr>
-              <w:t xml:space="preserve">Indicar quem, na GQ, revisa e aprova o Dossiê</w:t>
+              <w:t xml:space="preserve">Indicar quem, na GQ, revisa e aprova o Dossiê e decide a assinatura eletrônica e a regra de justificativa</w:t>
             </w:r>
           </w:p>
         </w:tc>
         <w:tc>
           <w:tcPr>
-            <w:tcW w:w="4095" w:type="dxa"/>
+            <w:tcW w:w="3635" w:type="dxa"/>
           </w:tcPr>
           <w:p>
             <w:pPr>
@@ -2419,7 +1819,7 @@
         </w:trPr>
         <w:tc>
           <w:tcPr>
-            <w:tcW w:w="593" w:type="dxa"/>
+            <w:tcW w:w="553" w:type="dxa"/>
           </w:tcPr>
           <w:p>
             <w:pPr>
@@ -2442,7 +1842,7 @@
         </w:tc>
         <w:tc>
           <w:tcPr>
-            <w:tcW w:w="4943" w:type="dxa"/>
+            <w:tcW w:w="5443" w:type="dxa"/>
           </w:tcPr>
           <w:p>
             <w:pPr>
@@ -2465,7 +1865,7 @@
         </w:tc>
         <w:tc>
           <w:tcPr>
-            <w:tcW w:w="4095" w:type="dxa"/>
+            <w:tcW w:w="3635" w:type="dxa"/>
           </w:tcPr>
           <w:p>
             <w:pPr>
